--- a/d7_part2_of_dart_extras_isolate.docx
+++ b/d7_part2_of_dart_extras_isolate.docx
@@ -40,27 +40,7 @@
           <w:sz w:val="32"/>
           <w:szCs w:val="32"/>
         </w:rPr>
-        <w:t>@</w:t>
-      </w:r>
-      <w:proofErr w:type="gramStart"/>
-      <w:r>
-        <w:rPr>
-          <w:b/>
-          <w:bCs/>
-          <w:sz w:val="32"/>
-          <w:szCs w:val="32"/>
-        </w:rPr>
-        <w:t>pragma(</w:t>
-      </w:r>
-      <w:proofErr w:type="gramEnd"/>
-      <w:r>
-        <w:rPr>
-          <w:b/>
-          <w:bCs/>
-          <w:sz w:val="32"/>
-          <w:szCs w:val="32"/>
-        </w:rPr>
-        <w:t>)</w:t>
+        <w:t>@pragma()</w:t>
       </w:r>
       <w:r>
         <w:rPr>
@@ -104,23 +84,7 @@
           <w:sz w:val="32"/>
           <w:szCs w:val="32"/>
         </w:rPr>
-        <w:t xml:space="preserve">(Super </w:t>
-      </w:r>
-      <w:proofErr w:type="gramStart"/>
-      <w:r>
-        <w:rPr>
-          <w:sz w:val="32"/>
-          <w:szCs w:val="32"/>
-        </w:rPr>
-        <w:t>Language)…</w:t>
-      </w:r>
-      <w:proofErr w:type="gramEnd"/>
-      <w:r>
-        <w:rPr>
-          <w:sz w:val="32"/>
-          <w:szCs w:val="32"/>
-        </w:rPr>
-        <w:t>…………………………………………………..2</w:t>
+        <w:t>(Super Language)……………………………………………………..2</w:t>
       </w:r>
     </w:p>
     <w:p>
@@ -225,27 +189,7 @@
           <w:szCs w:val="32"/>
         </w:rPr>
         <w:lastRenderedPageBreak/>
-        <w:t>@</w:t>
-      </w:r>
-      <w:proofErr w:type="gramStart"/>
-      <w:r>
-        <w:rPr>
-          <w:b/>
-          <w:bCs/>
-          <w:sz w:val="32"/>
-          <w:szCs w:val="32"/>
-        </w:rPr>
-        <w:t>pragma(</w:t>
-      </w:r>
-      <w:proofErr w:type="gramEnd"/>
-      <w:r>
-        <w:rPr>
-          <w:b/>
-          <w:bCs/>
-          <w:sz w:val="32"/>
-          <w:szCs w:val="32"/>
-        </w:rPr>
-        <w:t>) with Top-Level Function:</w:t>
+        <w:t>@pragma() with Top-Level Function:</w:t>
       </w:r>
     </w:p>
     <w:p>
@@ -512,7 +456,37 @@
           <w:sz w:val="32"/>
           <w:szCs w:val="32"/>
         </w:rPr>
-        <w:t>) for web browsers</w:t>
+        <w:t>)</w:t>
+      </w:r>
+      <w:r>
+        <w:rPr>
+          <w:sz w:val="32"/>
+          <w:szCs w:val="32"/>
+        </w:rPr>
+        <w:t xml:space="preserve"> or </w:t>
+      </w:r>
+      <w:r>
+        <w:rPr>
+          <w:b/>
+          <w:bCs/>
+          <w:sz w:val="32"/>
+          <w:szCs w:val="32"/>
+        </w:rPr>
+        <w:t>WASM</w:t>
+      </w:r>
+      <w:r>
+        <w:rPr>
+          <w:sz w:val="32"/>
+          <w:szCs w:val="32"/>
+        </w:rPr>
+        <w:t xml:space="preserve"> (Web Assembly)</w:t>
+      </w:r>
+      <w:r>
+        <w:rPr>
+          <w:sz w:val="32"/>
+          <w:szCs w:val="32"/>
+        </w:rPr>
+        <w:t xml:space="preserve"> for web browsers</w:t>
       </w:r>
     </w:p>
     <w:p>
@@ -827,34 +801,319 @@
           <w:sz w:val="32"/>
           <w:szCs w:val="32"/>
         </w:rPr>
-        <w:t xml:space="preserve"> </w:t>
-      </w:r>
-      <w:proofErr w:type="gramStart"/>
-      <w:r>
-        <w:rPr>
-          <w:b/>
-          <w:bCs/>
-          <w:sz w:val="32"/>
-          <w:szCs w:val="32"/>
-        </w:rPr>
-        <w:t>main(</w:t>
-      </w:r>
-      <w:proofErr w:type="gramEnd"/>
-      <w:r>
-        <w:rPr>
-          <w:b/>
-          <w:bCs/>
+        <w:t xml:space="preserve"> main()</w:t>
+      </w:r>
+      <w:r>
+        <w:rPr>
+          <w:sz w:val="32"/>
+          <w:szCs w:val="32"/>
+        </w:rPr>
+        <w:t xml:space="preserve"> function, </w:t>
+      </w:r>
+      <w:r>
+        <w:rPr>
+          <w:b/>
+          <w:bCs/>
+          <w:sz w:val="32"/>
+          <w:szCs w:val="32"/>
+        </w:rPr>
+        <w:t>Dart</w:t>
+      </w:r>
+      <w:r>
+        <w:rPr>
+          <w:sz w:val="32"/>
+          <w:szCs w:val="32"/>
+        </w:rPr>
+        <w:t xml:space="preserve">’s </w:t>
+      </w:r>
+      <w:r>
+        <w:rPr>
+          <w:b/>
+          <w:bCs/>
+          <w:sz w:val="32"/>
+          <w:szCs w:val="32"/>
+        </w:rPr>
+        <w:t>main()</w:t>
+      </w:r>
+      <w:r>
+        <w:rPr>
+          <w:sz w:val="32"/>
+          <w:szCs w:val="32"/>
+        </w:rPr>
+        <w:t xml:space="preserve"> function has no return values so it’s always </w:t>
+      </w:r>
+      <w:r>
+        <w:rPr>
+          <w:b/>
+          <w:bCs/>
+          <w:sz w:val="32"/>
+          <w:szCs w:val="32"/>
+        </w:rPr>
+        <w:t>void</w:t>
+      </w:r>
+    </w:p>
+    <w:p>
+      <w:pPr>
+        <w:jc w:val="both"/>
+        <w:rPr>
+          <w:sz w:val="32"/>
+          <w:szCs w:val="32"/>
+        </w:rPr>
+      </w:pPr>
+      <w:r>
+        <w:rPr>
+          <w:sz w:val="32"/>
+          <w:szCs w:val="32"/>
+        </w:rPr>
+        <w:t xml:space="preserve"># Every value or anything we can store in a variable is an object in </w:t>
+      </w:r>
+      <w:r>
+        <w:rPr>
+          <w:b/>
+          <w:bCs/>
+          <w:sz w:val="32"/>
+          <w:szCs w:val="32"/>
+        </w:rPr>
+        <w:t>Dart</w:t>
+      </w:r>
+      <w:r>
+        <w:rPr>
+          <w:sz w:val="32"/>
+          <w:szCs w:val="32"/>
+        </w:rPr>
+        <w:t xml:space="preserve">, meaning except </w:t>
+      </w:r>
+      <w:r>
+        <w:rPr>
+          <w:b/>
+          <w:bCs/>
+          <w:sz w:val="32"/>
+          <w:szCs w:val="32"/>
+        </w:rPr>
+        <w:t>null</w:t>
+      </w:r>
+      <w:r>
+        <w:rPr>
+          <w:sz w:val="32"/>
+          <w:szCs w:val="32"/>
+        </w:rPr>
+        <w:t xml:space="preserve"> everything in</w:t>
+      </w:r>
+      <w:r>
+        <w:rPr>
+          <w:b/>
+          <w:bCs/>
+          <w:sz w:val="32"/>
+          <w:szCs w:val="32"/>
+        </w:rPr>
+        <w:t xml:space="preserve"> Dart</w:t>
+      </w:r>
+      <w:r>
+        <w:rPr>
+          <w:sz w:val="32"/>
+          <w:szCs w:val="32"/>
+        </w:rPr>
+        <w:t xml:space="preserve"> is an object</w:t>
+      </w:r>
+    </w:p>
+    <w:p>
+      <w:pPr>
+        <w:jc w:val="both"/>
+        <w:rPr>
+          <w:sz w:val="32"/>
+          <w:szCs w:val="32"/>
+        </w:rPr>
+      </w:pPr>
+      <w:r>
+        <w:rPr>
+          <w:sz w:val="32"/>
+          <w:szCs w:val="32"/>
+        </w:rPr>
+        <w:t># Functions are also first-class objects in</w:t>
+      </w:r>
+      <w:r>
+        <w:rPr>
+          <w:b/>
+          <w:bCs/>
+          <w:sz w:val="32"/>
+          <w:szCs w:val="32"/>
+        </w:rPr>
+        <w:t xml:space="preserve"> Dart </w:t>
+      </w:r>
+      <w:r>
+        <w:rPr>
+          <w:sz w:val="32"/>
+          <w:szCs w:val="32"/>
+        </w:rPr>
+        <w:t>which means they can be passed around for Functional Programming (</w:t>
+      </w:r>
+      <w:r>
+        <w:rPr>
+          <w:b/>
+          <w:bCs/>
+          <w:sz w:val="32"/>
+          <w:szCs w:val="32"/>
+        </w:rPr>
+        <w:t>VoidCallback</w:t>
+      </w:r>
+      <w:r>
+        <w:rPr>
+          <w:sz w:val="32"/>
+          <w:szCs w:val="32"/>
+        </w:rPr>
+        <w:t xml:space="preserve">, </w:t>
+      </w:r>
+      <w:r>
+        <w:rPr>
+          <w:b/>
+          <w:bCs/>
+          <w:sz w:val="32"/>
+          <w:szCs w:val="32"/>
+        </w:rPr>
+        <w:t>ValueChanged</w:t>
+      </w:r>
+      <w:r>
+        <w:rPr>
+          <w:sz w:val="32"/>
+          <w:szCs w:val="32"/>
+        </w:rPr>
+        <w:t>, and</w:t>
+      </w:r>
+      <w:r>
+        <w:rPr>
+          <w:b/>
+          <w:bCs/>
+          <w:sz w:val="32"/>
+          <w:szCs w:val="32"/>
+        </w:rPr>
+        <w:t xml:space="preserve"> lambda functions () =&gt;</w:t>
+      </w:r>
+      <w:r>
+        <w:rPr>
           <w:sz w:val="32"/>
           <w:szCs w:val="32"/>
         </w:rPr>
         <w:t>)</w:t>
       </w:r>
-      <w:r>
-        <w:rPr>
-          <w:sz w:val="32"/>
-          <w:szCs w:val="32"/>
-        </w:rPr>
-        <w:t xml:space="preserve"> function, </w:t>
+    </w:p>
+    <w:p>
+      <w:pPr>
+        <w:jc w:val="both"/>
+        <w:rPr>
+          <w:b/>
+          <w:bCs/>
+          <w:sz w:val="32"/>
+          <w:szCs w:val="32"/>
+        </w:rPr>
+      </w:pPr>
+    </w:p>
+    <w:p>
+      <w:pPr>
+        <w:jc w:val="center"/>
+        <w:rPr>
+          <w:sz w:val="32"/>
+          <w:szCs w:val="32"/>
+        </w:rPr>
+      </w:pPr>
+      <w:r>
+        <w:rPr>
+          <w:sz w:val="32"/>
+          <w:szCs w:val="32"/>
+        </w:rPr>
+        <w:t>Break</w:t>
+      </w:r>
+    </w:p>
+    <w:p>
+      <w:pPr>
+        <w:jc w:val="both"/>
+        <w:rPr>
+          <w:b/>
+          <w:bCs/>
+          <w:sz w:val="32"/>
+          <w:szCs w:val="32"/>
+        </w:rPr>
+      </w:pPr>
+    </w:p>
+    <w:p>
+      <w:pPr>
+        <w:jc w:val="both"/>
+        <w:rPr>
+          <w:b/>
+          <w:bCs/>
+          <w:sz w:val="32"/>
+          <w:szCs w:val="32"/>
+        </w:rPr>
+      </w:pPr>
+      <w:r>
+        <w:rPr>
+          <w:b/>
+          <w:bCs/>
+          <w:sz w:val="32"/>
+          <w:szCs w:val="32"/>
+        </w:rPr>
+        <w:t>Isolate/Compute:</w:t>
+      </w:r>
+    </w:p>
+    <w:p>
+      <w:pPr>
+        <w:jc w:val="both"/>
+        <w:rPr>
+          <w:sz w:val="32"/>
+          <w:szCs w:val="32"/>
+        </w:rPr>
+      </w:pPr>
+      <w:r>
+        <w:rPr>
+          <w:sz w:val="32"/>
+          <w:szCs w:val="32"/>
+        </w:rPr>
+        <w:t xml:space="preserve"># See below </w:t>
+      </w:r>
+      <w:r>
+        <w:rPr>
+          <w:b/>
+          <w:bCs/>
+          <w:sz w:val="32"/>
+          <w:szCs w:val="32"/>
+        </w:rPr>
+        <w:t xml:space="preserve">Isolate.run() </w:t>
+      </w:r>
+      <w:r>
+        <w:rPr>
+          <w:sz w:val="32"/>
+          <w:szCs w:val="32"/>
+        </w:rPr>
+        <w:t>(next topic)</w:t>
+      </w:r>
+    </w:p>
+    <w:p>
+      <w:pPr>
+        <w:jc w:val="both"/>
+        <w:rPr>
+          <w:sz w:val="32"/>
+          <w:szCs w:val="32"/>
+        </w:rPr>
+      </w:pPr>
+      <w:r>
+        <w:rPr>
+          <w:sz w:val="32"/>
+          <w:szCs w:val="32"/>
+        </w:rPr>
+        <w:t xml:space="preserve"># An </w:t>
+      </w:r>
+      <w:r>
+        <w:rPr>
+          <w:sz w:val="32"/>
+          <w:szCs w:val="32"/>
+        </w:rPr>
+        <w:t>I</w:t>
+      </w:r>
+      <w:r>
+        <w:rPr>
+          <w:sz w:val="32"/>
+          <w:szCs w:val="32"/>
+        </w:rPr>
+        <w:t xml:space="preserve">solate is </w:t>
       </w:r>
       <w:r>
         <w:rPr>
@@ -870,308 +1129,72 @@
           <w:sz w:val="32"/>
           <w:szCs w:val="32"/>
         </w:rPr>
-        <w:t xml:space="preserve">’s </w:t>
-      </w:r>
-      <w:r>
-        <w:rPr>
-          <w:b/>
-          <w:bCs/>
-          <w:sz w:val="32"/>
-          <w:szCs w:val="32"/>
-        </w:rPr>
-        <w:t>main()</w:t>
-      </w:r>
-      <w:r>
-        <w:rPr>
-          <w:sz w:val="32"/>
-          <w:szCs w:val="32"/>
-        </w:rPr>
-        <w:t xml:space="preserve"> function has no return values so it’s always </w:t>
-      </w:r>
-      <w:r>
-        <w:rPr>
-          <w:b/>
-          <w:bCs/>
-          <w:sz w:val="32"/>
-          <w:szCs w:val="32"/>
-        </w:rPr>
-        <w:t>void</w:t>
-      </w:r>
-    </w:p>
-    <w:p>
-      <w:pPr>
-        <w:jc w:val="both"/>
-        <w:rPr>
-          <w:sz w:val="32"/>
-          <w:szCs w:val="32"/>
-        </w:rPr>
-      </w:pPr>
-      <w:r>
-        <w:rPr>
-          <w:sz w:val="32"/>
-          <w:szCs w:val="32"/>
-        </w:rPr>
-        <w:t xml:space="preserve"># Every value or anything we can store in a variable is an object in </w:t>
-      </w:r>
-      <w:r>
-        <w:rPr>
-          <w:b/>
-          <w:bCs/>
-          <w:sz w:val="32"/>
-          <w:szCs w:val="32"/>
-        </w:rPr>
-        <w:t>Dart</w:t>
-      </w:r>
-      <w:r>
-        <w:rPr>
-          <w:sz w:val="32"/>
-          <w:szCs w:val="32"/>
-        </w:rPr>
-        <w:t xml:space="preserve">, meaning except </w:t>
-      </w:r>
-      <w:r>
-        <w:rPr>
-          <w:b/>
-          <w:bCs/>
-          <w:sz w:val="32"/>
-          <w:szCs w:val="32"/>
-        </w:rPr>
-        <w:t>null</w:t>
-      </w:r>
-      <w:r>
-        <w:rPr>
-          <w:sz w:val="32"/>
-          <w:szCs w:val="32"/>
-        </w:rPr>
-        <w:t xml:space="preserve"> everything in</w:t>
-      </w:r>
-      <w:r>
-        <w:rPr>
-          <w:b/>
-          <w:bCs/>
-          <w:sz w:val="32"/>
-          <w:szCs w:val="32"/>
-        </w:rPr>
-        <w:t xml:space="preserve"> Dart</w:t>
-      </w:r>
-      <w:r>
-        <w:rPr>
-          <w:sz w:val="32"/>
-          <w:szCs w:val="32"/>
-        </w:rPr>
-        <w:t xml:space="preserve"> is an object</w:t>
-      </w:r>
-    </w:p>
-    <w:p>
-      <w:pPr>
-        <w:jc w:val="both"/>
-        <w:rPr>
-          <w:sz w:val="32"/>
-          <w:szCs w:val="32"/>
-        </w:rPr>
-      </w:pPr>
-      <w:r>
-        <w:rPr>
-          <w:sz w:val="32"/>
-          <w:szCs w:val="32"/>
-        </w:rPr>
-        <w:t># Functions are also first-class objects in</w:t>
-      </w:r>
-      <w:r>
-        <w:rPr>
-          <w:b/>
-          <w:bCs/>
-          <w:sz w:val="32"/>
-          <w:szCs w:val="32"/>
-        </w:rPr>
-        <w:t xml:space="preserve"> Dart </w:t>
-      </w:r>
-      <w:r>
-        <w:rPr>
-          <w:sz w:val="32"/>
-          <w:szCs w:val="32"/>
-        </w:rPr>
-        <w:t>which means they can be passed around for Functional Programming (</w:t>
-      </w:r>
-      <w:proofErr w:type="spellStart"/>
-      <w:r>
-        <w:rPr>
-          <w:b/>
-          <w:bCs/>
-          <w:sz w:val="32"/>
-          <w:szCs w:val="32"/>
-        </w:rPr>
-        <w:t>VoidCallback</w:t>
-      </w:r>
-      <w:proofErr w:type="spellEnd"/>
-      <w:r>
-        <w:rPr>
-          <w:sz w:val="32"/>
-          <w:szCs w:val="32"/>
-        </w:rPr>
-        <w:t xml:space="preserve">, </w:t>
-      </w:r>
-      <w:proofErr w:type="spellStart"/>
-      <w:r>
-        <w:rPr>
-          <w:b/>
-          <w:bCs/>
-          <w:sz w:val="32"/>
-          <w:szCs w:val="32"/>
-        </w:rPr>
-        <w:t>ValueChanged</w:t>
-      </w:r>
-      <w:proofErr w:type="spellEnd"/>
-      <w:r>
-        <w:rPr>
-          <w:sz w:val="32"/>
-          <w:szCs w:val="32"/>
-        </w:rPr>
-        <w:t>, and</w:t>
-      </w:r>
-      <w:r>
-        <w:rPr>
-          <w:b/>
-          <w:bCs/>
-          <w:sz w:val="32"/>
-          <w:szCs w:val="32"/>
-        </w:rPr>
-        <w:t xml:space="preserve"> lambda functions () =&gt;</w:t>
-      </w:r>
-      <w:r>
-        <w:rPr>
-          <w:sz w:val="32"/>
-          <w:szCs w:val="32"/>
-        </w:rPr>
-        <w:t>)</w:t>
-      </w:r>
-    </w:p>
-    <w:p>
-      <w:pPr>
-        <w:jc w:val="both"/>
-        <w:rPr>
-          <w:b/>
-          <w:bCs/>
-          <w:sz w:val="32"/>
-          <w:szCs w:val="32"/>
-        </w:rPr>
-      </w:pPr>
-    </w:p>
-    <w:p>
-      <w:pPr>
-        <w:jc w:val="center"/>
-        <w:rPr>
-          <w:sz w:val="32"/>
-          <w:szCs w:val="32"/>
-        </w:rPr>
-      </w:pPr>
-      <w:r>
-        <w:rPr>
-          <w:sz w:val="32"/>
-          <w:szCs w:val="32"/>
-        </w:rPr>
-        <w:t>Break</w:t>
-      </w:r>
-    </w:p>
-    <w:p>
-      <w:pPr>
-        <w:jc w:val="both"/>
-        <w:rPr>
-          <w:b/>
-          <w:bCs/>
-          <w:sz w:val="32"/>
-          <w:szCs w:val="32"/>
-        </w:rPr>
-      </w:pPr>
-    </w:p>
-    <w:p>
-      <w:pPr>
-        <w:jc w:val="both"/>
-        <w:rPr>
-          <w:b/>
-          <w:bCs/>
-          <w:sz w:val="32"/>
-          <w:szCs w:val="32"/>
-        </w:rPr>
-      </w:pPr>
-      <w:r>
-        <w:rPr>
-          <w:b/>
-          <w:bCs/>
-          <w:sz w:val="32"/>
-          <w:szCs w:val="32"/>
-        </w:rPr>
-        <w:t>Isolate/Compute:</w:t>
-      </w:r>
-    </w:p>
-    <w:p>
-      <w:pPr>
-        <w:jc w:val="both"/>
-        <w:rPr>
-          <w:sz w:val="32"/>
-          <w:szCs w:val="32"/>
-        </w:rPr>
-      </w:pPr>
-      <w:r>
-        <w:rPr>
-          <w:sz w:val="32"/>
-          <w:szCs w:val="32"/>
-        </w:rPr>
-        <w:t xml:space="preserve"># See below </w:t>
-      </w:r>
-      <w:proofErr w:type="spellStart"/>
-      <w:proofErr w:type="gramStart"/>
-      <w:r>
-        <w:rPr>
-          <w:b/>
-          <w:bCs/>
-          <w:sz w:val="32"/>
-          <w:szCs w:val="32"/>
-        </w:rPr>
-        <w:t>Isolate.run</w:t>
-      </w:r>
-      <w:proofErr w:type="spellEnd"/>
-      <w:r>
-        <w:rPr>
-          <w:b/>
-          <w:bCs/>
-          <w:sz w:val="32"/>
-          <w:szCs w:val="32"/>
-        </w:rPr>
-        <w:t>(</w:t>
-      </w:r>
-      <w:proofErr w:type="gramEnd"/>
-      <w:r>
-        <w:rPr>
-          <w:b/>
-          <w:bCs/>
-          <w:sz w:val="32"/>
-          <w:szCs w:val="32"/>
-        </w:rPr>
-        <w:t xml:space="preserve">) </w:t>
-      </w:r>
-      <w:r>
-        <w:rPr>
-          <w:sz w:val="32"/>
-          <w:szCs w:val="32"/>
-        </w:rPr>
-        <w:t>(next topic)</w:t>
-      </w:r>
-    </w:p>
-    <w:p>
-      <w:pPr>
-        <w:jc w:val="both"/>
-        <w:rPr>
-          <w:sz w:val="32"/>
-          <w:szCs w:val="32"/>
-        </w:rPr>
-      </w:pPr>
-      <w:r>
-        <w:rPr>
-          <w:sz w:val="32"/>
-          <w:szCs w:val="32"/>
-        </w:rPr>
-        <w:t xml:space="preserve"># An </w:t>
+        <w:t xml:space="preserve">’s unit of concurrency like a </w:t>
+      </w:r>
+      <w:r>
+        <w:rPr>
+          <w:sz w:val="32"/>
+          <w:szCs w:val="32"/>
+        </w:rPr>
+        <w:t>T</w:t>
+      </w:r>
+      <w:r>
+        <w:rPr>
+          <w:sz w:val="32"/>
+          <w:szCs w:val="32"/>
+        </w:rPr>
+        <w:t xml:space="preserve">hread but with no shared memory. Each isolate has its own memory heap and </w:t>
+      </w:r>
+      <w:r>
+        <w:rPr>
+          <w:sz w:val="32"/>
+          <w:szCs w:val="32"/>
+        </w:rPr>
+        <w:t>E</w:t>
+      </w:r>
+      <w:r>
+        <w:rPr>
+          <w:sz w:val="32"/>
+          <w:szCs w:val="32"/>
+        </w:rPr>
+        <w:t xml:space="preserve">vent </w:t>
+      </w:r>
+      <w:r>
+        <w:rPr>
+          <w:sz w:val="32"/>
+          <w:szCs w:val="32"/>
+        </w:rPr>
+        <w:t>L</w:t>
+      </w:r>
+      <w:r>
+        <w:rPr>
+          <w:sz w:val="32"/>
+          <w:szCs w:val="32"/>
+        </w:rPr>
+        <w:t>oop.</w:t>
+      </w:r>
+    </w:p>
+    <w:p>
+      <w:pPr>
+        <w:jc w:val="both"/>
+        <w:rPr>
+          <w:sz w:val="32"/>
+          <w:szCs w:val="32"/>
+        </w:rPr>
+      </w:pPr>
+      <w:r>
+        <w:rPr>
+          <w:sz w:val="32"/>
+          <w:szCs w:val="32"/>
+        </w:rPr>
+        <w:t xml:space="preserve"># </w:t>
+      </w:r>
+      <w:r>
+        <w:rPr>
+          <w:sz w:val="32"/>
+          <w:szCs w:val="32"/>
+        </w:rPr>
+        <w:t xml:space="preserve">To communicate, </w:t>
       </w:r>
       <w:r>
         <w:rPr>
@@ -1185,65 +1208,45 @@
           <w:sz w:val="32"/>
           <w:szCs w:val="32"/>
         </w:rPr>
-        <w:t xml:space="preserve">solate is </w:t>
-      </w:r>
-      <w:r>
-        <w:rPr>
-          <w:b/>
-          <w:bCs/>
-          <w:sz w:val="32"/>
-          <w:szCs w:val="32"/>
-        </w:rPr>
-        <w:t>Dart</w:t>
-      </w:r>
-      <w:r>
-        <w:rPr>
-          <w:sz w:val="32"/>
-          <w:szCs w:val="32"/>
-        </w:rPr>
-        <w:t xml:space="preserve">’s unit of concurrency like a </w:t>
-      </w:r>
-      <w:r>
-        <w:rPr>
-          <w:sz w:val="32"/>
-          <w:szCs w:val="32"/>
-        </w:rPr>
-        <w:t>T</w:t>
-      </w:r>
-      <w:r>
-        <w:rPr>
-          <w:sz w:val="32"/>
-          <w:szCs w:val="32"/>
-        </w:rPr>
-        <w:t xml:space="preserve">hread but with no shared memory. Each isolate has its own memory heap and </w:t>
-      </w:r>
-      <w:r>
-        <w:rPr>
-          <w:sz w:val="32"/>
-          <w:szCs w:val="32"/>
-        </w:rPr>
-        <w:t>E</w:t>
-      </w:r>
-      <w:r>
-        <w:rPr>
-          <w:sz w:val="32"/>
-          <w:szCs w:val="32"/>
-        </w:rPr>
-        <w:t xml:space="preserve">vent </w:t>
-      </w:r>
-      <w:r>
-        <w:rPr>
-          <w:sz w:val="32"/>
-          <w:szCs w:val="32"/>
-        </w:rPr>
-        <w:t>L</w:t>
-      </w:r>
-      <w:r>
-        <w:rPr>
-          <w:sz w:val="32"/>
-          <w:szCs w:val="32"/>
-        </w:rPr>
-        <w:t>oop.</w:t>
+        <w:t>solates pass messages (serialized) via ports. The</w:t>
+      </w:r>
+      <w:r>
+        <w:rPr>
+          <w:b/>
+          <w:bCs/>
+          <w:sz w:val="32"/>
+          <w:szCs w:val="32"/>
+        </w:rPr>
+        <w:t xml:space="preserve"> Flutter</w:t>
+      </w:r>
+      <w:r>
+        <w:rPr>
+          <w:sz w:val="32"/>
+          <w:szCs w:val="32"/>
+        </w:rPr>
+        <w:t xml:space="preserve"> UI runs on the main </w:t>
+      </w:r>
+      <w:r>
+        <w:rPr>
+          <w:sz w:val="32"/>
+          <w:szCs w:val="32"/>
+        </w:rPr>
+        <w:t>I</w:t>
+      </w:r>
+      <w:r>
+        <w:rPr>
+          <w:sz w:val="32"/>
+          <w:szCs w:val="32"/>
+        </w:rPr>
+        <w:t xml:space="preserve">solate. Heavy CPU work on the </w:t>
+      </w:r>
+      <w:r>
+        <w:rPr>
+          <w:sz w:val="32"/>
+          <w:szCs w:val="32"/>
+        </w:rPr>
+        <w:lastRenderedPageBreak/>
+        <w:t>main isolate = UI jank. Use manual Isolate for advanced control (long-running background jobs, bidirectional messaging).</w:t>
       </w:r>
     </w:p>
     <w:p>
@@ -1263,10 +1266,19 @@
       </w:r>
       <w:r>
         <w:rPr>
-          <w:sz w:val="32"/>
-          <w:szCs w:val="32"/>
-        </w:rPr>
-        <w:t xml:space="preserve">To communicate, </w:t>
+          <w:b/>
+          <w:bCs/>
+          <w:sz w:val="32"/>
+          <w:szCs w:val="32"/>
+        </w:rPr>
+        <w:t>compute()</w:t>
+      </w:r>
+      <w:r>
+        <w:rPr>
+          <w:sz w:val="32"/>
+          <w:szCs w:val="32"/>
+        </w:rPr>
+        <w:t xml:space="preserve"> spawns a temporary </w:t>
       </w:r>
       <w:r>
         <w:rPr>
@@ -1280,117 +1292,6 @@
           <w:sz w:val="32"/>
           <w:szCs w:val="32"/>
         </w:rPr>
-        <w:t>solates pass messages (serialized) via ports. The</w:t>
-      </w:r>
-      <w:r>
-        <w:rPr>
-          <w:b/>
-          <w:bCs/>
-          <w:sz w:val="32"/>
-          <w:szCs w:val="32"/>
-        </w:rPr>
-        <w:t xml:space="preserve"> Flutter</w:t>
-      </w:r>
-      <w:r>
-        <w:rPr>
-          <w:sz w:val="32"/>
-          <w:szCs w:val="32"/>
-        </w:rPr>
-        <w:t xml:space="preserve"> UI runs on the main </w:t>
-      </w:r>
-      <w:r>
-        <w:rPr>
-          <w:sz w:val="32"/>
-          <w:szCs w:val="32"/>
-        </w:rPr>
-        <w:t>I</w:t>
-      </w:r>
-      <w:r>
-        <w:rPr>
-          <w:sz w:val="32"/>
-          <w:szCs w:val="32"/>
-        </w:rPr>
-        <w:t xml:space="preserve">solate. Heavy CPU work on the </w:t>
-      </w:r>
-      <w:r>
-        <w:rPr>
-          <w:sz w:val="32"/>
-          <w:szCs w:val="32"/>
-        </w:rPr>
-        <w:lastRenderedPageBreak/>
-        <w:t xml:space="preserve">main isolate = UI </w:t>
-      </w:r>
-      <w:proofErr w:type="spellStart"/>
-      <w:r>
-        <w:rPr>
-          <w:sz w:val="32"/>
-          <w:szCs w:val="32"/>
-        </w:rPr>
-        <w:t>jank</w:t>
-      </w:r>
-      <w:proofErr w:type="spellEnd"/>
-      <w:r>
-        <w:rPr>
-          <w:sz w:val="32"/>
-          <w:szCs w:val="32"/>
-        </w:rPr>
-        <w:t>. Use manual Isolate for advanced control (long-running background jobs, bidirectional messaging).</w:t>
-      </w:r>
-    </w:p>
-    <w:p>
-      <w:pPr>
-        <w:jc w:val="both"/>
-        <w:rPr>
-          <w:sz w:val="32"/>
-          <w:szCs w:val="32"/>
-        </w:rPr>
-      </w:pPr>
-      <w:r>
-        <w:rPr>
-          <w:sz w:val="32"/>
-          <w:szCs w:val="32"/>
-        </w:rPr>
-        <w:t xml:space="preserve"># </w:t>
-      </w:r>
-      <w:proofErr w:type="gramStart"/>
-      <w:r>
-        <w:rPr>
-          <w:b/>
-          <w:bCs/>
-          <w:sz w:val="32"/>
-          <w:szCs w:val="32"/>
-        </w:rPr>
-        <w:t>compute(</w:t>
-      </w:r>
-      <w:proofErr w:type="gramEnd"/>
-      <w:r>
-        <w:rPr>
-          <w:b/>
-          <w:bCs/>
-          <w:sz w:val="32"/>
-          <w:szCs w:val="32"/>
-        </w:rPr>
-        <w:t>)</w:t>
-      </w:r>
-      <w:r>
-        <w:rPr>
-          <w:sz w:val="32"/>
-          <w:szCs w:val="32"/>
-        </w:rPr>
-        <w:t xml:space="preserve"> spawns a temporary </w:t>
-      </w:r>
-      <w:r>
-        <w:rPr>
-          <w:sz w:val="32"/>
-          <w:szCs w:val="32"/>
-        </w:rPr>
-        <w:t>I</w:t>
-      </w:r>
-      <w:r>
-        <w:rPr>
-          <w:sz w:val="32"/>
-          <w:szCs w:val="32"/>
-        </w:rPr>
         <w:t>solate, runs a top-level (or static) function with a single message, returns the result when done.</w:t>
       </w:r>
     </w:p>
@@ -1409,25 +1310,14 @@
         </w:rPr>
         <w:t xml:space="preserve"># Rules for </w:t>
       </w:r>
-      <w:proofErr w:type="gramStart"/>
-      <w:r>
-        <w:rPr>
-          <w:b/>
-          <w:bCs/>
-          <w:sz w:val="32"/>
-          <w:szCs w:val="32"/>
-        </w:rPr>
-        <w:t>compute(</w:t>
-      </w:r>
-      <w:proofErr w:type="gramEnd"/>
-      <w:r>
-        <w:rPr>
-          <w:b/>
-          <w:bCs/>
-          <w:sz w:val="32"/>
-          <w:szCs w:val="32"/>
-        </w:rPr>
-        <w:t>)</w:t>
+      <w:r>
+        <w:rPr>
+          <w:b/>
+          <w:bCs/>
+          <w:sz w:val="32"/>
+          <w:szCs w:val="32"/>
+        </w:rPr>
+        <w:t>compute()</w:t>
       </w:r>
       <w:r>
         <w:rPr>
@@ -1480,21 +1370,12 @@
         </w:rPr>
         <w:t xml:space="preserve">The single message argument and the return value must be </w:t>
       </w:r>
-      <w:proofErr w:type="gramStart"/>
-      <w:r>
-        <w:rPr>
-          <w:sz w:val="32"/>
-          <w:szCs w:val="32"/>
-        </w:rPr>
-        <w:t>send</w:t>
-      </w:r>
-      <w:proofErr w:type="gramEnd"/>
-      <w:r>
-        <w:rPr>
-          <w:sz w:val="32"/>
-          <w:szCs w:val="32"/>
-        </w:rPr>
-        <w:t xml:space="preserve"> able</w:t>
+      <w:r>
+        <w:rPr>
+          <w:sz w:val="32"/>
+          <w:szCs w:val="32"/>
+        </w:rPr>
+        <w:t>send able</w:t>
       </w:r>
       <w:r>
         <w:rPr>
@@ -1556,21 +1437,12 @@
         </w:rPr>
         <w:t xml:space="preserve"> </w:t>
       </w:r>
-      <w:proofErr w:type="spellStart"/>
-      <w:r>
-        <w:rPr>
-          <w:sz w:val="32"/>
-          <w:szCs w:val="32"/>
-        </w:rPr>
-        <w:t>ables</w:t>
-      </w:r>
-      <w:proofErr w:type="spellEnd"/>
-      <w:r>
-        <w:rPr>
-          <w:sz w:val="32"/>
-          <w:szCs w:val="32"/>
-        </w:rPr>
-        <w:t xml:space="preserve">, etc.). No direct </w:t>
+      <w:r>
+        <w:rPr>
+          <w:sz w:val="32"/>
+          <w:szCs w:val="32"/>
+        </w:rPr>
+        <w:t xml:space="preserve">ables, etc.). No direct </w:t>
       </w:r>
       <w:r>
         <w:rPr>
@@ -1603,21 +1475,233 @@
           <w:szCs w:val="32"/>
         </w:rPr>
       </w:pPr>
-      <w:proofErr w:type="gramStart"/>
-      <w:r>
-        <w:rPr>
-          <w:b/>
-          <w:bCs/>
-          <w:sz w:val="32"/>
-          <w:szCs w:val="32"/>
-        </w:rPr>
-        <w:t>compute(</w:t>
-      </w:r>
-      <w:proofErr w:type="gramEnd"/>
-      <w:r>
-        <w:rPr>
-          <w:b/>
-          <w:bCs/>
+      <w:r>
+        <w:rPr>
+          <w:b/>
+          <w:bCs/>
+          <w:sz w:val="32"/>
+          <w:szCs w:val="32"/>
+        </w:rPr>
+        <w:t>compute()</w:t>
+      </w:r>
+      <w:r>
+        <w:rPr>
+          <w:sz w:val="32"/>
+          <w:szCs w:val="32"/>
+        </w:rPr>
+        <w:t xml:space="preserve"> returns a </w:t>
+      </w:r>
+      <w:r>
+        <w:rPr>
+          <w:b/>
+          <w:bCs/>
+          <w:sz w:val="32"/>
+          <w:szCs w:val="32"/>
+        </w:rPr>
+        <w:t>Future&lt;</w:t>
+      </w:r>
+      <w:r>
+        <w:rPr>
+          <w:b/>
+          <w:bCs/>
+          <w:sz w:val="32"/>
+          <w:szCs w:val="32"/>
+        </w:rPr>
+        <w:t>T</w:t>
+      </w:r>
+      <w:r>
+        <w:rPr>
+          <w:b/>
+          <w:bCs/>
+          <w:sz w:val="32"/>
+          <w:szCs w:val="32"/>
+        </w:rPr>
+        <w:t>&gt;</w:t>
+      </w:r>
+      <w:r>
+        <w:rPr>
+          <w:sz w:val="32"/>
+          <w:szCs w:val="32"/>
+        </w:rPr>
+        <w:t xml:space="preserve"> await it.</w:t>
+      </w:r>
+    </w:p>
+    <w:p>
+      <w:pPr>
+        <w:jc w:val="both"/>
+        <w:rPr>
+          <w:sz w:val="32"/>
+          <w:szCs w:val="32"/>
+        </w:rPr>
+      </w:pPr>
+      <w:r>
+        <w:rPr>
+          <w:sz w:val="32"/>
+          <w:szCs w:val="32"/>
+        </w:rPr>
+        <w:t># Simple compute example. Top-level function must be outside any classes and</w:t>
+      </w:r>
+      <w:r>
+        <w:rPr>
+          <w:sz w:val="32"/>
+          <w:szCs w:val="32"/>
+        </w:rPr>
+        <w:t xml:space="preserve"> </w:t>
+      </w:r>
+      <w:r>
+        <w:rPr>
+          <w:b/>
+          <w:bCs/>
+          <w:sz w:val="32"/>
+          <w:szCs w:val="32"/>
+        </w:rPr>
+        <w:t>main()</w:t>
+      </w:r>
+      <w:r>
+        <w:rPr>
+          <w:sz w:val="32"/>
+          <w:szCs w:val="32"/>
+        </w:rPr>
+        <w:t xml:space="preserve"> has to be</w:t>
+      </w:r>
+      <w:r>
+        <w:rPr>
+          <w:sz w:val="32"/>
+          <w:szCs w:val="32"/>
+        </w:rPr>
+        <w:t xml:space="preserve"> </w:t>
+      </w:r>
+      <w:r>
+        <w:rPr>
+          <w:b/>
+          <w:bCs/>
+          <w:sz w:val="32"/>
+          <w:szCs w:val="32"/>
+        </w:rPr>
+        <w:t>async</w:t>
+      </w:r>
+      <w:r>
+        <w:rPr>
+          <w:sz w:val="32"/>
+          <w:szCs w:val="32"/>
+        </w:rPr>
+        <w:t xml:space="preserve"> function</w:t>
+      </w:r>
+      <w:r>
+        <w:rPr>
+          <w:b/>
+          <w:bCs/>
+          <w:sz w:val="32"/>
+          <w:szCs w:val="32"/>
+        </w:rPr>
+        <w:t xml:space="preserve"> </w:t>
+      </w:r>
+      <w:r>
+        <w:rPr>
+          <w:sz w:val="32"/>
+          <w:szCs w:val="32"/>
+        </w:rPr>
+        <w:t>f</w:t>
+      </w:r>
+      <w:r>
+        <w:rPr>
+          <w:sz w:val="32"/>
+          <w:szCs w:val="32"/>
+        </w:rPr>
+        <w:t>or</w:t>
+      </w:r>
+      <w:r>
+        <w:rPr>
+          <w:sz w:val="32"/>
+          <w:szCs w:val="32"/>
+        </w:rPr>
+        <w:t xml:space="preserve"> awaiting the</w:t>
+      </w:r>
+      <w:r>
+        <w:rPr>
+          <w:sz w:val="32"/>
+          <w:szCs w:val="32"/>
+        </w:rPr>
+        <w:t xml:space="preserve"> </w:t>
+      </w:r>
+      <w:r>
+        <w:rPr>
+          <w:sz w:val="32"/>
+          <w:szCs w:val="32"/>
+        </w:rPr>
+        <w:t>I</w:t>
+      </w:r>
+      <w:r>
+        <w:rPr>
+          <w:sz w:val="32"/>
+          <w:szCs w:val="32"/>
+        </w:rPr>
+        <w:t>solate</w:t>
+      </w:r>
+      <w:r>
+        <w:rPr>
+          <w:sz w:val="32"/>
+          <w:szCs w:val="32"/>
+        </w:rPr>
+        <w:t xml:space="preserve"> result</w:t>
+      </w:r>
+      <w:r>
+        <w:rPr>
+          <w:sz w:val="32"/>
+          <w:szCs w:val="32"/>
+        </w:rPr>
+        <w:t xml:space="preserve"> using </w:t>
+      </w:r>
+      <w:r>
+        <w:rPr>
+          <w:b/>
+          <w:bCs/>
+          <w:sz w:val="32"/>
+          <w:szCs w:val="32"/>
+        </w:rPr>
+        <w:t>compute()</w:t>
+      </w:r>
+      <w:r>
+        <w:rPr>
+          <w:sz w:val="32"/>
+          <w:szCs w:val="32"/>
+        </w:rPr>
+        <w:t xml:space="preserve">. </w:t>
+      </w:r>
+      <w:r>
+        <w:rPr>
+          <w:b/>
+          <w:bCs/>
+          <w:sz w:val="32"/>
+          <w:szCs w:val="32"/>
+        </w:rPr>
+        <w:t>compute()</w:t>
+      </w:r>
+      <w:r>
+        <w:rPr>
+          <w:sz w:val="32"/>
+          <w:szCs w:val="32"/>
+        </w:rPr>
+        <w:t xml:space="preserve"> returns the object which is returned by the top-level function it takes</w:t>
+      </w:r>
+      <w:r>
+        <w:rPr>
+          <w:sz w:val="32"/>
+          <w:szCs w:val="32"/>
+        </w:rPr>
+        <w:t xml:space="preserve"> (</w:t>
+      </w:r>
+      <w:r>
+        <w:rPr>
+          <w:b/>
+          <w:bCs/>
+          <w:sz w:val="32"/>
+          <w:szCs w:val="32"/>
+        </w:rPr>
+        <w:t>heavyComputation(…)</w:t>
+      </w:r>
+      <w:r>
+        <w:rPr>
           <w:sz w:val="32"/>
           <w:szCs w:val="32"/>
         </w:rPr>
@@ -1628,262 +1712,6 @@
           <w:sz w:val="32"/>
           <w:szCs w:val="32"/>
         </w:rPr>
-        <w:t xml:space="preserve"> returns a </w:t>
-      </w:r>
-      <w:r>
-        <w:rPr>
-          <w:b/>
-          <w:bCs/>
-          <w:sz w:val="32"/>
-          <w:szCs w:val="32"/>
-        </w:rPr>
-        <w:t>Future&lt;</w:t>
-      </w:r>
-      <w:r>
-        <w:rPr>
-          <w:b/>
-          <w:bCs/>
-          <w:sz w:val="32"/>
-          <w:szCs w:val="32"/>
-        </w:rPr>
-        <w:t>T</w:t>
-      </w:r>
-      <w:r>
-        <w:rPr>
-          <w:b/>
-          <w:bCs/>
-          <w:sz w:val="32"/>
-          <w:szCs w:val="32"/>
-        </w:rPr>
-        <w:t>&gt;</w:t>
-      </w:r>
-      <w:r>
-        <w:rPr>
-          <w:sz w:val="32"/>
-          <w:szCs w:val="32"/>
-        </w:rPr>
-        <w:t xml:space="preserve"> await it.</w:t>
-      </w:r>
-    </w:p>
-    <w:p>
-      <w:pPr>
-        <w:jc w:val="both"/>
-        <w:rPr>
-          <w:sz w:val="32"/>
-          <w:szCs w:val="32"/>
-        </w:rPr>
-      </w:pPr>
-      <w:r>
-        <w:rPr>
-          <w:sz w:val="32"/>
-          <w:szCs w:val="32"/>
-        </w:rPr>
-        <w:t># Simple compute example. Top-level function must be outside any classes and</w:t>
-      </w:r>
-      <w:r>
-        <w:rPr>
-          <w:sz w:val="32"/>
-          <w:szCs w:val="32"/>
-        </w:rPr>
-        <w:t xml:space="preserve"> </w:t>
-      </w:r>
-      <w:proofErr w:type="gramStart"/>
-      <w:r>
-        <w:rPr>
-          <w:b/>
-          <w:bCs/>
-          <w:sz w:val="32"/>
-          <w:szCs w:val="32"/>
-        </w:rPr>
-        <w:t>main(</w:t>
-      </w:r>
-      <w:proofErr w:type="gramEnd"/>
-      <w:r>
-        <w:rPr>
-          <w:b/>
-          <w:bCs/>
-          <w:sz w:val="32"/>
-          <w:szCs w:val="32"/>
-        </w:rPr>
-        <w:t>)</w:t>
-      </w:r>
-      <w:r>
-        <w:rPr>
-          <w:sz w:val="32"/>
-          <w:szCs w:val="32"/>
-        </w:rPr>
-        <w:t xml:space="preserve"> has to be</w:t>
-      </w:r>
-      <w:r>
-        <w:rPr>
-          <w:sz w:val="32"/>
-          <w:szCs w:val="32"/>
-        </w:rPr>
-        <w:t xml:space="preserve"> </w:t>
-      </w:r>
-      <w:r>
-        <w:rPr>
-          <w:b/>
-          <w:bCs/>
-          <w:sz w:val="32"/>
-          <w:szCs w:val="32"/>
-        </w:rPr>
-        <w:t>async</w:t>
-      </w:r>
-      <w:r>
-        <w:rPr>
-          <w:sz w:val="32"/>
-          <w:szCs w:val="32"/>
-        </w:rPr>
-        <w:t xml:space="preserve"> function</w:t>
-      </w:r>
-      <w:r>
-        <w:rPr>
-          <w:b/>
-          <w:bCs/>
-          <w:sz w:val="32"/>
-          <w:szCs w:val="32"/>
-        </w:rPr>
-        <w:t xml:space="preserve"> </w:t>
-      </w:r>
-      <w:r>
-        <w:rPr>
-          <w:sz w:val="32"/>
-          <w:szCs w:val="32"/>
-        </w:rPr>
-        <w:t>f</w:t>
-      </w:r>
-      <w:r>
-        <w:rPr>
-          <w:sz w:val="32"/>
-          <w:szCs w:val="32"/>
-        </w:rPr>
-        <w:t>or</w:t>
-      </w:r>
-      <w:r>
-        <w:rPr>
-          <w:sz w:val="32"/>
-          <w:szCs w:val="32"/>
-        </w:rPr>
-        <w:t xml:space="preserve"> awaiting the</w:t>
-      </w:r>
-      <w:r>
-        <w:rPr>
-          <w:sz w:val="32"/>
-          <w:szCs w:val="32"/>
-        </w:rPr>
-        <w:t xml:space="preserve"> </w:t>
-      </w:r>
-      <w:r>
-        <w:rPr>
-          <w:sz w:val="32"/>
-          <w:szCs w:val="32"/>
-        </w:rPr>
-        <w:t>I</w:t>
-      </w:r>
-      <w:r>
-        <w:rPr>
-          <w:sz w:val="32"/>
-          <w:szCs w:val="32"/>
-        </w:rPr>
-        <w:t>solate</w:t>
-      </w:r>
-      <w:r>
-        <w:rPr>
-          <w:sz w:val="32"/>
-          <w:szCs w:val="32"/>
-        </w:rPr>
-        <w:t xml:space="preserve"> result</w:t>
-      </w:r>
-      <w:r>
-        <w:rPr>
-          <w:sz w:val="32"/>
-          <w:szCs w:val="32"/>
-        </w:rPr>
-        <w:t xml:space="preserve"> using </w:t>
-      </w:r>
-      <w:r>
-        <w:rPr>
-          <w:b/>
-          <w:bCs/>
-          <w:sz w:val="32"/>
-          <w:szCs w:val="32"/>
-        </w:rPr>
-        <w:t>compute()</w:t>
-      </w:r>
-      <w:r>
-        <w:rPr>
-          <w:sz w:val="32"/>
-          <w:szCs w:val="32"/>
-        </w:rPr>
-        <w:t xml:space="preserve">. </w:t>
-      </w:r>
-      <w:proofErr w:type="gramStart"/>
-      <w:r>
-        <w:rPr>
-          <w:b/>
-          <w:bCs/>
-          <w:sz w:val="32"/>
-          <w:szCs w:val="32"/>
-        </w:rPr>
-        <w:t>compute(</w:t>
-      </w:r>
-      <w:proofErr w:type="gramEnd"/>
-      <w:r>
-        <w:rPr>
-          <w:b/>
-          <w:bCs/>
-          <w:sz w:val="32"/>
-          <w:szCs w:val="32"/>
-        </w:rPr>
-        <w:t>)</w:t>
-      </w:r>
-      <w:r>
-        <w:rPr>
-          <w:sz w:val="32"/>
-          <w:szCs w:val="32"/>
-        </w:rPr>
-        <w:t xml:space="preserve"> returns the object which is returned by the top-level function it takes</w:t>
-      </w:r>
-      <w:r>
-        <w:rPr>
-          <w:sz w:val="32"/>
-          <w:szCs w:val="32"/>
-        </w:rPr>
-        <w:t xml:space="preserve"> (</w:t>
-      </w:r>
-      <w:proofErr w:type="spellStart"/>
-      <w:r>
-        <w:rPr>
-          <w:b/>
-          <w:bCs/>
-          <w:sz w:val="32"/>
-          <w:szCs w:val="32"/>
-        </w:rPr>
-        <w:t>heavyComputation</w:t>
-      </w:r>
-      <w:proofErr w:type="spellEnd"/>
-      <w:r>
-        <w:rPr>
-          <w:b/>
-          <w:bCs/>
-          <w:sz w:val="32"/>
-          <w:szCs w:val="32"/>
-        </w:rPr>
-        <w:t>(…)</w:t>
-      </w:r>
-      <w:r>
-        <w:rPr>
-          <w:sz w:val="32"/>
-          <w:szCs w:val="32"/>
-        </w:rPr>
-        <w:t>)</w:t>
-      </w:r>
-      <w:r>
-        <w:rPr>
-          <w:sz w:val="32"/>
-          <w:szCs w:val="32"/>
-        </w:rPr>
         <w:t>.</w:t>
       </w:r>
     </w:p>
@@ -1906,109 +1734,29 @@
           <w:sz w:val="32"/>
           <w:szCs w:val="32"/>
         </w:rPr>
-        <w:t>import '</w:t>
-      </w:r>
-      <w:proofErr w:type="spellStart"/>
-      <w:proofErr w:type="gramStart"/>
-      <w:r>
-        <w:rPr>
-          <w:b/>
-          <w:bCs/>
-          <w:color w:val="D86DCB" w:themeColor="accent5" w:themeTint="99"/>
-          <w:sz w:val="32"/>
-          <w:szCs w:val="32"/>
-        </w:rPr>
-        <w:t>package:flutter</w:t>
-      </w:r>
-      <w:proofErr w:type="spellEnd"/>
-      <w:r>
-        <w:rPr>
-          <w:b/>
-          <w:bCs/>
-          <w:color w:val="D86DCB" w:themeColor="accent5" w:themeTint="99"/>
-          <w:sz w:val="32"/>
-          <w:szCs w:val="32"/>
-        </w:rPr>
-        <w:t>/</w:t>
-      </w:r>
-      <w:proofErr w:type="spellStart"/>
-      <w:r>
-        <w:rPr>
-          <w:b/>
-          <w:bCs/>
-          <w:color w:val="D86DCB" w:themeColor="accent5" w:themeTint="99"/>
-          <w:sz w:val="32"/>
-          <w:szCs w:val="32"/>
-        </w:rPr>
-        <w:t>foundation.dart</w:t>
-      </w:r>
-      <w:proofErr w:type="spellEnd"/>
-      <w:proofErr w:type="gramEnd"/>
-      <w:r>
-        <w:rPr>
-          <w:b/>
-          <w:bCs/>
-          <w:color w:val="D86DCB" w:themeColor="accent5" w:themeTint="99"/>
-          <w:sz w:val="32"/>
-          <w:szCs w:val="32"/>
-        </w:rPr>
-        <w:t>';</w:t>
-      </w:r>
-    </w:p>
-    <w:p>
-      <w:pPr>
-        <w:jc w:val="both"/>
-        <w:rPr>
-          <w:b/>
-          <w:bCs/>
-          <w:color w:val="D86DCB" w:themeColor="accent5" w:themeTint="99"/>
-          <w:sz w:val="32"/>
-          <w:szCs w:val="32"/>
-        </w:rPr>
-      </w:pPr>
-      <w:r>
-        <w:rPr>
-          <w:b/>
-          <w:bCs/>
-          <w:color w:val="D86DCB" w:themeColor="accent5" w:themeTint="99"/>
-          <w:sz w:val="32"/>
-          <w:szCs w:val="32"/>
-        </w:rPr>
-        <w:t xml:space="preserve">int </w:t>
-      </w:r>
-      <w:proofErr w:type="spellStart"/>
-      <w:proofErr w:type="gramStart"/>
-      <w:r>
-        <w:rPr>
-          <w:b/>
-          <w:bCs/>
-          <w:color w:val="D86DCB" w:themeColor="accent5" w:themeTint="99"/>
-          <w:sz w:val="32"/>
-          <w:szCs w:val="32"/>
-        </w:rPr>
-        <w:t>heavyComputation</w:t>
-      </w:r>
-      <w:proofErr w:type="spellEnd"/>
-      <w:r>
-        <w:rPr>
-          <w:b/>
-          <w:bCs/>
-          <w:color w:val="D86DCB" w:themeColor="accent5" w:themeTint="99"/>
-          <w:sz w:val="32"/>
-          <w:szCs w:val="32"/>
-        </w:rPr>
-        <w:t>(</w:t>
-      </w:r>
-      <w:proofErr w:type="gramEnd"/>
-      <w:r>
-        <w:rPr>
-          <w:b/>
-          <w:bCs/>
-          <w:color w:val="D86DCB" w:themeColor="accent5" w:themeTint="99"/>
-          <w:sz w:val="32"/>
-          <w:szCs w:val="32"/>
-        </w:rPr>
-        <w:t>int n) {</w:t>
+        <w:t>import 'package:flutter/foundation.dart';</w:t>
+      </w:r>
+    </w:p>
+    <w:p>
+      <w:pPr>
+        <w:jc w:val="both"/>
+        <w:rPr>
+          <w:b/>
+          <w:bCs/>
+          <w:color w:val="D86DCB" w:themeColor="accent5" w:themeTint="99"/>
+          <w:sz w:val="32"/>
+          <w:szCs w:val="32"/>
+        </w:rPr>
+      </w:pPr>
+      <w:r>
+        <w:rPr>
+          <w:b/>
+          <w:bCs/>
+          <w:color w:val="D86DCB" w:themeColor="accent5" w:themeTint="99"/>
+          <w:sz w:val="32"/>
+          <w:szCs w:val="32"/>
+        </w:rPr>
+        <w:t>int heavyComputation(int n) {</w:t>
       </w:r>
     </w:p>
     <w:p>
@@ -2052,117 +1800,29 @@
           <w:sz w:val="32"/>
           <w:szCs w:val="32"/>
         </w:rPr>
-        <w:t xml:space="preserve">  for (var </w:t>
-      </w:r>
-      <w:proofErr w:type="spellStart"/>
-      <w:r>
-        <w:rPr>
-          <w:b/>
-          <w:bCs/>
-          <w:color w:val="D86DCB" w:themeColor="accent5" w:themeTint="99"/>
-          <w:sz w:val="32"/>
-          <w:szCs w:val="32"/>
-        </w:rPr>
-        <w:t>i</w:t>
-      </w:r>
-      <w:proofErr w:type="spellEnd"/>
-      <w:r>
-        <w:rPr>
-          <w:b/>
-          <w:bCs/>
-          <w:color w:val="D86DCB" w:themeColor="accent5" w:themeTint="99"/>
-          <w:sz w:val="32"/>
-          <w:szCs w:val="32"/>
-        </w:rPr>
-        <w:t xml:space="preserve"> = 0; </w:t>
-      </w:r>
-      <w:proofErr w:type="spellStart"/>
-      <w:r>
-        <w:rPr>
-          <w:b/>
-          <w:bCs/>
-          <w:color w:val="D86DCB" w:themeColor="accent5" w:themeTint="99"/>
-          <w:sz w:val="32"/>
-          <w:szCs w:val="32"/>
-        </w:rPr>
-        <w:t>i</w:t>
-      </w:r>
-      <w:proofErr w:type="spellEnd"/>
-      <w:r>
-        <w:rPr>
-          <w:b/>
-          <w:bCs/>
-          <w:color w:val="D86DCB" w:themeColor="accent5" w:themeTint="99"/>
-          <w:sz w:val="32"/>
-          <w:szCs w:val="32"/>
-        </w:rPr>
-        <w:t xml:space="preserve"> &lt; n; </w:t>
-      </w:r>
-      <w:proofErr w:type="spellStart"/>
-      <w:r>
-        <w:rPr>
-          <w:b/>
-          <w:bCs/>
-          <w:color w:val="D86DCB" w:themeColor="accent5" w:themeTint="99"/>
-          <w:sz w:val="32"/>
-          <w:szCs w:val="32"/>
-        </w:rPr>
-        <w:t>i</w:t>
-      </w:r>
-      <w:proofErr w:type="spellEnd"/>
-      <w:r>
-        <w:rPr>
-          <w:b/>
-          <w:bCs/>
-          <w:color w:val="D86DCB" w:themeColor="accent5" w:themeTint="99"/>
-          <w:sz w:val="32"/>
-          <w:szCs w:val="32"/>
-        </w:rPr>
-        <w:t>++) {</w:t>
-      </w:r>
-    </w:p>
-    <w:p>
-      <w:pPr>
-        <w:jc w:val="both"/>
-        <w:rPr>
-          <w:b/>
-          <w:bCs/>
-          <w:color w:val="D86DCB" w:themeColor="accent5" w:themeTint="99"/>
-          <w:sz w:val="32"/>
-          <w:szCs w:val="32"/>
-        </w:rPr>
-      </w:pPr>
-      <w:r>
-        <w:rPr>
-          <w:b/>
-          <w:bCs/>
-          <w:color w:val="D86DCB" w:themeColor="accent5" w:themeTint="99"/>
-          <w:sz w:val="32"/>
-          <w:szCs w:val="32"/>
-        </w:rPr>
-        <w:t xml:space="preserve">    sum += </w:t>
-      </w:r>
-      <w:proofErr w:type="spellStart"/>
-      <w:r>
-        <w:rPr>
-          <w:b/>
-          <w:bCs/>
-          <w:color w:val="D86DCB" w:themeColor="accent5" w:themeTint="99"/>
-          <w:sz w:val="32"/>
-          <w:szCs w:val="32"/>
-        </w:rPr>
-        <w:t>i</w:t>
-      </w:r>
-      <w:proofErr w:type="spellEnd"/>
-      <w:r>
-        <w:rPr>
-          <w:b/>
-          <w:bCs/>
-          <w:color w:val="D86DCB" w:themeColor="accent5" w:themeTint="99"/>
-          <w:sz w:val="32"/>
-          <w:szCs w:val="32"/>
-        </w:rPr>
-        <w:t>;</w:t>
+        <w:t xml:space="preserve">  for (var i = 0; i &lt; n; i++) {</w:t>
+      </w:r>
+    </w:p>
+    <w:p>
+      <w:pPr>
+        <w:jc w:val="both"/>
+        <w:rPr>
+          <w:b/>
+          <w:bCs/>
+          <w:color w:val="D86DCB" w:themeColor="accent5" w:themeTint="99"/>
+          <w:sz w:val="32"/>
+          <w:szCs w:val="32"/>
+        </w:rPr>
+      </w:pPr>
+      <w:r>
+        <w:rPr>
+          <w:b/>
+          <w:bCs/>
+          <w:color w:val="D86DCB" w:themeColor="accent5" w:themeTint="99"/>
+          <w:sz w:val="32"/>
+          <w:szCs w:val="32"/>
+        </w:rPr>
+        <w:t xml:space="preserve">    sum += i;</w:t>
       </w:r>
     </w:p>
     <w:p>
@@ -2273,41 +1933,7 @@
           <w:sz w:val="32"/>
           <w:szCs w:val="32"/>
         </w:rPr>
-        <w:t xml:space="preserve">final result = await </w:t>
-      </w:r>
-      <w:proofErr w:type="gramStart"/>
-      <w:r>
-        <w:rPr>
-          <w:b/>
-          <w:bCs/>
-          <w:color w:val="D86DCB" w:themeColor="accent5" w:themeTint="99"/>
-          <w:sz w:val="32"/>
-          <w:szCs w:val="32"/>
-        </w:rPr>
-        <w:t>compute(</w:t>
-      </w:r>
-      <w:proofErr w:type="spellStart"/>
-      <w:proofErr w:type="gramEnd"/>
-      <w:r>
-        <w:rPr>
-          <w:b/>
-          <w:bCs/>
-          <w:color w:val="D86DCB" w:themeColor="accent5" w:themeTint="99"/>
-          <w:sz w:val="32"/>
-          <w:szCs w:val="32"/>
-        </w:rPr>
-        <w:t>heavyComputation</w:t>
-      </w:r>
-      <w:proofErr w:type="spellEnd"/>
-      <w:r>
-        <w:rPr>
-          <w:b/>
-          <w:bCs/>
-          <w:color w:val="D86DCB" w:themeColor="accent5" w:themeTint="99"/>
-          <w:sz w:val="32"/>
-          <w:szCs w:val="32"/>
-        </w:rPr>
-        <w:t>, 100000000);</w:t>
+        <w:t>final result = await compute(heavyComputation, 100000000);</w:t>
       </w:r>
     </w:p>
     <w:p>
@@ -2380,7 +2006,6 @@
         </w:rPr>
         <w:t xml:space="preserve"># We can also use </w:t>
       </w:r>
-      <w:proofErr w:type="gramStart"/>
       <w:r>
         <w:rPr>
           <w:b/>
@@ -2397,17 +2022,7 @@
           <w:sz w:val="32"/>
           <w:szCs w:val="32"/>
         </w:rPr>
-        <w:t>(</w:t>
-      </w:r>
-      <w:proofErr w:type="gramEnd"/>
-      <w:r>
-        <w:rPr>
-          <w:b/>
-          <w:bCs/>
-          <w:sz w:val="32"/>
-          <w:szCs w:val="32"/>
-        </w:rPr>
-        <w:t>)</w:t>
+        <w:t>()</w:t>
       </w:r>
       <w:r>
         <w:rPr>
@@ -2444,36 +2059,14 @@
         </w:rPr>
         <w:t xml:space="preserve">solate for better performance. Just define the top-level function </w:t>
       </w:r>
-      <w:proofErr w:type="spellStart"/>
-      <w:proofErr w:type="gramStart"/>
-      <w:r>
-        <w:rPr>
-          <w:b/>
-          <w:bCs/>
-          <w:sz w:val="32"/>
-          <w:szCs w:val="32"/>
-        </w:rPr>
-        <w:t>parseWeatherData</w:t>
-      </w:r>
-      <w:proofErr w:type="spellEnd"/>
-      <w:r>
-        <w:rPr>
-          <w:b/>
-          <w:bCs/>
-          <w:sz w:val="32"/>
-          <w:szCs w:val="32"/>
-        </w:rPr>
-        <w:t>(</w:t>
-      </w:r>
-      <w:proofErr w:type="gramEnd"/>
-      <w:r>
-        <w:rPr>
-          <w:b/>
-          <w:bCs/>
-          <w:sz w:val="32"/>
-          <w:szCs w:val="32"/>
-        </w:rPr>
-        <w:t>)</w:t>
+      <w:r>
+        <w:rPr>
+          <w:b/>
+          <w:bCs/>
+          <w:sz w:val="32"/>
+          <w:szCs w:val="32"/>
+        </w:rPr>
+        <w:t>parseWeatherData()</w:t>
       </w:r>
       <w:r>
         <w:rPr>
@@ -2489,27 +2082,7 @@
           <w:sz w:val="32"/>
           <w:szCs w:val="32"/>
         </w:rPr>
-        <w:t>.</w:t>
-      </w:r>
-      <w:proofErr w:type="spellStart"/>
-      <w:r>
-        <w:rPr>
-          <w:b/>
-          <w:bCs/>
-          <w:sz w:val="32"/>
-          <w:szCs w:val="32"/>
-        </w:rPr>
-        <w:t>fromJson</w:t>
-      </w:r>
-      <w:proofErr w:type="spellEnd"/>
-      <w:r>
-        <w:rPr>
-          <w:b/>
-          <w:bCs/>
-          <w:sz w:val="32"/>
-          <w:szCs w:val="32"/>
-        </w:rPr>
-        <w:t>()</w:t>
+        <w:t>.fromJson()</w:t>
       </w:r>
       <w:r>
         <w:rPr>
@@ -2613,195 +2186,51 @@
           <w:sz w:val="32"/>
           <w:szCs w:val="32"/>
         </w:rPr>
-        <w:t xml:space="preserve">Weather </w:t>
-      </w:r>
-      <w:proofErr w:type="spellStart"/>
-      <w:proofErr w:type="gramStart"/>
-      <w:r>
-        <w:rPr>
-          <w:b/>
-          <w:bCs/>
-          <w:color w:val="D86DCB" w:themeColor="accent5" w:themeTint="99"/>
-          <w:sz w:val="32"/>
-          <w:szCs w:val="32"/>
-        </w:rPr>
-        <w:t>parseWeatherData</w:t>
-      </w:r>
-      <w:proofErr w:type="spellEnd"/>
-      <w:r>
-        <w:rPr>
-          <w:b/>
-          <w:bCs/>
-          <w:color w:val="D86DCB" w:themeColor="accent5" w:themeTint="99"/>
-          <w:sz w:val="32"/>
-          <w:szCs w:val="32"/>
-        </w:rPr>
-        <w:t>(</w:t>
-      </w:r>
-      <w:proofErr w:type="gramEnd"/>
-      <w:r>
-        <w:rPr>
-          <w:b/>
-          <w:bCs/>
-          <w:color w:val="D86DCB" w:themeColor="accent5" w:themeTint="99"/>
-          <w:sz w:val="32"/>
-          <w:szCs w:val="32"/>
-        </w:rPr>
-        <w:t xml:space="preserve">Map&lt;String, dynamic&gt; </w:t>
-      </w:r>
-      <w:proofErr w:type="spellStart"/>
-      <w:r>
-        <w:rPr>
-          <w:b/>
-          <w:bCs/>
-          <w:color w:val="D86DCB" w:themeColor="accent5" w:themeTint="99"/>
-          <w:sz w:val="32"/>
-          <w:szCs w:val="32"/>
-        </w:rPr>
-        <w:t>json</w:t>
-      </w:r>
-      <w:proofErr w:type="spellEnd"/>
-      <w:r>
-        <w:rPr>
-          <w:b/>
-          <w:bCs/>
-          <w:color w:val="D86DCB" w:themeColor="accent5" w:themeTint="99"/>
-          <w:sz w:val="32"/>
-          <w:szCs w:val="32"/>
-        </w:rPr>
-        <w:t>) {</w:t>
-      </w:r>
-    </w:p>
-    <w:p>
-      <w:pPr>
-        <w:jc w:val="both"/>
-        <w:rPr>
-          <w:b/>
-          <w:bCs/>
-          <w:color w:val="D86DCB" w:themeColor="accent5" w:themeTint="99"/>
-          <w:sz w:val="32"/>
-          <w:szCs w:val="32"/>
-        </w:rPr>
-      </w:pPr>
-      <w:r>
-        <w:rPr>
-          <w:b/>
-          <w:bCs/>
-          <w:color w:val="D86DCB" w:themeColor="accent5" w:themeTint="99"/>
-          <w:sz w:val="32"/>
-          <w:szCs w:val="32"/>
-        </w:rPr>
-        <w:t xml:space="preserve">  final hourly = (</w:t>
-      </w:r>
-      <w:proofErr w:type="spellStart"/>
-      <w:r>
-        <w:rPr>
-          <w:b/>
-          <w:bCs/>
-          <w:color w:val="D86DCB" w:themeColor="accent5" w:themeTint="99"/>
-          <w:sz w:val="32"/>
-          <w:szCs w:val="32"/>
-        </w:rPr>
-        <w:t>json</w:t>
-      </w:r>
-      <w:proofErr w:type="spellEnd"/>
-      <w:r>
-        <w:rPr>
-          <w:b/>
-          <w:bCs/>
-          <w:color w:val="D86DCB" w:themeColor="accent5" w:themeTint="99"/>
-          <w:sz w:val="32"/>
-          <w:szCs w:val="32"/>
-        </w:rPr>
-        <w:t>['hourly'] as List&lt;dynamic&gt;?</w:t>
-      </w:r>
-      <w:proofErr w:type="gramStart"/>
-      <w:r>
-        <w:rPr>
-          <w:b/>
-          <w:bCs/>
-          <w:color w:val="D86DCB" w:themeColor="accent5" w:themeTint="99"/>
-          <w:sz w:val="32"/>
-          <w:szCs w:val="32"/>
-        </w:rPr>
-        <w:t>) ??</w:t>
-      </w:r>
-      <w:proofErr w:type="gramEnd"/>
-      <w:r>
-        <w:rPr>
-          <w:b/>
-          <w:bCs/>
-          <w:color w:val="D86DCB" w:themeColor="accent5" w:themeTint="99"/>
-          <w:sz w:val="32"/>
-          <w:szCs w:val="32"/>
-        </w:rPr>
-        <w:t xml:space="preserve"> [];</w:t>
-      </w:r>
-    </w:p>
-    <w:p>
-      <w:pPr>
-        <w:jc w:val="both"/>
-        <w:rPr>
-          <w:b/>
-          <w:bCs/>
-          <w:color w:val="D86DCB" w:themeColor="accent5" w:themeTint="99"/>
-          <w:sz w:val="32"/>
-          <w:szCs w:val="32"/>
-        </w:rPr>
-      </w:pPr>
-      <w:r>
-        <w:rPr>
-          <w:b/>
-          <w:bCs/>
-          <w:color w:val="D86DCB" w:themeColor="accent5" w:themeTint="99"/>
-          <w:sz w:val="32"/>
-          <w:szCs w:val="32"/>
-        </w:rPr>
-        <w:t xml:space="preserve">  final </w:t>
-      </w:r>
-      <w:proofErr w:type="spellStart"/>
-      <w:r>
-        <w:rPr>
-          <w:b/>
-          <w:bCs/>
-          <w:color w:val="D86DCB" w:themeColor="accent5" w:themeTint="99"/>
-          <w:sz w:val="32"/>
-          <w:szCs w:val="32"/>
-        </w:rPr>
-        <w:t>hourlyList</w:t>
-      </w:r>
-      <w:proofErr w:type="spellEnd"/>
-      <w:r>
-        <w:rPr>
-          <w:b/>
-          <w:bCs/>
-          <w:color w:val="D86DCB" w:themeColor="accent5" w:themeTint="99"/>
-          <w:sz w:val="32"/>
-          <w:szCs w:val="32"/>
-        </w:rPr>
-        <w:t xml:space="preserve"> = &lt;List&lt;String&gt;</w:t>
-      </w:r>
-      <w:proofErr w:type="gramStart"/>
-      <w:r>
-        <w:rPr>
-          <w:b/>
-          <w:bCs/>
-          <w:color w:val="D86DCB" w:themeColor="accent5" w:themeTint="99"/>
-          <w:sz w:val="32"/>
-          <w:szCs w:val="32"/>
-        </w:rPr>
-        <w:t>&gt;[</w:t>
-      </w:r>
-      <w:proofErr w:type="gramEnd"/>
-      <w:r>
-        <w:rPr>
-          <w:b/>
-          <w:bCs/>
-          <w:color w:val="D86DCB" w:themeColor="accent5" w:themeTint="99"/>
-          <w:sz w:val="32"/>
-          <w:szCs w:val="32"/>
-        </w:rPr>
-        <w:t>];</w:t>
+        <w:t>Weather parseWeatherData(Map&lt;String, dynamic&gt; json) {</w:t>
+      </w:r>
+    </w:p>
+    <w:p>
+      <w:pPr>
+        <w:jc w:val="both"/>
+        <w:rPr>
+          <w:b/>
+          <w:bCs/>
+          <w:color w:val="D86DCB" w:themeColor="accent5" w:themeTint="99"/>
+          <w:sz w:val="32"/>
+          <w:szCs w:val="32"/>
+        </w:rPr>
+      </w:pPr>
+      <w:r>
+        <w:rPr>
+          <w:b/>
+          <w:bCs/>
+          <w:color w:val="D86DCB" w:themeColor="accent5" w:themeTint="99"/>
+          <w:sz w:val="32"/>
+          <w:szCs w:val="32"/>
+        </w:rPr>
+        <w:t xml:space="preserve">  final hourly = (json['hourly'] as List&lt;dynamic&gt;?) ?? [];</w:t>
+      </w:r>
+    </w:p>
+    <w:p>
+      <w:pPr>
+        <w:jc w:val="both"/>
+        <w:rPr>
+          <w:b/>
+          <w:bCs/>
+          <w:color w:val="D86DCB" w:themeColor="accent5" w:themeTint="99"/>
+          <w:sz w:val="32"/>
+          <w:szCs w:val="32"/>
+        </w:rPr>
+      </w:pPr>
+      <w:r>
+        <w:rPr>
+          <w:b/>
+          <w:bCs/>
+          <w:color w:val="D86DCB" w:themeColor="accent5" w:themeTint="99"/>
+          <w:sz w:val="32"/>
+          <w:szCs w:val="32"/>
+        </w:rPr>
+        <w:t xml:space="preserve">  final hourlyList = &lt;List&lt;String&gt;&gt;[];</w:t>
       </w:r>
     </w:p>
     <w:p>
@@ -2845,483 +2274,73 @@
           <w:sz w:val="32"/>
           <w:szCs w:val="32"/>
         </w:rPr>
-        <w:t xml:space="preserve">    final </w:t>
-      </w:r>
-      <w:proofErr w:type="spellStart"/>
-      <w:r>
-        <w:rPr>
-          <w:b/>
-          <w:bCs/>
-          <w:color w:val="D86DCB" w:themeColor="accent5" w:themeTint="99"/>
-          <w:sz w:val="32"/>
-          <w:szCs w:val="32"/>
-        </w:rPr>
-        <w:t>dtTxt</w:t>
-      </w:r>
-      <w:proofErr w:type="spellEnd"/>
-      <w:r>
-        <w:rPr>
-          <w:b/>
-          <w:bCs/>
-          <w:color w:val="D86DCB" w:themeColor="accent5" w:themeTint="99"/>
-          <w:sz w:val="32"/>
-          <w:szCs w:val="32"/>
-        </w:rPr>
-        <w:t xml:space="preserve"> = (item['</w:t>
-      </w:r>
-      <w:proofErr w:type="spellStart"/>
-      <w:r>
-        <w:rPr>
-          <w:b/>
-          <w:bCs/>
-          <w:color w:val="D86DCB" w:themeColor="accent5" w:themeTint="99"/>
-          <w:sz w:val="32"/>
-          <w:szCs w:val="32"/>
-        </w:rPr>
-        <w:t>dt_txt</w:t>
-      </w:r>
-      <w:proofErr w:type="spellEnd"/>
-      <w:r>
-        <w:rPr>
-          <w:b/>
-          <w:bCs/>
-          <w:color w:val="D86DCB" w:themeColor="accent5" w:themeTint="99"/>
-          <w:sz w:val="32"/>
-          <w:szCs w:val="32"/>
-        </w:rPr>
-        <w:t>'</w:t>
-      </w:r>
-      <w:proofErr w:type="gramStart"/>
-      <w:r>
-        <w:rPr>
-          <w:b/>
-          <w:bCs/>
-          <w:color w:val="D86DCB" w:themeColor="accent5" w:themeTint="99"/>
-          <w:sz w:val="32"/>
-          <w:szCs w:val="32"/>
-        </w:rPr>
-        <w:t>] ??</w:t>
-      </w:r>
-      <w:proofErr w:type="gramEnd"/>
-      <w:r>
-        <w:rPr>
-          <w:b/>
-          <w:bCs/>
-          <w:color w:val="D86DCB" w:themeColor="accent5" w:themeTint="99"/>
-          <w:sz w:val="32"/>
-          <w:szCs w:val="32"/>
-        </w:rPr>
-        <w:t xml:space="preserve"> ''</w:t>
-      </w:r>
-      <w:proofErr w:type="gramStart"/>
-      <w:r>
-        <w:rPr>
-          <w:b/>
-          <w:bCs/>
-          <w:color w:val="D86DCB" w:themeColor="accent5" w:themeTint="99"/>
-          <w:sz w:val="32"/>
-          <w:szCs w:val="32"/>
-        </w:rPr>
-        <w:t>).</w:t>
-      </w:r>
-      <w:proofErr w:type="spellStart"/>
-      <w:r>
-        <w:rPr>
-          <w:b/>
-          <w:bCs/>
-          <w:color w:val="D86DCB" w:themeColor="accent5" w:themeTint="99"/>
-          <w:sz w:val="32"/>
-          <w:szCs w:val="32"/>
-        </w:rPr>
-        <w:t>toString</w:t>
-      </w:r>
-      <w:proofErr w:type="spellEnd"/>
-      <w:proofErr w:type="gramEnd"/>
-      <w:r>
-        <w:rPr>
-          <w:b/>
-          <w:bCs/>
-          <w:color w:val="D86DCB" w:themeColor="accent5" w:themeTint="99"/>
-          <w:sz w:val="32"/>
-          <w:szCs w:val="32"/>
-        </w:rPr>
-        <w:t>();</w:t>
-      </w:r>
-    </w:p>
-    <w:p>
-      <w:pPr>
-        <w:jc w:val="both"/>
-        <w:rPr>
-          <w:b/>
-          <w:bCs/>
-          <w:color w:val="D86DCB" w:themeColor="accent5" w:themeTint="99"/>
-          <w:sz w:val="32"/>
-          <w:szCs w:val="32"/>
-        </w:rPr>
-      </w:pPr>
-      <w:r>
-        <w:rPr>
-          <w:b/>
-          <w:bCs/>
-          <w:color w:val="D86DCB" w:themeColor="accent5" w:themeTint="99"/>
-          <w:sz w:val="32"/>
-          <w:szCs w:val="32"/>
-        </w:rPr>
-        <w:t xml:space="preserve">    final </w:t>
-      </w:r>
-      <w:proofErr w:type="spellStart"/>
-      <w:r>
-        <w:rPr>
-          <w:b/>
-          <w:bCs/>
-          <w:color w:val="D86DCB" w:themeColor="accent5" w:themeTint="99"/>
-          <w:sz w:val="32"/>
-          <w:szCs w:val="32"/>
-        </w:rPr>
-        <w:t>hourStr</w:t>
-      </w:r>
-      <w:proofErr w:type="spellEnd"/>
-      <w:r>
-        <w:rPr>
-          <w:b/>
-          <w:bCs/>
-          <w:color w:val="D86DCB" w:themeColor="accent5" w:themeTint="99"/>
-          <w:sz w:val="32"/>
-          <w:szCs w:val="32"/>
-        </w:rPr>
-        <w:t xml:space="preserve"> = </w:t>
-      </w:r>
-      <w:proofErr w:type="spellStart"/>
-      <w:r>
-        <w:rPr>
-          <w:b/>
-          <w:bCs/>
-          <w:color w:val="D86DCB" w:themeColor="accent5" w:themeTint="99"/>
-          <w:sz w:val="32"/>
-          <w:szCs w:val="32"/>
-        </w:rPr>
-        <w:t>dtTxt.length</w:t>
-      </w:r>
-      <w:proofErr w:type="spellEnd"/>
-      <w:r>
-        <w:rPr>
-          <w:b/>
-          <w:bCs/>
-          <w:color w:val="D86DCB" w:themeColor="accent5" w:themeTint="99"/>
-          <w:sz w:val="32"/>
-          <w:szCs w:val="32"/>
-        </w:rPr>
-        <w:t xml:space="preserve"> &gt;= </w:t>
-      </w:r>
-      <w:proofErr w:type="gramStart"/>
-      <w:r>
-        <w:rPr>
-          <w:b/>
-          <w:bCs/>
-          <w:color w:val="D86DCB" w:themeColor="accent5" w:themeTint="99"/>
-          <w:sz w:val="32"/>
-          <w:szCs w:val="32"/>
-        </w:rPr>
-        <w:t>13 ?</w:t>
-      </w:r>
-      <w:proofErr w:type="gramEnd"/>
-      <w:r>
-        <w:rPr>
-          <w:b/>
-          <w:bCs/>
-          <w:color w:val="D86DCB" w:themeColor="accent5" w:themeTint="99"/>
-          <w:sz w:val="32"/>
-          <w:szCs w:val="32"/>
-        </w:rPr>
-        <w:t xml:space="preserve"> </w:t>
-      </w:r>
-      <w:proofErr w:type="spellStart"/>
-      <w:r>
-        <w:rPr>
-          <w:b/>
-          <w:bCs/>
-          <w:color w:val="D86DCB" w:themeColor="accent5" w:themeTint="99"/>
-          <w:sz w:val="32"/>
-          <w:szCs w:val="32"/>
-        </w:rPr>
-        <w:t>dtTxt.substring</w:t>
-      </w:r>
-      <w:proofErr w:type="spellEnd"/>
-      <w:r>
-        <w:rPr>
-          <w:b/>
-          <w:bCs/>
-          <w:color w:val="D86DCB" w:themeColor="accent5" w:themeTint="99"/>
-          <w:sz w:val="32"/>
-          <w:szCs w:val="32"/>
-        </w:rPr>
-        <w:t>(11, 13) : '00';</w:t>
-      </w:r>
-    </w:p>
-    <w:p>
-      <w:pPr>
-        <w:jc w:val="both"/>
-        <w:rPr>
-          <w:b/>
-          <w:bCs/>
-          <w:color w:val="D86DCB" w:themeColor="accent5" w:themeTint="99"/>
-          <w:sz w:val="32"/>
-          <w:szCs w:val="32"/>
-        </w:rPr>
-      </w:pPr>
-      <w:r>
-        <w:rPr>
-          <w:b/>
-          <w:bCs/>
-          <w:color w:val="D86DCB" w:themeColor="accent5" w:themeTint="99"/>
-          <w:sz w:val="32"/>
-          <w:szCs w:val="32"/>
-        </w:rPr>
-        <w:t xml:space="preserve">    final </w:t>
-      </w:r>
-      <w:proofErr w:type="spellStart"/>
-      <w:r>
-        <w:rPr>
-          <w:b/>
-          <w:bCs/>
-          <w:color w:val="D86DCB" w:themeColor="accent5" w:themeTint="99"/>
-          <w:sz w:val="32"/>
-          <w:szCs w:val="32"/>
-        </w:rPr>
-        <w:t>hourInt</w:t>
-      </w:r>
-      <w:proofErr w:type="spellEnd"/>
-      <w:r>
-        <w:rPr>
-          <w:b/>
-          <w:bCs/>
-          <w:color w:val="D86DCB" w:themeColor="accent5" w:themeTint="99"/>
-          <w:sz w:val="32"/>
-          <w:szCs w:val="32"/>
-        </w:rPr>
-        <w:t xml:space="preserve"> = </w:t>
-      </w:r>
-      <w:proofErr w:type="spellStart"/>
-      <w:proofErr w:type="gramStart"/>
-      <w:r>
-        <w:rPr>
-          <w:b/>
-          <w:bCs/>
-          <w:color w:val="D86DCB" w:themeColor="accent5" w:themeTint="99"/>
-          <w:sz w:val="32"/>
-          <w:szCs w:val="32"/>
-        </w:rPr>
-        <w:t>int.tryParse</w:t>
-      </w:r>
-      <w:proofErr w:type="spellEnd"/>
-      <w:proofErr w:type="gramEnd"/>
-      <w:r>
-        <w:rPr>
-          <w:b/>
-          <w:bCs/>
-          <w:color w:val="D86DCB" w:themeColor="accent5" w:themeTint="99"/>
-          <w:sz w:val="32"/>
-          <w:szCs w:val="32"/>
-        </w:rPr>
-        <w:t>(</w:t>
-      </w:r>
-      <w:proofErr w:type="spellStart"/>
-      <w:r>
-        <w:rPr>
-          <w:b/>
-          <w:bCs/>
-          <w:color w:val="D86DCB" w:themeColor="accent5" w:themeTint="99"/>
-          <w:sz w:val="32"/>
-          <w:szCs w:val="32"/>
-        </w:rPr>
-        <w:t>hourStr</w:t>
-      </w:r>
-      <w:proofErr w:type="spellEnd"/>
-      <w:r>
-        <w:rPr>
-          <w:b/>
-          <w:bCs/>
-          <w:color w:val="D86DCB" w:themeColor="accent5" w:themeTint="99"/>
-          <w:sz w:val="32"/>
-          <w:szCs w:val="32"/>
-        </w:rPr>
-        <w:t>) ?? 0;</w:t>
-      </w:r>
-    </w:p>
-    <w:p>
-      <w:pPr>
-        <w:jc w:val="both"/>
-        <w:rPr>
-          <w:b/>
-          <w:bCs/>
-          <w:color w:val="D86DCB" w:themeColor="accent5" w:themeTint="99"/>
-          <w:sz w:val="32"/>
-          <w:szCs w:val="32"/>
-        </w:rPr>
-      </w:pPr>
-      <w:r>
-        <w:rPr>
-          <w:b/>
-          <w:bCs/>
-          <w:color w:val="D86DCB" w:themeColor="accent5" w:themeTint="99"/>
-          <w:sz w:val="32"/>
-          <w:szCs w:val="32"/>
-        </w:rPr>
-        <w:t xml:space="preserve">    final formatted = </w:t>
-      </w:r>
-      <w:proofErr w:type="spellStart"/>
-      <w:r>
-        <w:rPr>
-          <w:b/>
-          <w:bCs/>
-          <w:color w:val="D86DCB" w:themeColor="accent5" w:themeTint="99"/>
-          <w:sz w:val="32"/>
-          <w:szCs w:val="32"/>
-        </w:rPr>
-        <w:t>hourInt</w:t>
-      </w:r>
-      <w:proofErr w:type="spellEnd"/>
-      <w:r>
-        <w:rPr>
-          <w:b/>
-          <w:bCs/>
-          <w:color w:val="D86DCB" w:themeColor="accent5" w:themeTint="99"/>
-          <w:sz w:val="32"/>
-          <w:szCs w:val="32"/>
-        </w:rPr>
-        <w:t xml:space="preserve"> == </w:t>
-      </w:r>
-      <w:proofErr w:type="gramStart"/>
-      <w:r>
-        <w:rPr>
-          <w:b/>
-          <w:bCs/>
-          <w:color w:val="D86DCB" w:themeColor="accent5" w:themeTint="99"/>
-          <w:sz w:val="32"/>
-          <w:szCs w:val="32"/>
-        </w:rPr>
-        <w:t>0 ?</w:t>
-      </w:r>
-      <w:proofErr w:type="gramEnd"/>
-      <w:r>
-        <w:rPr>
-          <w:b/>
-          <w:bCs/>
-          <w:color w:val="D86DCB" w:themeColor="accent5" w:themeTint="99"/>
-          <w:sz w:val="32"/>
-          <w:szCs w:val="32"/>
-        </w:rPr>
-        <w:t xml:space="preserve"> '12 AM</w:t>
-      </w:r>
-      <w:proofErr w:type="gramStart"/>
-      <w:r>
-        <w:rPr>
-          <w:b/>
-          <w:bCs/>
-          <w:color w:val="D86DCB" w:themeColor="accent5" w:themeTint="99"/>
-          <w:sz w:val="32"/>
-          <w:szCs w:val="32"/>
-        </w:rPr>
-        <w:t>' :</w:t>
-      </w:r>
-      <w:proofErr w:type="gramEnd"/>
-      <w:r>
-        <w:rPr>
-          <w:b/>
-          <w:bCs/>
-          <w:color w:val="D86DCB" w:themeColor="accent5" w:themeTint="99"/>
-          <w:sz w:val="32"/>
-          <w:szCs w:val="32"/>
-        </w:rPr>
-        <w:t xml:space="preserve"> (</w:t>
-      </w:r>
-      <w:proofErr w:type="spellStart"/>
-      <w:r>
-        <w:rPr>
-          <w:b/>
-          <w:bCs/>
-          <w:color w:val="D86DCB" w:themeColor="accent5" w:themeTint="99"/>
-          <w:sz w:val="32"/>
-          <w:szCs w:val="32"/>
-        </w:rPr>
-        <w:t>hourInt</w:t>
-      </w:r>
-      <w:proofErr w:type="spellEnd"/>
-      <w:r>
-        <w:rPr>
-          <w:b/>
-          <w:bCs/>
-          <w:color w:val="D86DCB" w:themeColor="accent5" w:themeTint="99"/>
-          <w:sz w:val="32"/>
-          <w:szCs w:val="32"/>
-        </w:rPr>
-        <w:t xml:space="preserve"> &gt; 12 ? '${</w:t>
-      </w:r>
-      <w:proofErr w:type="spellStart"/>
-      <w:r>
-        <w:rPr>
-          <w:b/>
-          <w:bCs/>
-          <w:color w:val="D86DCB" w:themeColor="accent5" w:themeTint="99"/>
-          <w:sz w:val="32"/>
-          <w:szCs w:val="32"/>
-        </w:rPr>
-        <w:t>hourInt</w:t>
-      </w:r>
-      <w:proofErr w:type="spellEnd"/>
-      <w:r>
-        <w:rPr>
-          <w:b/>
-          <w:bCs/>
-          <w:color w:val="D86DCB" w:themeColor="accent5" w:themeTint="99"/>
-          <w:sz w:val="32"/>
-          <w:szCs w:val="32"/>
-        </w:rPr>
-        <w:t xml:space="preserve"> - 12} PM</w:t>
-      </w:r>
-      <w:proofErr w:type="gramStart"/>
-      <w:r>
-        <w:rPr>
-          <w:b/>
-          <w:bCs/>
-          <w:color w:val="D86DCB" w:themeColor="accent5" w:themeTint="99"/>
-          <w:sz w:val="32"/>
-          <w:szCs w:val="32"/>
-        </w:rPr>
-        <w:t>' :</w:t>
-      </w:r>
-      <w:proofErr w:type="gramEnd"/>
-      <w:r>
-        <w:rPr>
-          <w:b/>
-          <w:bCs/>
-          <w:color w:val="D86DCB" w:themeColor="accent5" w:themeTint="99"/>
-          <w:sz w:val="32"/>
-          <w:szCs w:val="32"/>
-        </w:rPr>
-        <w:t xml:space="preserve"> '$</w:t>
-      </w:r>
-      <w:proofErr w:type="spellStart"/>
-      <w:r>
-        <w:rPr>
-          <w:b/>
-          <w:bCs/>
-          <w:color w:val="D86DCB" w:themeColor="accent5" w:themeTint="99"/>
-          <w:sz w:val="32"/>
-          <w:szCs w:val="32"/>
-        </w:rPr>
-        <w:t>hourInt</w:t>
-      </w:r>
-      <w:proofErr w:type="spellEnd"/>
-      <w:r>
-        <w:rPr>
-          <w:b/>
-          <w:bCs/>
-          <w:color w:val="D86DCB" w:themeColor="accent5" w:themeTint="99"/>
-          <w:sz w:val="32"/>
-          <w:szCs w:val="32"/>
-        </w:rPr>
-        <w:t xml:space="preserve"> AM');</w:t>
+        <w:t xml:space="preserve">    final dtTxt = (item['dt_txt'] ?? '').toString();</w:t>
+      </w:r>
+    </w:p>
+    <w:p>
+      <w:pPr>
+        <w:jc w:val="both"/>
+        <w:rPr>
+          <w:b/>
+          <w:bCs/>
+          <w:color w:val="D86DCB" w:themeColor="accent5" w:themeTint="99"/>
+          <w:sz w:val="32"/>
+          <w:szCs w:val="32"/>
+        </w:rPr>
+      </w:pPr>
+      <w:r>
+        <w:rPr>
+          <w:b/>
+          <w:bCs/>
+          <w:color w:val="D86DCB" w:themeColor="accent5" w:themeTint="99"/>
+          <w:sz w:val="32"/>
+          <w:szCs w:val="32"/>
+        </w:rPr>
+        <w:t xml:space="preserve">    final hourStr = dtTxt.length &gt;= 13 ? dtTxt.substring(11, 13) : '00';</w:t>
+      </w:r>
+    </w:p>
+    <w:p>
+      <w:pPr>
+        <w:jc w:val="both"/>
+        <w:rPr>
+          <w:b/>
+          <w:bCs/>
+          <w:color w:val="D86DCB" w:themeColor="accent5" w:themeTint="99"/>
+          <w:sz w:val="32"/>
+          <w:szCs w:val="32"/>
+        </w:rPr>
+      </w:pPr>
+      <w:r>
+        <w:rPr>
+          <w:b/>
+          <w:bCs/>
+          <w:color w:val="D86DCB" w:themeColor="accent5" w:themeTint="99"/>
+          <w:sz w:val="32"/>
+          <w:szCs w:val="32"/>
+        </w:rPr>
+        <w:t xml:space="preserve">    final hourInt = int.tryParse(hourStr) ?? 0;</w:t>
+      </w:r>
+    </w:p>
+    <w:p>
+      <w:pPr>
+        <w:jc w:val="both"/>
+        <w:rPr>
+          <w:b/>
+          <w:bCs/>
+          <w:color w:val="D86DCB" w:themeColor="accent5" w:themeTint="99"/>
+          <w:sz w:val="32"/>
+          <w:szCs w:val="32"/>
+        </w:rPr>
+      </w:pPr>
+      <w:r>
+        <w:rPr>
+          <w:b/>
+          <w:bCs/>
+          <w:color w:val="D86DCB" w:themeColor="accent5" w:themeTint="99"/>
+          <w:sz w:val="32"/>
+          <w:szCs w:val="32"/>
+        </w:rPr>
+        <w:t xml:space="preserve">    final formatted = hourInt == 0 ? '12 AM' : (hourInt &gt; 12 ? '${hourInt - 12} PM' : '$hourInt AM');</w:t>
       </w:r>
     </w:p>
     <w:p>
@@ -3344,285 +2363,73 @@
           <w:szCs w:val="32"/>
         </w:rPr>
         <w:lastRenderedPageBreak/>
-        <w:t xml:space="preserve">    final </w:t>
-      </w:r>
-      <w:proofErr w:type="spellStart"/>
-      <w:r>
-        <w:rPr>
-          <w:b/>
-          <w:bCs/>
-          <w:color w:val="D86DCB" w:themeColor="accent5" w:themeTint="99"/>
-          <w:sz w:val="32"/>
-          <w:szCs w:val="32"/>
-        </w:rPr>
-        <w:t>cond</w:t>
-      </w:r>
-      <w:proofErr w:type="spellEnd"/>
-      <w:r>
-        <w:rPr>
-          <w:b/>
-          <w:bCs/>
-          <w:color w:val="D86DCB" w:themeColor="accent5" w:themeTint="99"/>
-          <w:sz w:val="32"/>
-          <w:szCs w:val="32"/>
-        </w:rPr>
-        <w:t xml:space="preserve"> = (item['weather'] is List &amp;&amp; item['weather'</w:t>
-      </w:r>
-      <w:proofErr w:type="gramStart"/>
-      <w:r>
-        <w:rPr>
-          <w:b/>
-          <w:bCs/>
-          <w:color w:val="D86DCB" w:themeColor="accent5" w:themeTint="99"/>
-          <w:sz w:val="32"/>
-          <w:szCs w:val="32"/>
-        </w:rPr>
-        <w:t>].</w:t>
-      </w:r>
-      <w:proofErr w:type="spellStart"/>
-      <w:r>
-        <w:rPr>
-          <w:b/>
-          <w:bCs/>
-          <w:color w:val="D86DCB" w:themeColor="accent5" w:themeTint="99"/>
-          <w:sz w:val="32"/>
-          <w:szCs w:val="32"/>
-        </w:rPr>
-        <w:t>isNotEmpty</w:t>
-      </w:r>
-      <w:proofErr w:type="spellEnd"/>
-      <w:proofErr w:type="gramEnd"/>
-      <w:r>
-        <w:rPr>
-          <w:b/>
-          <w:bCs/>
-          <w:color w:val="D86DCB" w:themeColor="accent5" w:themeTint="99"/>
-          <w:sz w:val="32"/>
-          <w:szCs w:val="32"/>
-        </w:rPr>
-        <w:t>)</w:t>
-      </w:r>
-    </w:p>
-    <w:p>
-      <w:pPr>
-        <w:jc w:val="both"/>
-        <w:rPr>
-          <w:b/>
-          <w:bCs/>
-          <w:color w:val="D86DCB" w:themeColor="accent5" w:themeTint="99"/>
-          <w:sz w:val="32"/>
-          <w:szCs w:val="32"/>
-        </w:rPr>
-      </w:pPr>
-      <w:r>
-        <w:rPr>
-          <w:b/>
-          <w:bCs/>
-          <w:color w:val="D86DCB" w:themeColor="accent5" w:themeTint="99"/>
-          <w:sz w:val="32"/>
-          <w:szCs w:val="32"/>
-        </w:rPr>
-        <w:t xml:space="preserve">        ? item['weather'][</w:t>
-      </w:r>
-      <w:proofErr w:type="gramStart"/>
-      <w:r>
-        <w:rPr>
-          <w:b/>
-          <w:bCs/>
-          <w:color w:val="D86DCB" w:themeColor="accent5" w:themeTint="99"/>
-          <w:sz w:val="32"/>
-          <w:szCs w:val="32"/>
-        </w:rPr>
-        <w:t>0][</w:t>
-      </w:r>
-      <w:proofErr w:type="gramEnd"/>
-      <w:r>
-        <w:rPr>
-          <w:b/>
-          <w:bCs/>
-          <w:color w:val="D86DCB" w:themeColor="accent5" w:themeTint="99"/>
-          <w:sz w:val="32"/>
-          <w:szCs w:val="32"/>
-        </w:rPr>
-        <w:t>'main'].</w:t>
-      </w:r>
-      <w:proofErr w:type="spellStart"/>
-      <w:r>
-        <w:rPr>
-          <w:b/>
-          <w:bCs/>
-          <w:color w:val="D86DCB" w:themeColor="accent5" w:themeTint="99"/>
-          <w:sz w:val="32"/>
-          <w:szCs w:val="32"/>
-        </w:rPr>
-        <w:t>toString</w:t>
-      </w:r>
-      <w:proofErr w:type="spellEnd"/>
-      <w:r>
-        <w:rPr>
-          <w:b/>
-          <w:bCs/>
-          <w:color w:val="D86DCB" w:themeColor="accent5" w:themeTint="99"/>
-          <w:sz w:val="32"/>
-          <w:szCs w:val="32"/>
-        </w:rPr>
-        <w:t>() : '';</w:t>
-      </w:r>
-    </w:p>
-    <w:p>
-      <w:pPr>
-        <w:jc w:val="both"/>
-        <w:rPr>
-          <w:b/>
-          <w:bCs/>
-          <w:color w:val="D86DCB" w:themeColor="accent5" w:themeTint="99"/>
-          <w:sz w:val="32"/>
-          <w:szCs w:val="32"/>
-        </w:rPr>
-      </w:pPr>
-      <w:r>
-        <w:rPr>
-          <w:b/>
-          <w:bCs/>
-          <w:color w:val="D86DCB" w:themeColor="accent5" w:themeTint="99"/>
-          <w:sz w:val="32"/>
-          <w:szCs w:val="32"/>
-        </w:rPr>
-        <w:t xml:space="preserve">    final temp = (item['main'</w:t>
-      </w:r>
-      <w:proofErr w:type="gramStart"/>
-      <w:r>
-        <w:rPr>
-          <w:b/>
-          <w:bCs/>
-          <w:color w:val="D86DCB" w:themeColor="accent5" w:themeTint="99"/>
-          <w:sz w:val="32"/>
-          <w:szCs w:val="32"/>
-        </w:rPr>
-        <w:t>]?[</w:t>
-      </w:r>
-      <w:proofErr w:type="gramEnd"/>
-      <w:r>
-        <w:rPr>
-          <w:b/>
-          <w:bCs/>
-          <w:color w:val="D86DCB" w:themeColor="accent5" w:themeTint="99"/>
-          <w:sz w:val="32"/>
-          <w:szCs w:val="32"/>
-        </w:rPr>
-        <w:t>'temp'] ?? ''</w:t>
-      </w:r>
-      <w:proofErr w:type="gramStart"/>
-      <w:r>
-        <w:rPr>
-          <w:b/>
-          <w:bCs/>
-          <w:color w:val="D86DCB" w:themeColor="accent5" w:themeTint="99"/>
-          <w:sz w:val="32"/>
-          <w:szCs w:val="32"/>
-        </w:rPr>
-        <w:t>).</w:t>
-      </w:r>
-      <w:proofErr w:type="spellStart"/>
-      <w:r>
-        <w:rPr>
-          <w:b/>
-          <w:bCs/>
-          <w:color w:val="D86DCB" w:themeColor="accent5" w:themeTint="99"/>
-          <w:sz w:val="32"/>
-          <w:szCs w:val="32"/>
-        </w:rPr>
-        <w:t>toString</w:t>
-      </w:r>
-      <w:proofErr w:type="spellEnd"/>
-      <w:proofErr w:type="gramEnd"/>
-      <w:r>
-        <w:rPr>
-          <w:b/>
-          <w:bCs/>
-          <w:color w:val="D86DCB" w:themeColor="accent5" w:themeTint="99"/>
-          <w:sz w:val="32"/>
-          <w:szCs w:val="32"/>
-        </w:rPr>
-        <w:t>();</w:t>
-      </w:r>
-    </w:p>
-    <w:p>
-      <w:pPr>
-        <w:jc w:val="both"/>
-        <w:rPr>
-          <w:b/>
-          <w:bCs/>
-          <w:color w:val="D86DCB" w:themeColor="accent5" w:themeTint="99"/>
-          <w:sz w:val="32"/>
-          <w:szCs w:val="32"/>
-        </w:rPr>
-      </w:pPr>
-      <w:r>
-        <w:rPr>
-          <w:b/>
-          <w:bCs/>
-          <w:color w:val="D86DCB" w:themeColor="accent5" w:themeTint="99"/>
-          <w:sz w:val="32"/>
-          <w:szCs w:val="32"/>
-        </w:rPr>
-        <w:t xml:space="preserve">    </w:t>
-      </w:r>
-      <w:proofErr w:type="spellStart"/>
-      <w:proofErr w:type="gramStart"/>
-      <w:r>
-        <w:rPr>
-          <w:b/>
-          <w:bCs/>
-          <w:color w:val="D86DCB" w:themeColor="accent5" w:themeTint="99"/>
-          <w:sz w:val="32"/>
-          <w:szCs w:val="32"/>
-        </w:rPr>
-        <w:t>hourlyList.add</w:t>
-      </w:r>
-      <w:proofErr w:type="spellEnd"/>
-      <w:r>
-        <w:rPr>
-          <w:b/>
-          <w:bCs/>
-          <w:color w:val="D86DCB" w:themeColor="accent5" w:themeTint="99"/>
-          <w:sz w:val="32"/>
-          <w:szCs w:val="32"/>
-        </w:rPr>
-        <w:t>(</w:t>
-      </w:r>
-      <w:proofErr w:type="gramEnd"/>
-      <w:r>
-        <w:rPr>
-          <w:b/>
-          <w:bCs/>
-          <w:color w:val="D86DCB" w:themeColor="accent5" w:themeTint="99"/>
-          <w:sz w:val="32"/>
-          <w:szCs w:val="32"/>
-        </w:rPr>
-        <w:t xml:space="preserve">[formatted, </w:t>
-      </w:r>
-      <w:proofErr w:type="spellStart"/>
-      <w:r>
-        <w:rPr>
-          <w:b/>
-          <w:bCs/>
-          <w:color w:val="D86DCB" w:themeColor="accent5" w:themeTint="99"/>
-          <w:sz w:val="32"/>
-          <w:szCs w:val="32"/>
-        </w:rPr>
-        <w:t>cond</w:t>
-      </w:r>
-      <w:proofErr w:type="spellEnd"/>
-      <w:r>
-        <w:rPr>
-          <w:b/>
-          <w:bCs/>
-          <w:color w:val="D86DCB" w:themeColor="accent5" w:themeTint="99"/>
-          <w:sz w:val="32"/>
-          <w:szCs w:val="32"/>
-        </w:rPr>
-        <w:t>, temp]);</w:t>
+        <w:t xml:space="preserve">    final cond = (item['weather'] is List &amp;&amp; item['weather'].isNotEmpty)</w:t>
+      </w:r>
+    </w:p>
+    <w:p>
+      <w:pPr>
+        <w:jc w:val="both"/>
+        <w:rPr>
+          <w:b/>
+          <w:bCs/>
+          <w:color w:val="D86DCB" w:themeColor="accent5" w:themeTint="99"/>
+          <w:sz w:val="32"/>
+          <w:szCs w:val="32"/>
+        </w:rPr>
+      </w:pPr>
+      <w:r>
+        <w:rPr>
+          <w:b/>
+          <w:bCs/>
+          <w:color w:val="D86DCB" w:themeColor="accent5" w:themeTint="99"/>
+          <w:sz w:val="32"/>
+          <w:szCs w:val="32"/>
+        </w:rPr>
+        <w:t xml:space="preserve">        ? item['weather'][0]['main'].toString() : '';</w:t>
+      </w:r>
+    </w:p>
+    <w:p>
+      <w:pPr>
+        <w:jc w:val="both"/>
+        <w:rPr>
+          <w:b/>
+          <w:bCs/>
+          <w:color w:val="D86DCB" w:themeColor="accent5" w:themeTint="99"/>
+          <w:sz w:val="32"/>
+          <w:szCs w:val="32"/>
+        </w:rPr>
+      </w:pPr>
+      <w:r>
+        <w:rPr>
+          <w:b/>
+          <w:bCs/>
+          <w:color w:val="D86DCB" w:themeColor="accent5" w:themeTint="99"/>
+          <w:sz w:val="32"/>
+          <w:szCs w:val="32"/>
+        </w:rPr>
+        <w:t xml:space="preserve">    final temp = (item['main']?['temp'] ?? '').toString();</w:t>
+      </w:r>
+    </w:p>
+    <w:p>
+      <w:pPr>
+        <w:jc w:val="both"/>
+        <w:rPr>
+          <w:b/>
+          <w:bCs/>
+          <w:color w:val="D86DCB" w:themeColor="accent5" w:themeTint="99"/>
+          <w:sz w:val="32"/>
+          <w:szCs w:val="32"/>
+        </w:rPr>
+      </w:pPr>
+      <w:r>
+        <w:rPr>
+          <w:b/>
+          <w:bCs/>
+          <w:color w:val="D86DCB" w:themeColor="accent5" w:themeTint="99"/>
+          <w:sz w:val="32"/>
+          <w:szCs w:val="32"/>
+        </w:rPr>
+        <w:t xml:space="preserve">    hourlyList.add([formatted, cond, temp]);</w:t>
       </w:r>
     </w:p>
     <w:p>
@@ -3666,1205 +2473,227 @@
           <w:sz w:val="32"/>
           <w:szCs w:val="32"/>
         </w:rPr>
-        <w:t xml:space="preserve">  return </w:t>
-      </w:r>
-      <w:proofErr w:type="gramStart"/>
-      <w:r>
-        <w:rPr>
-          <w:b/>
-          <w:bCs/>
-          <w:color w:val="D86DCB" w:themeColor="accent5" w:themeTint="99"/>
-          <w:sz w:val="32"/>
-          <w:szCs w:val="32"/>
-        </w:rPr>
-        <w:t>Weather(</w:t>
-      </w:r>
-      <w:proofErr w:type="gramEnd"/>
-    </w:p>
-    <w:p>
-      <w:pPr>
-        <w:jc w:val="both"/>
-        <w:rPr>
-          <w:b/>
-          <w:bCs/>
-          <w:color w:val="D86DCB" w:themeColor="accent5" w:themeTint="99"/>
-          <w:sz w:val="32"/>
-          <w:szCs w:val="32"/>
-        </w:rPr>
-      </w:pPr>
-      <w:r>
-        <w:rPr>
-          <w:b/>
-          <w:bCs/>
-          <w:color w:val="D86DCB" w:themeColor="accent5" w:themeTint="99"/>
-          <w:sz w:val="32"/>
-          <w:szCs w:val="32"/>
-        </w:rPr>
-        <w:t xml:space="preserve">    </w:t>
-      </w:r>
-      <w:proofErr w:type="spellStart"/>
-      <w:r>
-        <w:rPr>
-          <w:b/>
-          <w:bCs/>
-          <w:color w:val="D86DCB" w:themeColor="accent5" w:themeTint="99"/>
-          <w:sz w:val="32"/>
-          <w:szCs w:val="32"/>
-        </w:rPr>
-        <w:t>cityName</w:t>
-      </w:r>
-      <w:proofErr w:type="spellEnd"/>
-      <w:r>
-        <w:rPr>
-          <w:b/>
-          <w:bCs/>
-          <w:color w:val="D86DCB" w:themeColor="accent5" w:themeTint="99"/>
-          <w:sz w:val="32"/>
-          <w:szCs w:val="32"/>
-        </w:rPr>
-        <w:t>: (</w:t>
-      </w:r>
-      <w:proofErr w:type="spellStart"/>
-      <w:r>
-        <w:rPr>
-          <w:b/>
-          <w:bCs/>
-          <w:color w:val="D86DCB" w:themeColor="accent5" w:themeTint="99"/>
-          <w:sz w:val="32"/>
-          <w:szCs w:val="32"/>
-        </w:rPr>
-        <w:t>json</w:t>
-      </w:r>
-      <w:proofErr w:type="spellEnd"/>
-      <w:r>
-        <w:rPr>
-          <w:b/>
-          <w:bCs/>
-          <w:color w:val="D86DCB" w:themeColor="accent5" w:themeTint="99"/>
-          <w:sz w:val="32"/>
-          <w:szCs w:val="32"/>
-        </w:rPr>
-        <w:t>['location'</w:t>
-      </w:r>
-      <w:proofErr w:type="gramStart"/>
-      <w:r>
-        <w:rPr>
-          <w:b/>
-          <w:bCs/>
-          <w:color w:val="D86DCB" w:themeColor="accent5" w:themeTint="99"/>
-          <w:sz w:val="32"/>
-          <w:szCs w:val="32"/>
-        </w:rPr>
-        <w:t>] ??</w:t>
-      </w:r>
-      <w:proofErr w:type="gramEnd"/>
-      <w:r>
-        <w:rPr>
-          <w:b/>
-          <w:bCs/>
-          <w:color w:val="D86DCB" w:themeColor="accent5" w:themeTint="99"/>
-          <w:sz w:val="32"/>
-          <w:szCs w:val="32"/>
-        </w:rPr>
-        <w:t xml:space="preserve"> 'Unknown'</w:t>
-      </w:r>
-      <w:proofErr w:type="gramStart"/>
-      <w:r>
-        <w:rPr>
-          <w:b/>
-          <w:bCs/>
-          <w:color w:val="D86DCB" w:themeColor="accent5" w:themeTint="99"/>
-          <w:sz w:val="32"/>
-          <w:szCs w:val="32"/>
-        </w:rPr>
-        <w:t>).</w:t>
-      </w:r>
-      <w:proofErr w:type="spellStart"/>
-      <w:r>
-        <w:rPr>
-          <w:b/>
-          <w:bCs/>
-          <w:color w:val="D86DCB" w:themeColor="accent5" w:themeTint="99"/>
-          <w:sz w:val="32"/>
-          <w:szCs w:val="32"/>
-        </w:rPr>
-        <w:t>toString</w:t>
-      </w:r>
-      <w:proofErr w:type="spellEnd"/>
-      <w:proofErr w:type="gramEnd"/>
-      <w:r>
-        <w:rPr>
-          <w:b/>
-          <w:bCs/>
-          <w:color w:val="D86DCB" w:themeColor="accent5" w:themeTint="99"/>
-          <w:sz w:val="32"/>
-          <w:szCs w:val="32"/>
-        </w:rPr>
-        <w:t>(),</w:t>
-      </w:r>
-    </w:p>
-    <w:p>
-      <w:pPr>
-        <w:jc w:val="both"/>
-        <w:rPr>
-          <w:b/>
-          <w:bCs/>
-          <w:color w:val="D86DCB" w:themeColor="accent5" w:themeTint="99"/>
-          <w:sz w:val="32"/>
-          <w:szCs w:val="32"/>
-        </w:rPr>
-      </w:pPr>
-      <w:r>
-        <w:rPr>
-          <w:b/>
-          <w:bCs/>
-          <w:color w:val="D86DCB" w:themeColor="accent5" w:themeTint="99"/>
-          <w:sz w:val="32"/>
-          <w:szCs w:val="32"/>
-        </w:rPr>
-        <w:t xml:space="preserve">    temperature: (</w:t>
-      </w:r>
-      <w:proofErr w:type="spellStart"/>
-      <w:r>
-        <w:rPr>
-          <w:b/>
-          <w:bCs/>
-          <w:color w:val="D86DCB" w:themeColor="accent5" w:themeTint="99"/>
-          <w:sz w:val="32"/>
-          <w:szCs w:val="32"/>
-        </w:rPr>
-        <w:t>json</w:t>
-      </w:r>
-      <w:proofErr w:type="spellEnd"/>
-      <w:r>
-        <w:rPr>
-          <w:b/>
-          <w:bCs/>
-          <w:color w:val="D86DCB" w:themeColor="accent5" w:themeTint="99"/>
-          <w:sz w:val="32"/>
-          <w:szCs w:val="32"/>
-        </w:rPr>
-        <w:t>['current'</w:t>
-      </w:r>
-      <w:proofErr w:type="gramStart"/>
-      <w:r>
-        <w:rPr>
-          <w:b/>
-          <w:bCs/>
-          <w:color w:val="D86DCB" w:themeColor="accent5" w:themeTint="99"/>
-          <w:sz w:val="32"/>
-          <w:szCs w:val="32"/>
-        </w:rPr>
-        <w:t>]?[</w:t>
-      </w:r>
-      <w:proofErr w:type="gramEnd"/>
-      <w:r>
-        <w:rPr>
-          <w:b/>
-          <w:bCs/>
-          <w:color w:val="D86DCB" w:themeColor="accent5" w:themeTint="99"/>
-          <w:sz w:val="32"/>
-          <w:szCs w:val="32"/>
-        </w:rPr>
-        <w:t xml:space="preserve">'main']?['temp'] ?? </w:t>
-      </w:r>
-      <w:proofErr w:type="gramStart"/>
-      <w:r>
-        <w:rPr>
-          <w:b/>
-          <w:bCs/>
-          <w:color w:val="D86DCB" w:themeColor="accent5" w:themeTint="99"/>
-          <w:sz w:val="32"/>
-          <w:szCs w:val="32"/>
-        </w:rPr>
-        <w:t>0).</w:t>
-      </w:r>
-      <w:proofErr w:type="spellStart"/>
-      <w:r>
-        <w:rPr>
-          <w:b/>
-          <w:bCs/>
-          <w:color w:val="D86DCB" w:themeColor="accent5" w:themeTint="99"/>
-          <w:sz w:val="32"/>
-          <w:szCs w:val="32"/>
-        </w:rPr>
-        <w:t>toDouble</w:t>
-      </w:r>
-      <w:proofErr w:type="spellEnd"/>
-      <w:proofErr w:type="gramEnd"/>
-      <w:r>
-        <w:rPr>
-          <w:b/>
-          <w:bCs/>
-          <w:color w:val="D86DCB" w:themeColor="accent5" w:themeTint="99"/>
-          <w:sz w:val="32"/>
-          <w:szCs w:val="32"/>
-        </w:rPr>
-        <w:t>(),</w:t>
-      </w:r>
-    </w:p>
-    <w:p>
-      <w:pPr>
-        <w:jc w:val="both"/>
-        <w:rPr>
-          <w:b/>
-          <w:bCs/>
-          <w:color w:val="D86DCB" w:themeColor="accent5" w:themeTint="99"/>
-          <w:sz w:val="32"/>
-          <w:szCs w:val="32"/>
-        </w:rPr>
-      </w:pPr>
-      <w:r>
-        <w:rPr>
-          <w:b/>
-          <w:bCs/>
-          <w:color w:val="D86DCB" w:themeColor="accent5" w:themeTint="99"/>
-          <w:sz w:val="32"/>
-          <w:szCs w:val="32"/>
-        </w:rPr>
-        <w:t xml:space="preserve">    </w:t>
-      </w:r>
-      <w:proofErr w:type="spellStart"/>
-      <w:r>
-        <w:rPr>
-          <w:b/>
-          <w:bCs/>
-          <w:color w:val="D86DCB" w:themeColor="accent5" w:themeTint="99"/>
-          <w:sz w:val="32"/>
-          <w:szCs w:val="32"/>
-        </w:rPr>
-        <w:t>mainCondition</w:t>
-      </w:r>
-      <w:proofErr w:type="spellEnd"/>
-      <w:r>
-        <w:rPr>
-          <w:b/>
-          <w:bCs/>
-          <w:color w:val="D86DCB" w:themeColor="accent5" w:themeTint="99"/>
-          <w:sz w:val="32"/>
-          <w:szCs w:val="32"/>
-        </w:rPr>
-        <w:t>: (</w:t>
-      </w:r>
-      <w:proofErr w:type="spellStart"/>
-      <w:r>
-        <w:rPr>
-          <w:b/>
-          <w:bCs/>
-          <w:color w:val="D86DCB" w:themeColor="accent5" w:themeTint="99"/>
-          <w:sz w:val="32"/>
-          <w:szCs w:val="32"/>
-        </w:rPr>
-        <w:t>json</w:t>
-      </w:r>
-      <w:proofErr w:type="spellEnd"/>
-      <w:r>
-        <w:rPr>
-          <w:b/>
-          <w:bCs/>
-          <w:color w:val="D86DCB" w:themeColor="accent5" w:themeTint="99"/>
-          <w:sz w:val="32"/>
-          <w:szCs w:val="32"/>
-        </w:rPr>
-        <w:t>['current'</w:t>
-      </w:r>
-      <w:proofErr w:type="gramStart"/>
-      <w:r>
-        <w:rPr>
-          <w:b/>
-          <w:bCs/>
-          <w:color w:val="D86DCB" w:themeColor="accent5" w:themeTint="99"/>
-          <w:sz w:val="32"/>
-          <w:szCs w:val="32"/>
-        </w:rPr>
-        <w:t>]?[</w:t>
-      </w:r>
-      <w:proofErr w:type="gramEnd"/>
-      <w:r>
-        <w:rPr>
-          <w:b/>
-          <w:bCs/>
-          <w:color w:val="D86DCB" w:themeColor="accent5" w:themeTint="99"/>
-          <w:sz w:val="32"/>
-          <w:szCs w:val="32"/>
-        </w:rPr>
-        <w:t>'weather']?[0]?['main'] ?? ''</w:t>
-      </w:r>
-      <w:proofErr w:type="gramStart"/>
-      <w:r>
-        <w:rPr>
-          <w:b/>
-          <w:bCs/>
-          <w:color w:val="D86DCB" w:themeColor="accent5" w:themeTint="99"/>
-          <w:sz w:val="32"/>
-          <w:szCs w:val="32"/>
-        </w:rPr>
-        <w:t>).</w:t>
-      </w:r>
-      <w:proofErr w:type="spellStart"/>
-      <w:r>
-        <w:rPr>
-          <w:b/>
-          <w:bCs/>
-          <w:color w:val="D86DCB" w:themeColor="accent5" w:themeTint="99"/>
-          <w:sz w:val="32"/>
-          <w:szCs w:val="32"/>
-        </w:rPr>
-        <w:t>toString</w:t>
-      </w:r>
-      <w:proofErr w:type="spellEnd"/>
-      <w:proofErr w:type="gramEnd"/>
-      <w:r>
-        <w:rPr>
-          <w:b/>
-          <w:bCs/>
-          <w:color w:val="D86DCB" w:themeColor="accent5" w:themeTint="99"/>
-          <w:sz w:val="32"/>
-          <w:szCs w:val="32"/>
-        </w:rPr>
-        <w:t>(),</w:t>
-      </w:r>
-    </w:p>
-    <w:p>
-      <w:pPr>
-        <w:jc w:val="both"/>
-        <w:rPr>
-          <w:b/>
-          <w:bCs/>
-          <w:color w:val="D86DCB" w:themeColor="accent5" w:themeTint="99"/>
-          <w:sz w:val="32"/>
-          <w:szCs w:val="32"/>
-        </w:rPr>
-      </w:pPr>
-      <w:r>
-        <w:rPr>
-          <w:b/>
-          <w:bCs/>
-          <w:color w:val="D86DCB" w:themeColor="accent5" w:themeTint="99"/>
-          <w:sz w:val="32"/>
-          <w:szCs w:val="32"/>
-        </w:rPr>
-        <w:t xml:space="preserve">    </w:t>
-      </w:r>
-      <w:proofErr w:type="spellStart"/>
-      <w:r>
-        <w:rPr>
-          <w:b/>
-          <w:bCs/>
-          <w:color w:val="D86DCB" w:themeColor="accent5" w:themeTint="99"/>
-          <w:sz w:val="32"/>
-          <w:szCs w:val="32"/>
-        </w:rPr>
-        <w:t>conditionDescription</w:t>
-      </w:r>
-      <w:proofErr w:type="spellEnd"/>
-      <w:r>
-        <w:rPr>
-          <w:b/>
-          <w:bCs/>
-          <w:color w:val="D86DCB" w:themeColor="accent5" w:themeTint="99"/>
-          <w:sz w:val="32"/>
-          <w:szCs w:val="32"/>
-        </w:rPr>
-        <w:t>: (</w:t>
-      </w:r>
-      <w:proofErr w:type="spellStart"/>
-      <w:r>
-        <w:rPr>
-          <w:b/>
-          <w:bCs/>
-          <w:color w:val="D86DCB" w:themeColor="accent5" w:themeTint="99"/>
-          <w:sz w:val="32"/>
-          <w:szCs w:val="32"/>
-        </w:rPr>
-        <w:t>json</w:t>
-      </w:r>
-      <w:proofErr w:type="spellEnd"/>
-      <w:r>
-        <w:rPr>
-          <w:b/>
-          <w:bCs/>
-          <w:color w:val="D86DCB" w:themeColor="accent5" w:themeTint="99"/>
-          <w:sz w:val="32"/>
-          <w:szCs w:val="32"/>
-        </w:rPr>
-        <w:t>['current'</w:t>
-      </w:r>
-      <w:proofErr w:type="gramStart"/>
-      <w:r>
-        <w:rPr>
-          <w:b/>
-          <w:bCs/>
-          <w:color w:val="D86DCB" w:themeColor="accent5" w:themeTint="99"/>
-          <w:sz w:val="32"/>
-          <w:szCs w:val="32"/>
-        </w:rPr>
-        <w:t>]?[</w:t>
-      </w:r>
-      <w:proofErr w:type="gramEnd"/>
-      <w:r>
-        <w:rPr>
-          <w:b/>
-          <w:bCs/>
-          <w:color w:val="D86DCB" w:themeColor="accent5" w:themeTint="99"/>
-          <w:sz w:val="32"/>
-          <w:szCs w:val="32"/>
-        </w:rPr>
-        <w:t>'weather']?[0]?['description'] ?? ''</w:t>
-      </w:r>
-      <w:proofErr w:type="gramStart"/>
-      <w:r>
-        <w:rPr>
-          <w:b/>
-          <w:bCs/>
-          <w:color w:val="D86DCB" w:themeColor="accent5" w:themeTint="99"/>
-          <w:sz w:val="32"/>
-          <w:szCs w:val="32"/>
-        </w:rPr>
-        <w:t>).</w:t>
-      </w:r>
-      <w:proofErr w:type="spellStart"/>
-      <w:r>
-        <w:rPr>
-          <w:b/>
-          <w:bCs/>
-          <w:color w:val="D86DCB" w:themeColor="accent5" w:themeTint="99"/>
-          <w:sz w:val="32"/>
-          <w:szCs w:val="32"/>
-        </w:rPr>
-        <w:t>toString</w:t>
-      </w:r>
-      <w:proofErr w:type="spellEnd"/>
-      <w:proofErr w:type="gramEnd"/>
-      <w:r>
-        <w:rPr>
-          <w:b/>
-          <w:bCs/>
-          <w:color w:val="D86DCB" w:themeColor="accent5" w:themeTint="99"/>
-          <w:sz w:val="32"/>
-          <w:szCs w:val="32"/>
-        </w:rPr>
-        <w:t>(),</w:t>
-      </w:r>
-    </w:p>
-    <w:p>
-      <w:pPr>
-        <w:jc w:val="both"/>
-        <w:rPr>
-          <w:b/>
-          <w:bCs/>
-          <w:color w:val="D86DCB" w:themeColor="accent5" w:themeTint="99"/>
-          <w:sz w:val="32"/>
-          <w:szCs w:val="32"/>
-        </w:rPr>
-      </w:pPr>
-      <w:r>
-        <w:rPr>
-          <w:b/>
-          <w:bCs/>
-          <w:color w:val="D86DCB" w:themeColor="accent5" w:themeTint="99"/>
-          <w:sz w:val="32"/>
-          <w:szCs w:val="32"/>
-        </w:rPr>
-        <w:t xml:space="preserve">    </w:t>
-      </w:r>
-      <w:proofErr w:type="spellStart"/>
-      <w:r>
-        <w:rPr>
-          <w:b/>
-          <w:bCs/>
-          <w:color w:val="D86DCB" w:themeColor="accent5" w:themeTint="99"/>
-          <w:sz w:val="32"/>
-          <w:szCs w:val="32"/>
-        </w:rPr>
-        <w:t>feelsLikeTemp</w:t>
-      </w:r>
-      <w:proofErr w:type="spellEnd"/>
-      <w:r>
-        <w:rPr>
-          <w:b/>
-          <w:bCs/>
-          <w:color w:val="D86DCB" w:themeColor="accent5" w:themeTint="99"/>
-          <w:sz w:val="32"/>
-          <w:szCs w:val="32"/>
-        </w:rPr>
-        <w:t>: (</w:t>
-      </w:r>
-      <w:proofErr w:type="spellStart"/>
-      <w:r>
-        <w:rPr>
-          <w:b/>
-          <w:bCs/>
-          <w:color w:val="D86DCB" w:themeColor="accent5" w:themeTint="99"/>
-          <w:sz w:val="32"/>
-          <w:szCs w:val="32"/>
-        </w:rPr>
-        <w:t>json</w:t>
-      </w:r>
-      <w:proofErr w:type="spellEnd"/>
-      <w:r>
-        <w:rPr>
-          <w:b/>
-          <w:bCs/>
-          <w:color w:val="D86DCB" w:themeColor="accent5" w:themeTint="99"/>
-          <w:sz w:val="32"/>
-          <w:szCs w:val="32"/>
-        </w:rPr>
-        <w:t>['current'</w:t>
-      </w:r>
-      <w:proofErr w:type="gramStart"/>
-      <w:r>
-        <w:rPr>
-          <w:b/>
-          <w:bCs/>
-          <w:color w:val="D86DCB" w:themeColor="accent5" w:themeTint="99"/>
-          <w:sz w:val="32"/>
-          <w:szCs w:val="32"/>
-        </w:rPr>
-        <w:t>]?[</w:t>
-      </w:r>
-      <w:proofErr w:type="gramEnd"/>
-      <w:r>
-        <w:rPr>
-          <w:b/>
-          <w:bCs/>
-          <w:color w:val="D86DCB" w:themeColor="accent5" w:themeTint="99"/>
-          <w:sz w:val="32"/>
-          <w:szCs w:val="32"/>
-        </w:rPr>
-        <w:t>'main']?['</w:t>
-      </w:r>
-      <w:proofErr w:type="spellStart"/>
-      <w:r>
-        <w:rPr>
-          <w:b/>
-          <w:bCs/>
-          <w:color w:val="D86DCB" w:themeColor="accent5" w:themeTint="99"/>
-          <w:sz w:val="32"/>
-          <w:szCs w:val="32"/>
-        </w:rPr>
-        <w:t>feels_like</w:t>
-      </w:r>
-      <w:proofErr w:type="spellEnd"/>
-      <w:r>
-        <w:rPr>
-          <w:b/>
-          <w:bCs/>
-          <w:color w:val="D86DCB" w:themeColor="accent5" w:themeTint="99"/>
-          <w:sz w:val="32"/>
-          <w:szCs w:val="32"/>
-        </w:rPr>
-        <w:t xml:space="preserve">'] ?? </w:t>
-      </w:r>
-      <w:proofErr w:type="gramStart"/>
-      <w:r>
-        <w:rPr>
-          <w:b/>
-          <w:bCs/>
-          <w:color w:val="D86DCB" w:themeColor="accent5" w:themeTint="99"/>
-          <w:sz w:val="32"/>
-          <w:szCs w:val="32"/>
-        </w:rPr>
-        <w:t>0).</w:t>
-      </w:r>
-      <w:proofErr w:type="spellStart"/>
-      <w:r>
-        <w:rPr>
-          <w:b/>
-          <w:bCs/>
-          <w:color w:val="D86DCB" w:themeColor="accent5" w:themeTint="99"/>
-          <w:sz w:val="32"/>
-          <w:szCs w:val="32"/>
-        </w:rPr>
-        <w:t>toDouble</w:t>
-      </w:r>
-      <w:proofErr w:type="spellEnd"/>
-      <w:proofErr w:type="gramEnd"/>
-      <w:r>
-        <w:rPr>
-          <w:b/>
-          <w:bCs/>
-          <w:color w:val="D86DCB" w:themeColor="accent5" w:themeTint="99"/>
-          <w:sz w:val="32"/>
-          <w:szCs w:val="32"/>
-        </w:rPr>
-        <w:t>(),</w:t>
-      </w:r>
-    </w:p>
-    <w:p>
-      <w:pPr>
-        <w:jc w:val="both"/>
-        <w:rPr>
-          <w:b/>
-          <w:bCs/>
-          <w:color w:val="D86DCB" w:themeColor="accent5" w:themeTint="99"/>
-          <w:sz w:val="32"/>
-          <w:szCs w:val="32"/>
-        </w:rPr>
-      </w:pPr>
-      <w:r>
-        <w:rPr>
-          <w:b/>
-          <w:bCs/>
-          <w:color w:val="D86DCB" w:themeColor="accent5" w:themeTint="99"/>
-          <w:sz w:val="32"/>
-          <w:szCs w:val="32"/>
-        </w:rPr>
-        <w:t xml:space="preserve">    </w:t>
-      </w:r>
-      <w:proofErr w:type="spellStart"/>
-      <w:r>
-        <w:rPr>
-          <w:b/>
-          <w:bCs/>
-          <w:color w:val="D86DCB" w:themeColor="accent5" w:themeTint="99"/>
-          <w:sz w:val="32"/>
-          <w:szCs w:val="32"/>
-        </w:rPr>
-        <w:t>highestTemp</w:t>
-      </w:r>
-      <w:proofErr w:type="spellEnd"/>
-      <w:r>
-        <w:rPr>
-          <w:b/>
-          <w:bCs/>
-          <w:color w:val="D86DCB" w:themeColor="accent5" w:themeTint="99"/>
-          <w:sz w:val="32"/>
-          <w:szCs w:val="32"/>
-        </w:rPr>
-        <w:t>: (</w:t>
-      </w:r>
-      <w:proofErr w:type="spellStart"/>
-      <w:r>
-        <w:rPr>
-          <w:b/>
-          <w:bCs/>
-          <w:color w:val="D86DCB" w:themeColor="accent5" w:themeTint="99"/>
-          <w:sz w:val="32"/>
-          <w:szCs w:val="32"/>
-        </w:rPr>
-        <w:t>json</w:t>
-      </w:r>
-      <w:proofErr w:type="spellEnd"/>
-      <w:r>
-        <w:rPr>
-          <w:b/>
-          <w:bCs/>
-          <w:color w:val="D86DCB" w:themeColor="accent5" w:themeTint="99"/>
-          <w:sz w:val="32"/>
-          <w:szCs w:val="32"/>
-        </w:rPr>
-        <w:t>['current'</w:t>
-      </w:r>
-      <w:proofErr w:type="gramStart"/>
-      <w:r>
-        <w:rPr>
-          <w:b/>
-          <w:bCs/>
-          <w:color w:val="D86DCB" w:themeColor="accent5" w:themeTint="99"/>
-          <w:sz w:val="32"/>
-          <w:szCs w:val="32"/>
-        </w:rPr>
-        <w:t>]?[</w:t>
-      </w:r>
-      <w:proofErr w:type="gramEnd"/>
-      <w:r>
-        <w:rPr>
-          <w:b/>
-          <w:bCs/>
-          <w:color w:val="D86DCB" w:themeColor="accent5" w:themeTint="99"/>
-          <w:sz w:val="32"/>
-          <w:szCs w:val="32"/>
-        </w:rPr>
-        <w:t>'main']?['</w:t>
-      </w:r>
-      <w:proofErr w:type="spellStart"/>
-      <w:r>
-        <w:rPr>
-          <w:b/>
-          <w:bCs/>
-          <w:color w:val="D86DCB" w:themeColor="accent5" w:themeTint="99"/>
-          <w:sz w:val="32"/>
-          <w:szCs w:val="32"/>
-        </w:rPr>
-        <w:t>temp_max</w:t>
-      </w:r>
-      <w:proofErr w:type="spellEnd"/>
-      <w:r>
-        <w:rPr>
-          <w:b/>
-          <w:bCs/>
-          <w:color w:val="D86DCB" w:themeColor="accent5" w:themeTint="99"/>
-          <w:sz w:val="32"/>
-          <w:szCs w:val="32"/>
-        </w:rPr>
-        <w:t xml:space="preserve">'] ?? </w:t>
-      </w:r>
-      <w:proofErr w:type="gramStart"/>
-      <w:r>
-        <w:rPr>
-          <w:b/>
-          <w:bCs/>
-          <w:color w:val="D86DCB" w:themeColor="accent5" w:themeTint="99"/>
-          <w:sz w:val="32"/>
-          <w:szCs w:val="32"/>
-        </w:rPr>
-        <w:t>0).</w:t>
-      </w:r>
-      <w:proofErr w:type="spellStart"/>
-      <w:r>
-        <w:rPr>
-          <w:b/>
-          <w:bCs/>
-          <w:color w:val="D86DCB" w:themeColor="accent5" w:themeTint="99"/>
-          <w:sz w:val="32"/>
-          <w:szCs w:val="32"/>
-        </w:rPr>
-        <w:t>toDouble</w:t>
-      </w:r>
-      <w:proofErr w:type="spellEnd"/>
-      <w:proofErr w:type="gramEnd"/>
-      <w:r>
-        <w:rPr>
-          <w:b/>
-          <w:bCs/>
-          <w:color w:val="D86DCB" w:themeColor="accent5" w:themeTint="99"/>
-          <w:sz w:val="32"/>
-          <w:szCs w:val="32"/>
-        </w:rPr>
-        <w:t>(),</w:t>
-      </w:r>
-    </w:p>
-    <w:p>
-      <w:pPr>
-        <w:jc w:val="both"/>
-        <w:rPr>
-          <w:b/>
-          <w:bCs/>
-          <w:color w:val="D86DCB" w:themeColor="accent5" w:themeTint="99"/>
-          <w:sz w:val="32"/>
-          <w:szCs w:val="32"/>
-        </w:rPr>
-      </w:pPr>
-      <w:r>
-        <w:rPr>
-          <w:b/>
-          <w:bCs/>
-          <w:color w:val="D86DCB" w:themeColor="accent5" w:themeTint="99"/>
-          <w:sz w:val="32"/>
-          <w:szCs w:val="32"/>
-        </w:rPr>
-        <w:t xml:space="preserve">    </w:t>
-      </w:r>
-      <w:proofErr w:type="spellStart"/>
-      <w:r>
-        <w:rPr>
-          <w:b/>
-          <w:bCs/>
-          <w:color w:val="D86DCB" w:themeColor="accent5" w:themeTint="99"/>
-          <w:sz w:val="32"/>
-          <w:szCs w:val="32"/>
-        </w:rPr>
-        <w:t>lowestTemp</w:t>
-      </w:r>
-      <w:proofErr w:type="spellEnd"/>
-      <w:r>
-        <w:rPr>
-          <w:b/>
-          <w:bCs/>
-          <w:color w:val="D86DCB" w:themeColor="accent5" w:themeTint="99"/>
-          <w:sz w:val="32"/>
-          <w:szCs w:val="32"/>
-        </w:rPr>
-        <w:t>: (</w:t>
-      </w:r>
-      <w:proofErr w:type="spellStart"/>
-      <w:r>
-        <w:rPr>
-          <w:b/>
-          <w:bCs/>
-          <w:color w:val="D86DCB" w:themeColor="accent5" w:themeTint="99"/>
-          <w:sz w:val="32"/>
-          <w:szCs w:val="32"/>
-        </w:rPr>
-        <w:t>json</w:t>
-      </w:r>
-      <w:proofErr w:type="spellEnd"/>
-      <w:r>
-        <w:rPr>
-          <w:b/>
-          <w:bCs/>
-          <w:color w:val="D86DCB" w:themeColor="accent5" w:themeTint="99"/>
-          <w:sz w:val="32"/>
-          <w:szCs w:val="32"/>
-        </w:rPr>
-        <w:t>['current'</w:t>
-      </w:r>
-      <w:proofErr w:type="gramStart"/>
-      <w:r>
-        <w:rPr>
-          <w:b/>
-          <w:bCs/>
-          <w:color w:val="D86DCB" w:themeColor="accent5" w:themeTint="99"/>
-          <w:sz w:val="32"/>
-          <w:szCs w:val="32"/>
-        </w:rPr>
-        <w:t>]?[</w:t>
-      </w:r>
-      <w:proofErr w:type="gramEnd"/>
-      <w:r>
-        <w:rPr>
-          <w:b/>
-          <w:bCs/>
-          <w:color w:val="D86DCB" w:themeColor="accent5" w:themeTint="99"/>
-          <w:sz w:val="32"/>
-          <w:szCs w:val="32"/>
-        </w:rPr>
-        <w:t>'main']?['</w:t>
-      </w:r>
-      <w:proofErr w:type="spellStart"/>
-      <w:r>
-        <w:rPr>
-          <w:b/>
-          <w:bCs/>
-          <w:color w:val="D86DCB" w:themeColor="accent5" w:themeTint="99"/>
-          <w:sz w:val="32"/>
-          <w:szCs w:val="32"/>
-        </w:rPr>
-        <w:t>temp_min</w:t>
-      </w:r>
-      <w:proofErr w:type="spellEnd"/>
-      <w:r>
-        <w:rPr>
-          <w:b/>
-          <w:bCs/>
-          <w:color w:val="D86DCB" w:themeColor="accent5" w:themeTint="99"/>
-          <w:sz w:val="32"/>
-          <w:szCs w:val="32"/>
-        </w:rPr>
-        <w:t xml:space="preserve">'] ?? </w:t>
-      </w:r>
-      <w:proofErr w:type="gramStart"/>
-      <w:r>
-        <w:rPr>
-          <w:b/>
-          <w:bCs/>
-          <w:color w:val="D86DCB" w:themeColor="accent5" w:themeTint="99"/>
-          <w:sz w:val="32"/>
-          <w:szCs w:val="32"/>
-        </w:rPr>
-        <w:t>0).</w:t>
-      </w:r>
-      <w:proofErr w:type="spellStart"/>
-      <w:r>
-        <w:rPr>
-          <w:b/>
-          <w:bCs/>
-          <w:color w:val="D86DCB" w:themeColor="accent5" w:themeTint="99"/>
-          <w:sz w:val="32"/>
-          <w:szCs w:val="32"/>
-        </w:rPr>
-        <w:t>toDouble</w:t>
-      </w:r>
-      <w:proofErr w:type="spellEnd"/>
-      <w:proofErr w:type="gramEnd"/>
-      <w:r>
-        <w:rPr>
-          <w:b/>
-          <w:bCs/>
-          <w:color w:val="D86DCB" w:themeColor="accent5" w:themeTint="99"/>
-          <w:sz w:val="32"/>
-          <w:szCs w:val="32"/>
-        </w:rPr>
-        <w:t>(),</w:t>
-      </w:r>
-    </w:p>
-    <w:p>
-      <w:pPr>
-        <w:jc w:val="both"/>
-        <w:rPr>
-          <w:b/>
-          <w:bCs/>
-          <w:color w:val="D86DCB" w:themeColor="accent5" w:themeTint="99"/>
-          <w:sz w:val="32"/>
-          <w:szCs w:val="32"/>
-        </w:rPr>
-      </w:pPr>
-      <w:r>
-        <w:rPr>
-          <w:b/>
-          <w:bCs/>
-          <w:color w:val="D86DCB" w:themeColor="accent5" w:themeTint="99"/>
-          <w:sz w:val="32"/>
-          <w:szCs w:val="32"/>
-        </w:rPr>
-        <w:t xml:space="preserve">    </w:t>
-      </w:r>
-      <w:proofErr w:type="spellStart"/>
-      <w:r>
-        <w:rPr>
-          <w:b/>
-          <w:bCs/>
-          <w:color w:val="D86DCB" w:themeColor="accent5" w:themeTint="99"/>
-          <w:sz w:val="32"/>
-          <w:szCs w:val="32"/>
-        </w:rPr>
-        <w:t>windSpeed</w:t>
-      </w:r>
-      <w:proofErr w:type="spellEnd"/>
-      <w:r>
-        <w:rPr>
-          <w:b/>
-          <w:bCs/>
-          <w:color w:val="D86DCB" w:themeColor="accent5" w:themeTint="99"/>
-          <w:sz w:val="32"/>
-          <w:szCs w:val="32"/>
-        </w:rPr>
-        <w:t>: (</w:t>
-      </w:r>
-      <w:proofErr w:type="spellStart"/>
-      <w:r>
-        <w:rPr>
-          <w:b/>
-          <w:bCs/>
-          <w:color w:val="D86DCB" w:themeColor="accent5" w:themeTint="99"/>
-          <w:sz w:val="32"/>
-          <w:szCs w:val="32"/>
-        </w:rPr>
-        <w:t>json</w:t>
-      </w:r>
-      <w:proofErr w:type="spellEnd"/>
-      <w:r>
-        <w:rPr>
-          <w:b/>
-          <w:bCs/>
-          <w:color w:val="D86DCB" w:themeColor="accent5" w:themeTint="99"/>
-          <w:sz w:val="32"/>
-          <w:szCs w:val="32"/>
-        </w:rPr>
-        <w:t>['current'</w:t>
-      </w:r>
-      <w:proofErr w:type="gramStart"/>
-      <w:r>
-        <w:rPr>
-          <w:b/>
-          <w:bCs/>
-          <w:color w:val="D86DCB" w:themeColor="accent5" w:themeTint="99"/>
-          <w:sz w:val="32"/>
-          <w:szCs w:val="32"/>
-        </w:rPr>
-        <w:t>]?[</w:t>
-      </w:r>
-      <w:proofErr w:type="gramEnd"/>
-      <w:r>
-        <w:rPr>
-          <w:b/>
-          <w:bCs/>
-          <w:color w:val="D86DCB" w:themeColor="accent5" w:themeTint="99"/>
-          <w:sz w:val="32"/>
-          <w:szCs w:val="32"/>
-        </w:rPr>
-        <w:t xml:space="preserve">'wind']?['speed'] ?? </w:t>
-      </w:r>
-      <w:proofErr w:type="gramStart"/>
-      <w:r>
-        <w:rPr>
-          <w:b/>
-          <w:bCs/>
-          <w:color w:val="D86DCB" w:themeColor="accent5" w:themeTint="99"/>
-          <w:sz w:val="32"/>
-          <w:szCs w:val="32"/>
-        </w:rPr>
-        <w:t>0).</w:t>
-      </w:r>
-      <w:proofErr w:type="spellStart"/>
-      <w:r>
-        <w:rPr>
-          <w:b/>
-          <w:bCs/>
-          <w:color w:val="D86DCB" w:themeColor="accent5" w:themeTint="99"/>
-          <w:sz w:val="32"/>
-          <w:szCs w:val="32"/>
-        </w:rPr>
-        <w:t>toDouble</w:t>
-      </w:r>
-      <w:proofErr w:type="spellEnd"/>
-      <w:proofErr w:type="gramEnd"/>
-      <w:r>
-        <w:rPr>
-          <w:b/>
-          <w:bCs/>
-          <w:color w:val="D86DCB" w:themeColor="accent5" w:themeTint="99"/>
-          <w:sz w:val="32"/>
-          <w:szCs w:val="32"/>
-        </w:rPr>
-        <w:t>(),</w:t>
-      </w:r>
-    </w:p>
-    <w:p>
-      <w:pPr>
-        <w:jc w:val="both"/>
-        <w:rPr>
-          <w:b/>
-          <w:bCs/>
-          <w:color w:val="D86DCB" w:themeColor="accent5" w:themeTint="99"/>
-          <w:sz w:val="32"/>
-          <w:szCs w:val="32"/>
-        </w:rPr>
-      </w:pPr>
-      <w:r>
-        <w:rPr>
-          <w:b/>
-          <w:bCs/>
-          <w:color w:val="D86DCB" w:themeColor="accent5" w:themeTint="99"/>
-          <w:sz w:val="32"/>
-          <w:szCs w:val="32"/>
-        </w:rPr>
-        <w:t xml:space="preserve">    humidity: (</w:t>
-      </w:r>
-      <w:proofErr w:type="spellStart"/>
-      <w:r>
-        <w:rPr>
-          <w:b/>
-          <w:bCs/>
-          <w:color w:val="D86DCB" w:themeColor="accent5" w:themeTint="99"/>
-          <w:sz w:val="32"/>
-          <w:szCs w:val="32"/>
-        </w:rPr>
-        <w:t>json</w:t>
-      </w:r>
-      <w:proofErr w:type="spellEnd"/>
-      <w:r>
-        <w:rPr>
-          <w:b/>
-          <w:bCs/>
-          <w:color w:val="D86DCB" w:themeColor="accent5" w:themeTint="99"/>
-          <w:sz w:val="32"/>
-          <w:szCs w:val="32"/>
-        </w:rPr>
-        <w:t>['current'</w:t>
-      </w:r>
-      <w:proofErr w:type="gramStart"/>
-      <w:r>
-        <w:rPr>
-          <w:b/>
-          <w:bCs/>
-          <w:color w:val="D86DCB" w:themeColor="accent5" w:themeTint="99"/>
-          <w:sz w:val="32"/>
-          <w:szCs w:val="32"/>
-        </w:rPr>
-        <w:t>]?[</w:t>
-      </w:r>
-      <w:proofErr w:type="gramEnd"/>
-      <w:r>
-        <w:rPr>
-          <w:b/>
-          <w:bCs/>
-          <w:color w:val="D86DCB" w:themeColor="accent5" w:themeTint="99"/>
-          <w:sz w:val="32"/>
-          <w:szCs w:val="32"/>
-        </w:rPr>
-        <w:t xml:space="preserve">'main']?['humidity'] ?? </w:t>
-      </w:r>
-      <w:proofErr w:type="gramStart"/>
-      <w:r>
-        <w:rPr>
-          <w:b/>
-          <w:bCs/>
-          <w:color w:val="D86DCB" w:themeColor="accent5" w:themeTint="99"/>
-          <w:sz w:val="32"/>
-          <w:szCs w:val="32"/>
-        </w:rPr>
-        <w:t>0).</w:t>
-      </w:r>
-      <w:proofErr w:type="spellStart"/>
-      <w:r>
-        <w:rPr>
-          <w:b/>
-          <w:bCs/>
-          <w:color w:val="D86DCB" w:themeColor="accent5" w:themeTint="99"/>
-          <w:sz w:val="32"/>
-          <w:szCs w:val="32"/>
-        </w:rPr>
-        <w:t>toInt</w:t>
-      </w:r>
-      <w:proofErr w:type="spellEnd"/>
-      <w:proofErr w:type="gramEnd"/>
-      <w:r>
-        <w:rPr>
-          <w:b/>
-          <w:bCs/>
-          <w:color w:val="D86DCB" w:themeColor="accent5" w:themeTint="99"/>
-          <w:sz w:val="32"/>
-          <w:szCs w:val="32"/>
-        </w:rPr>
-        <w:t>(),</w:t>
-      </w:r>
-    </w:p>
-    <w:p>
-      <w:pPr>
-        <w:jc w:val="both"/>
-        <w:rPr>
-          <w:b/>
-          <w:bCs/>
-          <w:color w:val="D86DCB" w:themeColor="accent5" w:themeTint="99"/>
-          <w:sz w:val="32"/>
-          <w:szCs w:val="32"/>
-        </w:rPr>
-      </w:pPr>
-      <w:r>
-        <w:rPr>
-          <w:b/>
-          <w:bCs/>
-          <w:color w:val="D86DCB" w:themeColor="accent5" w:themeTint="99"/>
-          <w:sz w:val="32"/>
-          <w:szCs w:val="32"/>
-        </w:rPr>
-        <w:t xml:space="preserve">    </w:t>
-      </w:r>
-      <w:proofErr w:type="spellStart"/>
-      <w:r>
-        <w:rPr>
-          <w:b/>
-          <w:bCs/>
-          <w:color w:val="D86DCB" w:themeColor="accent5" w:themeTint="99"/>
-          <w:sz w:val="32"/>
-          <w:szCs w:val="32"/>
-        </w:rPr>
-        <w:t>hourlyData</w:t>
-      </w:r>
-      <w:proofErr w:type="spellEnd"/>
-      <w:r>
-        <w:rPr>
-          <w:b/>
-          <w:bCs/>
-          <w:color w:val="D86DCB" w:themeColor="accent5" w:themeTint="99"/>
-          <w:sz w:val="32"/>
-          <w:szCs w:val="32"/>
-        </w:rPr>
-        <w:t xml:space="preserve">: </w:t>
-      </w:r>
-      <w:proofErr w:type="spellStart"/>
-      <w:r>
-        <w:rPr>
-          <w:b/>
-          <w:bCs/>
-          <w:color w:val="D86DCB" w:themeColor="accent5" w:themeTint="99"/>
-          <w:sz w:val="32"/>
-          <w:szCs w:val="32"/>
-        </w:rPr>
-        <w:t>hourlyList</w:t>
-      </w:r>
-      <w:proofErr w:type="spellEnd"/>
-      <w:r>
-        <w:rPr>
-          <w:b/>
-          <w:bCs/>
-          <w:color w:val="D86DCB" w:themeColor="accent5" w:themeTint="99"/>
-          <w:sz w:val="32"/>
-          <w:szCs w:val="32"/>
-        </w:rPr>
-        <w:t>,</w:t>
+        <w:t xml:space="preserve">  return Weather(</w:t>
+      </w:r>
+    </w:p>
+    <w:p>
+      <w:pPr>
+        <w:jc w:val="both"/>
+        <w:rPr>
+          <w:b/>
+          <w:bCs/>
+          <w:color w:val="D86DCB" w:themeColor="accent5" w:themeTint="99"/>
+          <w:sz w:val="32"/>
+          <w:szCs w:val="32"/>
+        </w:rPr>
+      </w:pPr>
+      <w:r>
+        <w:rPr>
+          <w:b/>
+          <w:bCs/>
+          <w:color w:val="D86DCB" w:themeColor="accent5" w:themeTint="99"/>
+          <w:sz w:val="32"/>
+          <w:szCs w:val="32"/>
+        </w:rPr>
+        <w:t xml:space="preserve">    cityName: (json['location'] ?? 'Unknown').toString(),</w:t>
+      </w:r>
+    </w:p>
+    <w:p>
+      <w:pPr>
+        <w:jc w:val="both"/>
+        <w:rPr>
+          <w:b/>
+          <w:bCs/>
+          <w:color w:val="D86DCB" w:themeColor="accent5" w:themeTint="99"/>
+          <w:sz w:val="32"/>
+          <w:szCs w:val="32"/>
+        </w:rPr>
+      </w:pPr>
+      <w:r>
+        <w:rPr>
+          <w:b/>
+          <w:bCs/>
+          <w:color w:val="D86DCB" w:themeColor="accent5" w:themeTint="99"/>
+          <w:sz w:val="32"/>
+          <w:szCs w:val="32"/>
+        </w:rPr>
+        <w:t xml:space="preserve">    temperature: (json['current']?['main']?['temp'] ?? 0).toDouble(),</w:t>
+      </w:r>
+    </w:p>
+    <w:p>
+      <w:pPr>
+        <w:jc w:val="both"/>
+        <w:rPr>
+          <w:b/>
+          <w:bCs/>
+          <w:color w:val="D86DCB" w:themeColor="accent5" w:themeTint="99"/>
+          <w:sz w:val="32"/>
+          <w:szCs w:val="32"/>
+        </w:rPr>
+      </w:pPr>
+      <w:r>
+        <w:rPr>
+          <w:b/>
+          <w:bCs/>
+          <w:color w:val="D86DCB" w:themeColor="accent5" w:themeTint="99"/>
+          <w:sz w:val="32"/>
+          <w:szCs w:val="32"/>
+        </w:rPr>
+        <w:t xml:space="preserve">    mainCondition: (json['current']?['weather']?[0]?['main'] ?? '').toString(),</w:t>
+      </w:r>
+    </w:p>
+    <w:p>
+      <w:pPr>
+        <w:jc w:val="both"/>
+        <w:rPr>
+          <w:b/>
+          <w:bCs/>
+          <w:color w:val="D86DCB" w:themeColor="accent5" w:themeTint="99"/>
+          <w:sz w:val="32"/>
+          <w:szCs w:val="32"/>
+        </w:rPr>
+      </w:pPr>
+      <w:r>
+        <w:rPr>
+          <w:b/>
+          <w:bCs/>
+          <w:color w:val="D86DCB" w:themeColor="accent5" w:themeTint="99"/>
+          <w:sz w:val="32"/>
+          <w:szCs w:val="32"/>
+        </w:rPr>
+        <w:t xml:space="preserve">    conditionDescription: (json['current']?['weather']?[0]?['description'] ?? '').toString(),</w:t>
+      </w:r>
+    </w:p>
+    <w:p>
+      <w:pPr>
+        <w:jc w:val="both"/>
+        <w:rPr>
+          <w:b/>
+          <w:bCs/>
+          <w:color w:val="D86DCB" w:themeColor="accent5" w:themeTint="99"/>
+          <w:sz w:val="32"/>
+          <w:szCs w:val="32"/>
+        </w:rPr>
+      </w:pPr>
+      <w:r>
+        <w:rPr>
+          <w:b/>
+          <w:bCs/>
+          <w:color w:val="D86DCB" w:themeColor="accent5" w:themeTint="99"/>
+          <w:sz w:val="32"/>
+          <w:szCs w:val="32"/>
+        </w:rPr>
+        <w:t xml:space="preserve">    feelsLikeTemp: (json['current']?['main']?['feels_like'] ?? 0).toDouble(),</w:t>
+      </w:r>
+    </w:p>
+    <w:p>
+      <w:pPr>
+        <w:jc w:val="both"/>
+        <w:rPr>
+          <w:b/>
+          <w:bCs/>
+          <w:color w:val="D86DCB" w:themeColor="accent5" w:themeTint="99"/>
+          <w:sz w:val="32"/>
+          <w:szCs w:val="32"/>
+        </w:rPr>
+      </w:pPr>
+      <w:r>
+        <w:rPr>
+          <w:b/>
+          <w:bCs/>
+          <w:color w:val="D86DCB" w:themeColor="accent5" w:themeTint="99"/>
+          <w:sz w:val="32"/>
+          <w:szCs w:val="32"/>
+        </w:rPr>
+        <w:t xml:space="preserve">    highestTemp: (json['current']?['main']?['temp_max'] ?? 0).toDouble(),</w:t>
+      </w:r>
+    </w:p>
+    <w:p>
+      <w:pPr>
+        <w:jc w:val="both"/>
+        <w:rPr>
+          <w:b/>
+          <w:bCs/>
+          <w:color w:val="D86DCB" w:themeColor="accent5" w:themeTint="99"/>
+          <w:sz w:val="32"/>
+          <w:szCs w:val="32"/>
+        </w:rPr>
+      </w:pPr>
+      <w:r>
+        <w:rPr>
+          <w:b/>
+          <w:bCs/>
+          <w:color w:val="D86DCB" w:themeColor="accent5" w:themeTint="99"/>
+          <w:sz w:val="32"/>
+          <w:szCs w:val="32"/>
+        </w:rPr>
+        <w:t xml:space="preserve">    lowestTemp: (json['current']?['main']?['temp_min'] ?? 0).toDouble(),</w:t>
+      </w:r>
+    </w:p>
+    <w:p>
+      <w:pPr>
+        <w:jc w:val="both"/>
+        <w:rPr>
+          <w:b/>
+          <w:bCs/>
+          <w:color w:val="D86DCB" w:themeColor="accent5" w:themeTint="99"/>
+          <w:sz w:val="32"/>
+          <w:szCs w:val="32"/>
+        </w:rPr>
+      </w:pPr>
+      <w:r>
+        <w:rPr>
+          <w:b/>
+          <w:bCs/>
+          <w:color w:val="D86DCB" w:themeColor="accent5" w:themeTint="99"/>
+          <w:sz w:val="32"/>
+          <w:szCs w:val="32"/>
+        </w:rPr>
+        <w:t xml:space="preserve">    windSpeed: (json['current']?['wind']?['speed'] ?? 0).toDouble(),</w:t>
+      </w:r>
+    </w:p>
+    <w:p>
+      <w:pPr>
+        <w:jc w:val="both"/>
+        <w:rPr>
+          <w:b/>
+          <w:bCs/>
+          <w:color w:val="D86DCB" w:themeColor="accent5" w:themeTint="99"/>
+          <w:sz w:val="32"/>
+          <w:szCs w:val="32"/>
+        </w:rPr>
+      </w:pPr>
+      <w:r>
+        <w:rPr>
+          <w:b/>
+          <w:bCs/>
+          <w:color w:val="D86DCB" w:themeColor="accent5" w:themeTint="99"/>
+          <w:sz w:val="32"/>
+          <w:szCs w:val="32"/>
+        </w:rPr>
+        <w:t xml:space="preserve">    humidity: (json['current']?['main']?['humidity'] ?? 0).toInt(),</w:t>
+      </w:r>
+    </w:p>
+    <w:p>
+      <w:pPr>
+        <w:jc w:val="both"/>
+        <w:rPr>
+          <w:b/>
+          <w:bCs/>
+          <w:color w:val="D86DCB" w:themeColor="accent5" w:themeTint="99"/>
+          <w:sz w:val="32"/>
+          <w:szCs w:val="32"/>
+        </w:rPr>
+      </w:pPr>
+      <w:r>
+        <w:rPr>
+          <w:b/>
+          <w:bCs/>
+          <w:color w:val="D86DCB" w:themeColor="accent5" w:themeTint="99"/>
+          <w:sz w:val="32"/>
+          <w:szCs w:val="32"/>
+        </w:rPr>
+        <w:t xml:space="preserve">    hourlyData: hourlyList,</w:t>
       </w:r>
     </w:p>
     <w:p>
@@ -4927,25 +2756,14 @@
         </w:rPr>
         <w:t xml:space="preserve"># Then in weather service instead of return </w:t>
       </w:r>
-      <w:proofErr w:type="spellStart"/>
-      <w:r>
-        <w:rPr>
-          <w:b/>
-          <w:bCs/>
-          <w:sz w:val="32"/>
-          <w:szCs w:val="32"/>
-        </w:rPr>
-        <w:t>Weather.fromJson</w:t>
-      </w:r>
-      <w:proofErr w:type="spellEnd"/>
-      <w:r>
-        <w:rPr>
-          <w:b/>
-          <w:bCs/>
-          <w:sz w:val="32"/>
-          <w:szCs w:val="32"/>
-        </w:rPr>
-        <w:t xml:space="preserve">(…) </w:t>
+      <w:r>
+        <w:rPr>
+          <w:b/>
+          <w:bCs/>
+          <w:sz w:val="32"/>
+          <w:szCs w:val="32"/>
+        </w:rPr>
+        <w:t xml:space="preserve">Weather.fromJson(…) </w:t>
       </w:r>
       <w:r>
         <w:rPr>
@@ -4974,53 +2792,7 @@
           <w:sz w:val="32"/>
           <w:szCs w:val="32"/>
         </w:rPr>
-        <w:t>import '</w:t>
-      </w:r>
-      <w:proofErr w:type="spellStart"/>
-      <w:proofErr w:type="gramStart"/>
-      <w:r>
-        <w:rPr>
-          <w:b/>
-          <w:bCs/>
-          <w:color w:val="D86DCB" w:themeColor="accent5" w:themeTint="99"/>
-          <w:sz w:val="32"/>
-          <w:szCs w:val="32"/>
-        </w:rPr>
-        <w:t>package:flutter</w:t>
-      </w:r>
-      <w:proofErr w:type="spellEnd"/>
-      <w:r>
-        <w:rPr>
-          <w:b/>
-          <w:bCs/>
-          <w:color w:val="D86DCB" w:themeColor="accent5" w:themeTint="99"/>
-          <w:sz w:val="32"/>
-          <w:szCs w:val="32"/>
-        </w:rPr>
-        <w:t>/</w:t>
-      </w:r>
-      <w:proofErr w:type="spellStart"/>
-      <w:r>
-        <w:rPr>
-          <w:b/>
-          <w:bCs/>
-          <w:color w:val="D86DCB" w:themeColor="accent5" w:themeTint="99"/>
-          <w:sz w:val="32"/>
-          <w:szCs w:val="32"/>
-        </w:rPr>
-        <w:t>foundation.dart</w:t>
-      </w:r>
-      <w:proofErr w:type="spellEnd"/>
-      <w:proofErr w:type="gramEnd"/>
-      <w:r>
-        <w:rPr>
-          <w:b/>
-          <w:bCs/>
-          <w:color w:val="D86DCB" w:themeColor="accent5" w:themeTint="99"/>
-          <w:sz w:val="32"/>
-          <w:szCs w:val="32"/>
-        </w:rPr>
-        <w:t>';</w:t>
+        <w:t>import 'package:flutter/foundation.dart';</w:t>
       </w:r>
     </w:p>
     <w:p>
@@ -5064,85 +2836,7 @@
           <w:sz w:val="32"/>
           <w:szCs w:val="32"/>
         </w:rPr>
-        <w:t xml:space="preserve">final Weather </w:t>
-      </w:r>
-      <w:proofErr w:type="spellStart"/>
-      <w:r>
-        <w:rPr>
-          <w:b/>
-          <w:bCs/>
-          <w:color w:val="D86DCB" w:themeColor="accent5" w:themeTint="99"/>
-          <w:sz w:val="32"/>
-          <w:szCs w:val="32"/>
-        </w:rPr>
-        <w:t>weather</w:t>
-      </w:r>
-      <w:proofErr w:type="spellEnd"/>
-      <w:r>
-        <w:rPr>
-          <w:b/>
-          <w:bCs/>
-          <w:color w:val="D86DCB" w:themeColor="accent5" w:themeTint="99"/>
-          <w:sz w:val="32"/>
-          <w:szCs w:val="32"/>
-        </w:rPr>
-        <w:t xml:space="preserve"> = await </w:t>
-      </w:r>
-      <w:proofErr w:type="gramStart"/>
-      <w:r>
-        <w:rPr>
-          <w:b/>
-          <w:bCs/>
-          <w:color w:val="D86DCB" w:themeColor="accent5" w:themeTint="99"/>
-          <w:sz w:val="32"/>
-          <w:szCs w:val="32"/>
-        </w:rPr>
-        <w:t>compute(</w:t>
-      </w:r>
-      <w:proofErr w:type="spellStart"/>
-      <w:proofErr w:type="gramEnd"/>
-      <w:r>
-        <w:rPr>
-          <w:b/>
-          <w:bCs/>
-          <w:color w:val="D86DCB" w:themeColor="accent5" w:themeTint="99"/>
-          <w:sz w:val="32"/>
-          <w:szCs w:val="32"/>
-        </w:rPr>
-        <w:t>parseWeatherData</w:t>
-      </w:r>
-      <w:proofErr w:type="spellEnd"/>
-      <w:r>
-        <w:rPr>
-          <w:b/>
-          <w:bCs/>
-          <w:color w:val="D86DCB" w:themeColor="accent5" w:themeTint="99"/>
-          <w:sz w:val="32"/>
-          <w:szCs w:val="32"/>
-        </w:rPr>
-        <w:t xml:space="preserve">, </w:t>
-      </w:r>
-      <w:proofErr w:type="spellStart"/>
-      <w:r>
-        <w:rPr>
-          <w:b/>
-          <w:bCs/>
-          <w:color w:val="D86DCB" w:themeColor="accent5" w:themeTint="99"/>
-          <w:sz w:val="32"/>
-          <w:szCs w:val="32"/>
-        </w:rPr>
-        <w:t>mergedData</w:t>
-      </w:r>
-      <w:proofErr w:type="spellEnd"/>
-      <w:r>
-        <w:rPr>
-          <w:b/>
-          <w:bCs/>
-          <w:color w:val="D86DCB" w:themeColor="accent5" w:themeTint="99"/>
-          <w:sz w:val="32"/>
-          <w:szCs w:val="32"/>
-        </w:rPr>
-        <w:t>);</w:t>
+        <w:t>final Weather weather = await compute(parseWeatherData, mergedData);</w:t>
       </w:r>
     </w:p>
     <w:p>
@@ -5311,23 +3005,7 @@
           <w:sz w:val="32"/>
           <w:szCs w:val="32"/>
         </w:rPr>
-        <w:t xml:space="preserve">UI still </w:t>
-      </w:r>
-      <w:proofErr w:type="spellStart"/>
-      <w:r>
-        <w:rPr>
-          <w:sz w:val="32"/>
-          <w:szCs w:val="32"/>
-        </w:rPr>
-        <w:t>janks</w:t>
-      </w:r>
-      <w:proofErr w:type="spellEnd"/>
-      <w:r>
-        <w:rPr>
-          <w:sz w:val="32"/>
-          <w:szCs w:val="32"/>
-        </w:rPr>
-        <w:t xml:space="preserve"> → Maybe parsing is tiny and overhead dominates; test timing or use manual isolate for streaming jobs.</w:t>
+        <w:t>UI still janks → Maybe parsing is tiny and overhead dominates; test timing or use manual isolate for streaming jobs.</w:t>
       </w:r>
     </w:p>
     <w:p>
@@ -5398,76 +3076,14 @@
         </w:rPr>
         <w:t xml:space="preserve">. Then we can just create a top-level function called </w:t>
       </w:r>
-      <w:proofErr w:type="spellStart"/>
-      <w:r>
-        <w:rPr>
-          <w:b/>
-          <w:bCs/>
-          <w:sz w:val="32"/>
-          <w:szCs w:val="32"/>
-        </w:rPr>
-        <w:t>ProductModel</w:t>
-      </w:r>
-      <w:proofErr w:type="spellEnd"/>
-      <w:r>
-        <w:rPr>
-          <w:b/>
-          <w:bCs/>
-          <w:sz w:val="32"/>
-          <w:szCs w:val="32"/>
-        </w:rPr>
-        <w:t xml:space="preserve"> </w:t>
-      </w:r>
-      <w:proofErr w:type="spellStart"/>
-      <w:proofErr w:type="gramStart"/>
-      <w:r>
-        <w:rPr>
-          <w:b/>
-          <w:bCs/>
-          <w:sz w:val="32"/>
-          <w:szCs w:val="32"/>
-        </w:rPr>
-        <w:t>parseProducts</w:t>
-      </w:r>
-      <w:proofErr w:type="spellEnd"/>
-      <w:r>
-        <w:rPr>
-          <w:b/>
-          <w:bCs/>
-          <w:sz w:val="32"/>
-          <w:szCs w:val="32"/>
-        </w:rPr>
-        <w:t>(</w:t>
-      </w:r>
-      <w:proofErr w:type="gramEnd"/>
-      <w:r>
-        <w:rPr>
-          <w:b/>
-          <w:bCs/>
-          <w:sz w:val="32"/>
-          <w:szCs w:val="32"/>
-        </w:rPr>
-        <w:t xml:space="preserve">String </w:t>
-      </w:r>
-      <w:proofErr w:type="spellStart"/>
-      <w:r>
-        <w:rPr>
-          <w:b/>
-          <w:bCs/>
-          <w:sz w:val="32"/>
-          <w:szCs w:val="32"/>
-        </w:rPr>
-        <w:t>responseBody</w:t>
-      </w:r>
-      <w:proofErr w:type="spellEnd"/>
-      <w:r>
-        <w:rPr>
-          <w:b/>
-          <w:bCs/>
-          <w:sz w:val="32"/>
-          <w:szCs w:val="32"/>
-        </w:rPr>
-        <w:t>)</w:t>
+      <w:r>
+        <w:rPr>
+          <w:b/>
+          <w:bCs/>
+          <w:sz w:val="32"/>
+          <w:szCs w:val="32"/>
+        </w:rPr>
+        <w:t>ProductModel parseProducts(String responseBody)</w:t>
       </w:r>
       <w:r>
         <w:rPr>
@@ -5476,25 +3092,14 @@
         </w:rPr>
         <w:t xml:space="preserve"> that will return the </w:t>
       </w:r>
-      <w:proofErr w:type="spellStart"/>
-      <w:r>
-        <w:rPr>
-          <w:b/>
-          <w:bCs/>
-          <w:sz w:val="32"/>
-          <w:szCs w:val="32"/>
-        </w:rPr>
-        <w:t>ProductModel</w:t>
-      </w:r>
-      <w:proofErr w:type="spellEnd"/>
-      <w:r>
-        <w:rPr>
-          <w:b/>
-          <w:bCs/>
-          <w:sz w:val="32"/>
-          <w:szCs w:val="32"/>
-        </w:rPr>
-        <w:t xml:space="preserve"> </w:t>
+      <w:r>
+        <w:rPr>
+          <w:b/>
+          <w:bCs/>
+          <w:sz w:val="32"/>
+          <w:szCs w:val="32"/>
+        </w:rPr>
+        <w:t xml:space="preserve">ProductModel </w:t>
       </w:r>
       <w:r>
         <w:rPr>
@@ -5510,27 +3115,7 @@
           <w:sz w:val="32"/>
           <w:szCs w:val="32"/>
         </w:rPr>
-        <w:t xml:space="preserve"> .</w:t>
-      </w:r>
-      <w:proofErr w:type="spellStart"/>
-      <w:r>
-        <w:rPr>
-          <w:b/>
-          <w:bCs/>
-          <w:sz w:val="32"/>
-          <w:szCs w:val="32"/>
-        </w:rPr>
-        <w:t>fromJosn</w:t>
-      </w:r>
-      <w:proofErr w:type="spellEnd"/>
-      <w:r>
-        <w:rPr>
-          <w:b/>
-          <w:bCs/>
-          <w:sz w:val="32"/>
-          <w:szCs w:val="32"/>
-        </w:rPr>
-        <w:t>()</w:t>
+        <w:t xml:space="preserve"> .fromJosn()</w:t>
       </w:r>
       <w:r>
         <w:rPr>
@@ -5572,25 +3157,14 @@
         <w:lastRenderedPageBreak/>
         <w:t xml:space="preserve"># Then in the controller page the </w:t>
       </w:r>
-      <w:proofErr w:type="gramStart"/>
-      <w:r>
-        <w:rPr>
-          <w:b/>
-          <w:bCs/>
-          <w:sz w:val="32"/>
-          <w:szCs w:val="32"/>
-        </w:rPr>
-        <w:t>compute(</w:t>
-      </w:r>
-      <w:proofErr w:type="gramEnd"/>
-      <w:r>
-        <w:rPr>
-          <w:b/>
-          <w:bCs/>
-          <w:sz w:val="32"/>
-          <w:szCs w:val="32"/>
-        </w:rPr>
-        <w:t xml:space="preserve">) </w:t>
+      <w:r>
+        <w:rPr>
+          <w:b/>
+          <w:bCs/>
+          <w:sz w:val="32"/>
+          <w:szCs w:val="32"/>
+        </w:rPr>
+        <w:t xml:space="preserve">compute() </w:t>
       </w:r>
       <w:r>
         <w:rPr>
@@ -5643,193 +3217,59 @@
           <w:szCs w:val="32"/>
         </w:rPr>
       </w:pPr>
-      <w:proofErr w:type="spellStart"/>
-      <w:r>
-        <w:rPr>
-          <w:b/>
-          <w:bCs/>
-          <w:color w:val="D86DCB" w:themeColor="accent5" w:themeTint="99"/>
-          <w:sz w:val="32"/>
-          <w:szCs w:val="32"/>
-        </w:rPr>
-        <w:t>ProductModel</w:t>
-      </w:r>
-      <w:proofErr w:type="spellEnd"/>
-      <w:r>
-        <w:rPr>
-          <w:b/>
-          <w:bCs/>
-          <w:color w:val="D86DCB" w:themeColor="accent5" w:themeTint="99"/>
-          <w:sz w:val="32"/>
-          <w:szCs w:val="32"/>
-        </w:rPr>
-        <w:t xml:space="preserve"> </w:t>
-      </w:r>
-      <w:proofErr w:type="spellStart"/>
-      <w:proofErr w:type="gramStart"/>
-      <w:r>
-        <w:rPr>
-          <w:b/>
-          <w:bCs/>
-          <w:color w:val="D86DCB" w:themeColor="accent5" w:themeTint="99"/>
-          <w:sz w:val="32"/>
-          <w:szCs w:val="32"/>
-        </w:rPr>
-        <w:t>parseProducts</w:t>
-      </w:r>
-      <w:proofErr w:type="spellEnd"/>
-      <w:r>
-        <w:rPr>
-          <w:b/>
-          <w:bCs/>
-          <w:color w:val="D86DCB" w:themeColor="accent5" w:themeTint="99"/>
-          <w:sz w:val="32"/>
-          <w:szCs w:val="32"/>
-        </w:rPr>
-        <w:t>(</w:t>
-      </w:r>
-      <w:proofErr w:type="gramEnd"/>
-      <w:r>
-        <w:rPr>
-          <w:b/>
-          <w:bCs/>
-          <w:color w:val="D86DCB" w:themeColor="accent5" w:themeTint="99"/>
-          <w:sz w:val="32"/>
-          <w:szCs w:val="32"/>
-        </w:rPr>
-        <w:t xml:space="preserve">String </w:t>
-      </w:r>
-      <w:proofErr w:type="spellStart"/>
-      <w:r>
-        <w:rPr>
-          <w:b/>
-          <w:bCs/>
-          <w:color w:val="D86DCB" w:themeColor="accent5" w:themeTint="99"/>
-          <w:sz w:val="32"/>
-          <w:szCs w:val="32"/>
-        </w:rPr>
-        <w:t>responseBody</w:t>
-      </w:r>
-      <w:proofErr w:type="spellEnd"/>
-      <w:r>
-        <w:rPr>
-          <w:b/>
-          <w:bCs/>
-          <w:color w:val="D86DCB" w:themeColor="accent5" w:themeTint="99"/>
-          <w:sz w:val="32"/>
-          <w:szCs w:val="32"/>
-        </w:rPr>
-        <w:t>) {</w:t>
-      </w:r>
-    </w:p>
-    <w:p>
-      <w:pPr>
-        <w:jc w:val="both"/>
-        <w:rPr>
-          <w:b/>
-          <w:bCs/>
-          <w:color w:val="D86DCB" w:themeColor="accent5" w:themeTint="99"/>
-          <w:sz w:val="32"/>
-          <w:szCs w:val="32"/>
-        </w:rPr>
-      </w:pPr>
-      <w:r>
-        <w:rPr>
-          <w:b/>
-          <w:bCs/>
-          <w:color w:val="D86DCB" w:themeColor="accent5" w:themeTint="99"/>
-          <w:sz w:val="32"/>
-          <w:szCs w:val="32"/>
-        </w:rPr>
-        <w:t xml:space="preserve">  final data = </w:t>
-      </w:r>
-      <w:proofErr w:type="spellStart"/>
-      <w:r>
-        <w:rPr>
-          <w:b/>
-          <w:bCs/>
-          <w:color w:val="D86DCB" w:themeColor="accent5" w:themeTint="99"/>
-          <w:sz w:val="32"/>
-          <w:szCs w:val="32"/>
-        </w:rPr>
-        <w:t>jsonDecode</w:t>
-      </w:r>
-      <w:proofErr w:type="spellEnd"/>
-      <w:r>
-        <w:rPr>
-          <w:b/>
-          <w:bCs/>
-          <w:color w:val="D86DCB" w:themeColor="accent5" w:themeTint="99"/>
-          <w:sz w:val="32"/>
-          <w:szCs w:val="32"/>
-        </w:rPr>
-        <w:t>(</w:t>
-      </w:r>
-      <w:proofErr w:type="spellStart"/>
-      <w:r>
-        <w:rPr>
-          <w:b/>
-          <w:bCs/>
-          <w:color w:val="D86DCB" w:themeColor="accent5" w:themeTint="99"/>
-          <w:sz w:val="32"/>
-          <w:szCs w:val="32"/>
-        </w:rPr>
-        <w:t>responseBody</w:t>
-      </w:r>
-      <w:proofErr w:type="spellEnd"/>
-      <w:r>
-        <w:rPr>
-          <w:b/>
-          <w:bCs/>
-          <w:color w:val="D86DCB" w:themeColor="accent5" w:themeTint="99"/>
-          <w:sz w:val="32"/>
-          <w:szCs w:val="32"/>
-        </w:rPr>
-        <w:t>);</w:t>
-      </w:r>
-    </w:p>
-    <w:p>
-      <w:pPr>
-        <w:jc w:val="both"/>
-        <w:rPr>
-          <w:b/>
-          <w:bCs/>
-          <w:color w:val="D86DCB" w:themeColor="accent5" w:themeTint="99"/>
-          <w:sz w:val="32"/>
-          <w:szCs w:val="32"/>
-        </w:rPr>
-      </w:pPr>
-      <w:r>
-        <w:rPr>
-          <w:b/>
-          <w:bCs/>
-          <w:color w:val="D86DCB" w:themeColor="accent5" w:themeTint="99"/>
-          <w:sz w:val="32"/>
-          <w:szCs w:val="32"/>
-        </w:rPr>
-        <w:t xml:space="preserve">  return </w:t>
-      </w:r>
-      <w:proofErr w:type="spellStart"/>
-      <w:r>
-        <w:rPr>
-          <w:b/>
-          <w:bCs/>
-          <w:color w:val="D86DCB" w:themeColor="accent5" w:themeTint="99"/>
-          <w:sz w:val="32"/>
-          <w:szCs w:val="32"/>
-        </w:rPr>
-        <w:t>ProductModel.fromJson</w:t>
-      </w:r>
-      <w:proofErr w:type="spellEnd"/>
-      <w:r>
-        <w:rPr>
-          <w:b/>
-          <w:bCs/>
-          <w:color w:val="D86DCB" w:themeColor="accent5" w:themeTint="99"/>
-          <w:sz w:val="32"/>
-          <w:szCs w:val="32"/>
-        </w:rPr>
-        <w:t>(data);</w:t>
+      <w:r>
+        <w:rPr>
+          <w:b/>
+          <w:bCs/>
+          <w:color w:val="D86DCB" w:themeColor="accent5" w:themeTint="99"/>
+          <w:sz w:val="32"/>
+          <w:szCs w:val="32"/>
+        </w:rPr>
+        <w:t>ProductModel parseProducts(String responseBody) {</w:t>
+      </w:r>
+    </w:p>
+    <w:p>
+      <w:pPr>
+        <w:jc w:val="both"/>
+        <w:rPr>
+          <w:b/>
+          <w:bCs/>
+          <w:color w:val="D86DCB" w:themeColor="accent5" w:themeTint="99"/>
+          <w:sz w:val="32"/>
+          <w:szCs w:val="32"/>
+        </w:rPr>
+      </w:pPr>
+      <w:r>
+        <w:rPr>
+          <w:b/>
+          <w:bCs/>
+          <w:color w:val="D86DCB" w:themeColor="accent5" w:themeTint="99"/>
+          <w:sz w:val="32"/>
+          <w:szCs w:val="32"/>
+        </w:rPr>
+        <w:t xml:space="preserve">  final data = jsonDecode(responseBody);</w:t>
+      </w:r>
+    </w:p>
+    <w:p>
+      <w:pPr>
+        <w:jc w:val="both"/>
+        <w:rPr>
+          <w:b/>
+          <w:bCs/>
+          <w:color w:val="D86DCB" w:themeColor="accent5" w:themeTint="99"/>
+          <w:sz w:val="32"/>
+          <w:szCs w:val="32"/>
+        </w:rPr>
+      </w:pPr>
+      <w:r>
+        <w:rPr>
+          <w:b/>
+          <w:bCs/>
+          <w:color w:val="D86DCB" w:themeColor="accent5" w:themeTint="99"/>
+          <w:sz w:val="32"/>
+          <w:szCs w:val="32"/>
+        </w:rPr>
+        <w:t xml:space="preserve">  return ProductModel.fromJson(data);</w:t>
       </w:r>
     </w:p>
     <w:p>
@@ -5889,346 +3329,118 @@
           <w:sz w:val="32"/>
           <w:szCs w:val="32"/>
         </w:rPr>
-        <w:t xml:space="preserve">Future&lt;void&gt; </w:t>
-      </w:r>
-      <w:proofErr w:type="spellStart"/>
-      <w:proofErr w:type="gramStart"/>
-      <w:r>
-        <w:rPr>
-          <w:b/>
-          <w:bCs/>
-          <w:color w:val="D86DCB" w:themeColor="accent5" w:themeTint="99"/>
-          <w:sz w:val="32"/>
-          <w:szCs w:val="32"/>
-        </w:rPr>
-        <w:t>fetchProducts</w:t>
-      </w:r>
-      <w:proofErr w:type="spellEnd"/>
-      <w:r>
-        <w:rPr>
-          <w:b/>
-          <w:bCs/>
-          <w:color w:val="D86DCB" w:themeColor="accent5" w:themeTint="99"/>
-          <w:sz w:val="32"/>
-          <w:szCs w:val="32"/>
-        </w:rPr>
-        <w:t>(</w:t>
-      </w:r>
-      <w:proofErr w:type="gramEnd"/>
-      <w:r>
-        <w:rPr>
-          <w:b/>
-          <w:bCs/>
-          <w:color w:val="D86DCB" w:themeColor="accent5" w:themeTint="99"/>
-          <w:sz w:val="32"/>
-          <w:szCs w:val="32"/>
-        </w:rPr>
-        <w:t>) async {</w:t>
-      </w:r>
-    </w:p>
-    <w:p>
-      <w:pPr>
-        <w:jc w:val="both"/>
-        <w:rPr>
-          <w:b/>
-          <w:bCs/>
-          <w:color w:val="D86DCB" w:themeColor="accent5" w:themeTint="99"/>
-          <w:sz w:val="32"/>
-          <w:szCs w:val="32"/>
-        </w:rPr>
-      </w:pPr>
-      <w:r>
-        <w:rPr>
-          <w:b/>
-          <w:bCs/>
-          <w:color w:val="D86DCB" w:themeColor="accent5" w:themeTint="99"/>
-          <w:sz w:val="32"/>
-          <w:szCs w:val="32"/>
-        </w:rPr>
-        <w:t xml:space="preserve">  final response = await </w:t>
-      </w:r>
-      <w:proofErr w:type="spellStart"/>
-      <w:proofErr w:type="gramStart"/>
-      <w:r>
-        <w:rPr>
-          <w:b/>
-          <w:bCs/>
-          <w:color w:val="D86DCB" w:themeColor="accent5" w:themeTint="99"/>
-          <w:sz w:val="32"/>
-          <w:szCs w:val="32"/>
-        </w:rPr>
-        <w:t>http.get</w:t>
-      </w:r>
-      <w:proofErr w:type="spellEnd"/>
-      <w:r>
-        <w:rPr>
-          <w:b/>
-          <w:bCs/>
-          <w:color w:val="D86DCB" w:themeColor="accent5" w:themeTint="99"/>
-          <w:sz w:val="32"/>
-          <w:szCs w:val="32"/>
-        </w:rPr>
-        <w:t>(</w:t>
-      </w:r>
-      <w:proofErr w:type="spellStart"/>
-      <w:proofErr w:type="gramEnd"/>
-      <w:r>
-        <w:rPr>
-          <w:b/>
-          <w:bCs/>
-          <w:color w:val="D86DCB" w:themeColor="accent5" w:themeTint="99"/>
-          <w:sz w:val="32"/>
-          <w:szCs w:val="32"/>
-        </w:rPr>
-        <w:t>Uri.parse</w:t>
-      </w:r>
-      <w:proofErr w:type="spellEnd"/>
-      <w:r>
-        <w:rPr>
-          <w:b/>
-          <w:bCs/>
-          <w:color w:val="D86DCB" w:themeColor="accent5" w:themeTint="99"/>
-          <w:sz w:val="32"/>
-          <w:szCs w:val="32"/>
-        </w:rPr>
-        <w:t>(</w:t>
-      </w:r>
-      <w:proofErr w:type="spellStart"/>
-      <w:r>
-        <w:rPr>
-          <w:b/>
-          <w:bCs/>
-          <w:color w:val="D86DCB" w:themeColor="accent5" w:themeTint="99"/>
-          <w:sz w:val="32"/>
-          <w:szCs w:val="32"/>
-        </w:rPr>
-        <w:t>Urls.readProduct</w:t>
-      </w:r>
-      <w:proofErr w:type="spellEnd"/>
-      <w:r>
-        <w:rPr>
-          <w:b/>
-          <w:bCs/>
-          <w:color w:val="D86DCB" w:themeColor="accent5" w:themeTint="99"/>
-          <w:sz w:val="32"/>
-          <w:szCs w:val="32"/>
-        </w:rPr>
-        <w:t>));</w:t>
-      </w:r>
-    </w:p>
-    <w:p>
-      <w:pPr>
-        <w:jc w:val="both"/>
-        <w:rPr>
-          <w:b/>
-          <w:bCs/>
-          <w:color w:val="D86DCB" w:themeColor="accent5" w:themeTint="99"/>
-          <w:sz w:val="32"/>
-          <w:szCs w:val="32"/>
-        </w:rPr>
-      </w:pPr>
-      <w:r>
-        <w:rPr>
-          <w:b/>
-          <w:bCs/>
-          <w:color w:val="D86DCB" w:themeColor="accent5" w:themeTint="99"/>
-          <w:sz w:val="32"/>
-          <w:szCs w:val="32"/>
-        </w:rPr>
-        <w:t xml:space="preserve">  if (</w:t>
-      </w:r>
-      <w:proofErr w:type="spellStart"/>
-      <w:proofErr w:type="gramStart"/>
-      <w:r>
-        <w:rPr>
-          <w:b/>
-          <w:bCs/>
-          <w:color w:val="D86DCB" w:themeColor="accent5" w:themeTint="99"/>
-          <w:sz w:val="32"/>
-          <w:szCs w:val="32"/>
-        </w:rPr>
-        <w:t>response.statusCode</w:t>
-      </w:r>
-      <w:proofErr w:type="spellEnd"/>
-      <w:proofErr w:type="gramEnd"/>
-      <w:r>
-        <w:rPr>
-          <w:b/>
-          <w:bCs/>
-          <w:color w:val="D86DCB" w:themeColor="accent5" w:themeTint="99"/>
-          <w:sz w:val="32"/>
-          <w:szCs w:val="32"/>
-        </w:rPr>
-        <w:t xml:space="preserve"> == 200) {</w:t>
-      </w:r>
-    </w:p>
-    <w:p>
-      <w:pPr>
-        <w:jc w:val="both"/>
-        <w:rPr>
-          <w:b/>
-          <w:bCs/>
-          <w:color w:val="D86DCB" w:themeColor="accent5" w:themeTint="99"/>
-          <w:sz w:val="32"/>
-          <w:szCs w:val="32"/>
-        </w:rPr>
-      </w:pPr>
-      <w:r>
-        <w:rPr>
-          <w:b/>
-          <w:bCs/>
-          <w:color w:val="D86DCB" w:themeColor="accent5" w:themeTint="99"/>
-          <w:sz w:val="32"/>
-          <w:szCs w:val="32"/>
-        </w:rPr>
-        <w:t xml:space="preserve">    </w:t>
-      </w:r>
-      <w:proofErr w:type="spellStart"/>
-      <w:r>
-        <w:rPr>
-          <w:b/>
-          <w:bCs/>
-          <w:color w:val="D86DCB" w:themeColor="accent5" w:themeTint="99"/>
-          <w:sz w:val="32"/>
-          <w:szCs w:val="32"/>
-        </w:rPr>
-        <w:t>isLoading</w:t>
-      </w:r>
-      <w:proofErr w:type="spellEnd"/>
-      <w:r>
-        <w:rPr>
-          <w:b/>
-          <w:bCs/>
-          <w:color w:val="D86DCB" w:themeColor="accent5" w:themeTint="99"/>
-          <w:sz w:val="32"/>
-          <w:szCs w:val="32"/>
-        </w:rPr>
-        <w:t xml:space="preserve"> = false;</w:t>
-      </w:r>
-    </w:p>
-    <w:p>
-      <w:pPr>
-        <w:jc w:val="both"/>
-        <w:rPr>
-          <w:b/>
-          <w:bCs/>
-          <w:color w:val="D86DCB" w:themeColor="accent5" w:themeTint="99"/>
-          <w:sz w:val="32"/>
-          <w:szCs w:val="32"/>
-        </w:rPr>
-      </w:pPr>
-      <w:r>
-        <w:rPr>
-          <w:b/>
-          <w:bCs/>
-          <w:color w:val="D86DCB" w:themeColor="accent5" w:themeTint="99"/>
-          <w:sz w:val="32"/>
-          <w:szCs w:val="32"/>
-        </w:rPr>
-        <w:t xml:space="preserve">    model = await </w:t>
-      </w:r>
-      <w:proofErr w:type="gramStart"/>
-      <w:r>
-        <w:rPr>
-          <w:b/>
-          <w:bCs/>
-          <w:color w:val="D86DCB" w:themeColor="accent5" w:themeTint="99"/>
-          <w:sz w:val="32"/>
-          <w:szCs w:val="32"/>
-        </w:rPr>
-        <w:t>compute(</w:t>
-      </w:r>
-      <w:proofErr w:type="spellStart"/>
-      <w:proofErr w:type="gramEnd"/>
-      <w:r>
-        <w:rPr>
-          <w:b/>
-          <w:bCs/>
-          <w:color w:val="D86DCB" w:themeColor="accent5" w:themeTint="99"/>
-          <w:sz w:val="32"/>
-          <w:szCs w:val="32"/>
-        </w:rPr>
-        <w:t>parseProducts</w:t>
-      </w:r>
-      <w:proofErr w:type="spellEnd"/>
-      <w:r>
-        <w:rPr>
-          <w:b/>
-          <w:bCs/>
-          <w:color w:val="D86DCB" w:themeColor="accent5" w:themeTint="99"/>
-          <w:sz w:val="32"/>
-          <w:szCs w:val="32"/>
-        </w:rPr>
-        <w:t xml:space="preserve">, </w:t>
-      </w:r>
-      <w:proofErr w:type="spellStart"/>
-      <w:r>
-        <w:rPr>
-          <w:b/>
-          <w:bCs/>
-          <w:color w:val="D86DCB" w:themeColor="accent5" w:themeTint="99"/>
-          <w:sz w:val="32"/>
-          <w:szCs w:val="32"/>
-        </w:rPr>
-        <w:t>response.body</w:t>
-      </w:r>
-      <w:proofErr w:type="spellEnd"/>
-      <w:r>
-        <w:rPr>
-          <w:b/>
-          <w:bCs/>
-          <w:color w:val="D86DCB" w:themeColor="accent5" w:themeTint="99"/>
-          <w:sz w:val="32"/>
-          <w:szCs w:val="32"/>
-        </w:rPr>
-        <w:t>);</w:t>
-      </w:r>
-    </w:p>
-    <w:p>
-      <w:pPr>
-        <w:jc w:val="both"/>
-        <w:rPr>
-          <w:b/>
-          <w:bCs/>
-          <w:color w:val="D86DCB" w:themeColor="accent5" w:themeTint="99"/>
-          <w:sz w:val="32"/>
-          <w:szCs w:val="32"/>
-        </w:rPr>
-      </w:pPr>
-      <w:r>
-        <w:rPr>
-          <w:b/>
-          <w:bCs/>
-          <w:color w:val="D86DCB" w:themeColor="accent5" w:themeTint="99"/>
-          <w:sz w:val="32"/>
-          <w:szCs w:val="32"/>
-        </w:rPr>
-        <w:t xml:space="preserve">    products = </w:t>
-      </w:r>
-      <w:proofErr w:type="spellStart"/>
-      <w:proofErr w:type="gramStart"/>
-      <w:r>
-        <w:rPr>
-          <w:b/>
-          <w:bCs/>
-          <w:color w:val="D86DCB" w:themeColor="accent5" w:themeTint="99"/>
-          <w:sz w:val="32"/>
-          <w:szCs w:val="32"/>
-        </w:rPr>
-        <w:t>model.data</w:t>
-      </w:r>
-      <w:proofErr w:type="spellEnd"/>
-      <w:r>
-        <w:rPr>
-          <w:b/>
-          <w:bCs/>
-          <w:color w:val="D86DCB" w:themeColor="accent5" w:themeTint="99"/>
-          <w:sz w:val="32"/>
-          <w:szCs w:val="32"/>
-        </w:rPr>
-        <w:t>!;</w:t>
-      </w:r>
-      <w:proofErr w:type="gramEnd"/>
+        <w:t>Future&lt;void&gt; fetchProducts() async {</w:t>
+      </w:r>
+    </w:p>
+    <w:p>
+      <w:pPr>
+        <w:jc w:val="both"/>
+        <w:rPr>
+          <w:b/>
+          <w:bCs/>
+          <w:color w:val="D86DCB" w:themeColor="accent5" w:themeTint="99"/>
+          <w:sz w:val="32"/>
+          <w:szCs w:val="32"/>
+        </w:rPr>
+      </w:pPr>
+      <w:r>
+        <w:rPr>
+          <w:b/>
+          <w:bCs/>
+          <w:color w:val="D86DCB" w:themeColor="accent5" w:themeTint="99"/>
+          <w:sz w:val="32"/>
+          <w:szCs w:val="32"/>
+        </w:rPr>
+        <w:t xml:space="preserve">  final response = await http.get(Uri.parse(Urls.readProduct));</w:t>
+      </w:r>
+    </w:p>
+    <w:p>
+      <w:pPr>
+        <w:jc w:val="both"/>
+        <w:rPr>
+          <w:b/>
+          <w:bCs/>
+          <w:color w:val="D86DCB" w:themeColor="accent5" w:themeTint="99"/>
+          <w:sz w:val="32"/>
+          <w:szCs w:val="32"/>
+        </w:rPr>
+      </w:pPr>
+      <w:r>
+        <w:rPr>
+          <w:b/>
+          <w:bCs/>
+          <w:color w:val="D86DCB" w:themeColor="accent5" w:themeTint="99"/>
+          <w:sz w:val="32"/>
+          <w:szCs w:val="32"/>
+        </w:rPr>
+        <w:t xml:space="preserve">  if (response.statusCode == 200) {</w:t>
+      </w:r>
+    </w:p>
+    <w:p>
+      <w:pPr>
+        <w:jc w:val="both"/>
+        <w:rPr>
+          <w:b/>
+          <w:bCs/>
+          <w:color w:val="D86DCB" w:themeColor="accent5" w:themeTint="99"/>
+          <w:sz w:val="32"/>
+          <w:szCs w:val="32"/>
+        </w:rPr>
+      </w:pPr>
+      <w:r>
+        <w:rPr>
+          <w:b/>
+          <w:bCs/>
+          <w:color w:val="D86DCB" w:themeColor="accent5" w:themeTint="99"/>
+          <w:sz w:val="32"/>
+          <w:szCs w:val="32"/>
+        </w:rPr>
+        <w:t xml:space="preserve">    isLoading = false;</w:t>
+      </w:r>
+    </w:p>
+    <w:p>
+      <w:pPr>
+        <w:jc w:val="both"/>
+        <w:rPr>
+          <w:b/>
+          <w:bCs/>
+          <w:color w:val="D86DCB" w:themeColor="accent5" w:themeTint="99"/>
+          <w:sz w:val="32"/>
+          <w:szCs w:val="32"/>
+        </w:rPr>
+      </w:pPr>
+      <w:r>
+        <w:rPr>
+          <w:b/>
+          <w:bCs/>
+          <w:color w:val="D86DCB" w:themeColor="accent5" w:themeTint="99"/>
+          <w:sz w:val="32"/>
+          <w:szCs w:val="32"/>
+        </w:rPr>
+        <w:t xml:space="preserve">    model = await compute(parseProducts, response.body);</w:t>
+      </w:r>
+    </w:p>
+    <w:p>
+      <w:pPr>
+        <w:jc w:val="both"/>
+        <w:rPr>
+          <w:b/>
+          <w:bCs/>
+          <w:color w:val="D86DCB" w:themeColor="accent5" w:themeTint="99"/>
+          <w:sz w:val="32"/>
+          <w:szCs w:val="32"/>
+        </w:rPr>
+      </w:pPr>
+      <w:r>
+        <w:rPr>
+          <w:b/>
+          <w:bCs/>
+          <w:color w:val="D86DCB" w:themeColor="accent5" w:themeTint="99"/>
+          <w:sz w:val="32"/>
+          <w:szCs w:val="32"/>
+        </w:rPr>
+        <w:t xml:space="preserve">    products = model.data!;</w:t>
+      </w:r>
     </w:p>
     <w:p>
       <w:pPr>
@@ -6429,25 +3641,14 @@
         </w:rPr>
         <w:t xml:space="preserve">For simple parsing tasks where </w:t>
       </w:r>
-      <w:proofErr w:type="gramStart"/>
-      <w:r>
-        <w:rPr>
-          <w:b/>
-          <w:bCs/>
-          <w:sz w:val="32"/>
-          <w:szCs w:val="32"/>
-        </w:rPr>
-        <w:t>compute(</w:t>
-      </w:r>
-      <w:proofErr w:type="gramEnd"/>
-      <w:r>
-        <w:rPr>
-          <w:b/>
-          <w:bCs/>
-          <w:sz w:val="32"/>
-          <w:szCs w:val="32"/>
-        </w:rPr>
-        <w:t>)</w:t>
+      <w:r>
+        <w:rPr>
+          <w:b/>
+          <w:bCs/>
+          <w:sz w:val="32"/>
+          <w:szCs w:val="32"/>
+        </w:rPr>
+        <w:t>compute()</w:t>
       </w:r>
       <w:r>
         <w:rPr>
@@ -6655,7 +3856,6 @@
         </w:rPr>
         <w:t xml:space="preserve">: open file handles, complex objects with native resources, closures, </w:t>
       </w:r>
-      <w:proofErr w:type="spellStart"/>
       <w:r>
         <w:rPr>
           <w:b/>
@@ -6665,7 +3865,6 @@
         </w:rPr>
         <w:t>BuildContext</w:t>
       </w:r>
-      <w:proofErr w:type="spellEnd"/>
       <w:r>
         <w:rPr>
           <w:sz w:val="32"/>
@@ -6715,377 +3914,117 @@
           <w:sz w:val="32"/>
           <w:szCs w:val="32"/>
         </w:rPr>
-        <w:t xml:space="preserve">void </w:t>
-      </w:r>
-      <w:proofErr w:type="spellStart"/>
-      <w:proofErr w:type="gramStart"/>
-      <w:r>
-        <w:rPr>
-          <w:b/>
-          <w:bCs/>
-          <w:color w:val="D86DCB" w:themeColor="accent5" w:themeTint="99"/>
-          <w:sz w:val="32"/>
-          <w:szCs w:val="32"/>
-        </w:rPr>
-        <w:t>isolateEntry</w:t>
-      </w:r>
-      <w:proofErr w:type="spellEnd"/>
-      <w:r>
-        <w:rPr>
-          <w:b/>
-          <w:bCs/>
-          <w:color w:val="D86DCB" w:themeColor="accent5" w:themeTint="99"/>
-          <w:sz w:val="32"/>
-          <w:szCs w:val="32"/>
-        </w:rPr>
-        <w:t>(</w:t>
-      </w:r>
-      <w:proofErr w:type="spellStart"/>
-      <w:proofErr w:type="gramEnd"/>
-      <w:r>
-        <w:rPr>
-          <w:b/>
-          <w:bCs/>
-          <w:color w:val="D86DCB" w:themeColor="accent5" w:themeTint="99"/>
-          <w:sz w:val="32"/>
-          <w:szCs w:val="32"/>
-        </w:rPr>
-        <w:t>SendPort</w:t>
-      </w:r>
-      <w:proofErr w:type="spellEnd"/>
-      <w:r>
-        <w:rPr>
-          <w:b/>
-          <w:bCs/>
-          <w:color w:val="D86DCB" w:themeColor="accent5" w:themeTint="99"/>
-          <w:sz w:val="32"/>
-          <w:szCs w:val="32"/>
-        </w:rPr>
-        <w:t xml:space="preserve"> </w:t>
-      </w:r>
-      <w:proofErr w:type="spellStart"/>
-      <w:r>
-        <w:rPr>
-          <w:b/>
-          <w:bCs/>
-          <w:color w:val="D86DCB" w:themeColor="accent5" w:themeTint="99"/>
-          <w:sz w:val="32"/>
-          <w:szCs w:val="32"/>
-        </w:rPr>
-        <w:t>sendPort</w:t>
-      </w:r>
-      <w:proofErr w:type="spellEnd"/>
-      <w:r>
-        <w:rPr>
-          <w:b/>
-          <w:bCs/>
-          <w:color w:val="D86DCB" w:themeColor="accent5" w:themeTint="99"/>
-          <w:sz w:val="32"/>
-          <w:szCs w:val="32"/>
-        </w:rPr>
-        <w:t>) {</w:t>
-      </w:r>
-    </w:p>
-    <w:p>
-      <w:pPr>
-        <w:jc w:val="both"/>
-        <w:rPr>
-          <w:b/>
-          <w:bCs/>
-          <w:color w:val="D86DCB" w:themeColor="accent5" w:themeTint="99"/>
-          <w:sz w:val="32"/>
-          <w:szCs w:val="32"/>
-        </w:rPr>
-      </w:pPr>
-      <w:r>
-        <w:rPr>
-          <w:b/>
-          <w:bCs/>
-          <w:color w:val="D86DCB" w:themeColor="accent5" w:themeTint="99"/>
-          <w:sz w:val="32"/>
-          <w:szCs w:val="32"/>
-        </w:rPr>
-        <w:t xml:space="preserve">  final port = </w:t>
-      </w:r>
-      <w:proofErr w:type="spellStart"/>
-      <w:proofErr w:type="gramStart"/>
-      <w:r>
-        <w:rPr>
-          <w:b/>
-          <w:bCs/>
-          <w:color w:val="D86DCB" w:themeColor="accent5" w:themeTint="99"/>
-          <w:sz w:val="32"/>
-          <w:szCs w:val="32"/>
-        </w:rPr>
-        <w:t>ReceivePort</w:t>
-      </w:r>
-      <w:proofErr w:type="spellEnd"/>
-      <w:r>
-        <w:rPr>
-          <w:b/>
-          <w:bCs/>
-          <w:color w:val="D86DCB" w:themeColor="accent5" w:themeTint="99"/>
-          <w:sz w:val="32"/>
-          <w:szCs w:val="32"/>
-        </w:rPr>
-        <w:t>(</w:t>
-      </w:r>
-      <w:proofErr w:type="gramEnd"/>
-      <w:r>
-        <w:rPr>
-          <w:b/>
-          <w:bCs/>
-          <w:color w:val="D86DCB" w:themeColor="accent5" w:themeTint="99"/>
-          <w:sz w:val="32"/>
-          <w:szCs w:val="32"/>
-        </w:rPr>
-        <w:t>);</w:t>
-      </w:r>
-    </w:p>
-    <w:p>
-      <w:pPr>
-        <w:jc w:val="both"/>
-        <w:rPr>
-          <w:b/>
-          <w:bCs/>
-          <w:color w:val="D86DCB" w:themeColor="accent5" w:themeTint="99"/>
-          <w:sz w:val="32"/>
-          <w:szCs w:val="32"/>
-        </w:rPr>
-      </w:pPr>
-      <w:r>
-        <w:rPr>
-          <w:b/>
-          <w:bCs/>
-          <w:color w:val="D86DCB" w:themeColor="accent5" w:themeTint="99"/>
-          <w:sz w:val="32"/>
-          <w:szCs w:val="32"/>
-        </w:rPr>
-        <w:t xml:space="preserve">  </w:t>
-      </w:r>
-      <w:proofErr w:type="spellStart"/>
-      <w:r>
-        <w:rPr>
-          <w:b/>
-          <w:bCs/>
-          <w:color w:val="D86DCB" w:themeColor="accent5" w:themeTint="99"/>
-          <w:sz w:val="32"/>
-          <w:szCs w:val="32"/>
-        </w:rPr>
-        <w:t>sendPort.send</w:t>
-      </w:r>
-      <w:proofErr w:type="spellEnd"/>
-      <w:r>
-        <w:rPr>
-          <w:b/>
-          <w:bCs/>
-          <w:color w:val="D86DCB" w:themeColor="accent5" w:themeTint="99"/>
-          <w:sz w:val="32"/>
-          <w:szCs w:val="32"/>
-        </w:rPr>
-        <w:t>(</w:t>
-      </w:r>
-      <w:proofErr w:type="spellStart"/>
-      <w:proofErr w:type="gramStart"/>
-      <w:r>
-        <w:rPr>
-          <w:b/>
-          <w:bCs/>
-          <w:color w:val="D86DCB" w:themeColor="accent5" w:themeTint="99"/>
-          <w:sz w:val="32"/>
-          <w:szCs w:val="32"/>
-        </w:rPr>
-        <w:t>port.sendPort</w:t>
-      </w:r>
-      <w:proofErr w:type="spellEnd"/>
-      <w:proofErr w:type="gramEnd"/>
-      <w:r>
-        <w:rPr>
-          <w:b/>
-          <w:bCs/>
-          <w:color w:val="D86DCB" w:themeColor="accent5" w:themeTint="99"/>
-          <w:sz w:val="32"/>
-          <w:szCs w:val="32"/>
-        </w:rPr>
-        <w:t>); // send back the port for messages</w:t>
-      </w:r>
-    </w:p>
-    <w:p>
-      <w:pPr>
-        <w:jc w:val="both"/>
-        <w:rPr>
-          <w:b/>
-          <w:bCs/>
-          <w:color w:val="D86DCB" w:themeColor="accent5" w:themeTint="99"/>
-          <w:sz w:val="32"/>
-          <w:szCs w:val="32"/>
-        </w:rPr>
-      </w:pPr>
-      <w:r>
-        <w:rPr>
-          <w:b/>
-          <w:bCs/>
-          <w:color w:val="D86DCB" w:themeColor="accent5" w:themeTint="99"/>
-          <w:sz w:val="32"/>
-          <w:szCs w:val="32"/>
-        </w:rPr>
-        <w:t xml:space="preserve">  </w:t>
-      </w:r>
-      <w:proofErr w:type="spellStart"/>
-      <w:proofErr w:type="gramStart"/>
-      <w:r>
-        <w:rPr>
-          <w:b/>
-          <w:bCs/>
-          <w:color w:val="D86DCB" w:themeColor="accent5" w:themeTint="99"/>
-          <w:sz w:val="32"/>
-          <w:szCs w:val="32"/>
-        </w:rPr>
-        <w:t>port.listen</w:t>
-      </w:r>
-      <w:proofErr w:type="spellEnd"/>
-      <w:proofErr w:type="gramEnd"/>
-      <w:r>
-        <w:rPr>
-          <w:b/>
-          <w:bCs/>
-          <w:color w:val="D86DCB" w:themeColor="accent5" w:themeTint="99"/>
-          <w:sz w:val="32"/>
-          <w:szCs w:val="32"/>
-        </w:rPr>
-        <w:t>((message) {</w:t>
-      </w:r>
-    </w:p>
-    <w:p>
-      <w:pPr>
-        <w:jc w:val="both"/>
-        <w:rPr>
-          <w:b/>
-          <w:bCs/>
-          <w:color w:val="D86DCB" w:themeColor="accent5" w:themeTint="99"/>
-          <w:sz w:val="32"/>
-          <w:szCs w:val="32"/>
-        </w:rPr>
-      </w:pPr>
-      <w:r>
-        <w:rPr>
-          <w:b/>
-          <w:bCs/>
-          <w:color w:val="D86DCB" w:themeColor="accent5" w:themeTint="99"/>
-          <w:sz w:val="32"/>
-          <w:szCs w:val="32"/>
-        </w:rPr>
-        <w:t xml:space="preserve">    final data = </w:t>
-      </w:r>
-      <w:proofErr w:type="gramStart"/>
-      <w:r>
-        <w:rPr>
-          <w:b/>
-          <w:bCs/>
-          <w:color w:val="D86DCB" w:themeColor="accent5" w:themeTint="99"/>
-          <w:sz w:val="32"/>
-          <w:szCs w:val="32"/>
-        </w:rPr>
-        <w:t>message[</w:t>
-      </w:r>
-      <w:proofErr w:type="gramEnd"/>
-      <w:r>
-        <w:rPr>
-          <w:b/>
-          <w:bCs/>
-          <w:color w:val="D86DCB" w:themeColor="accent5" w:themeTint="99"/>
-          <w:sz w:val="32"/>
-          <w:szCs w:val="32"/>
-        </w:rPr>
-        <w:t>0];</w:t>
-      </w:r>
-    </w:p>
-    <w:p>
-      <w:pPr>
-        <w:jc w:val="both"/>
-        <w:rPr>
-          <w:b/>
-          <w:bCs/>
-          <w:color w:val="D86DCB" w:themeColor="accent5" w:themeTint="99"/>
-          <w:sz w:val="32"/>
-          <w:szCs w:val="32"/>
-        </w:rPr>
-      </w:pPr>
-      <w:r>
-        <w:rPr>
-          <w:b/>
-          <w:bCs/>
-          <w:color w:val="D86DCB" w:themeColor="accent5" w:themeTint="99"/>
-          <w:sz w:val="32"/>
-          <w:szCs w:val="32"/>
-        </w:rPr>
-        <w:t xml:space="preserve">    final </w:t>
-      </w:r>
-      <w:proofErr w:type="spellStart"/>
-      <w:r>
-        <w:rPr>
-          <w:b/>
-          <w:bCs/>
-          <w:color w:val="D86DCB" w:themeColor="accent5" w:themeTint="99"/>
-          <w:sz w:val="32"/>
-          <w:szCs w:val="32"/>
-        </w:rPr>
-        <w:t>SendPort</w:t>
-      </w:r>
-      <w:proofErr w:type="spellEnd"/>
-      <w:r>
-        <w:rPr>
-          <w:b/>
-          <w:bCs/>
-          <w:color w:val="D86DCB" w:themeColor="accent5" w:themeTint="99"/>
-          <w:sz w:val="32"/>
-          <w:szCs w:val="32"/>
-        </w:rPr>
-        <w:t xml:space="preserve"> </w:t>
-      </w:r>
-      <w:proofErr w:type="spellStart"/>
-      <w:r>
-        <w:rPr>
-          <w:b/>
-          <w:bCs/>
-          <w:color w:val="D86DCB" w:themeColor="accent5" w:themeTint="99"/>
-          <w:sz w:val="32"/>
-          <w:szCs w:val="32"/>
-        </w:rPr>
-        <w:t>replyTo</w:t>
-      </w:r>
-      <w:proofErr w:type="spellEnd"/>
-      <w:r>
-        <w:rPr>
-          <w:b/>
-          <w:bCs/>
-          <w:color w:val="D86DCB" w:themeColor="accent5" w:themeTint="99"/>
-          <w:sz w:val="32"/>
-          <w:szCs w:val="32"/>
-        </w:rPr>
-        <w:t xml:space="preserve"> = </w:t>
-      </w:r>
-      <w:proofErr w:type="gramStart"/>
-      <w:r>
-        <w:rPr>
-          <w:b/>
-          <w:bCs/>
-          <w:color w:val="D86DCB" w:themeColor="accent5" w:themeTint="99"/>
-          <w:sz w:val="32"/>
-          <w:szCs w:val="32"/>
-        </w:rPr>
-        <w:t>message[</w:t>
-      </w:r>
-      <w:proofErr w:type="gramEnd"/>
-      <w:r>
-        <w:rPr>
-          <w:b/>
-          <w:bCs/>
-          <w:color w:val="D86DCB" w:themeColor="accent5" w:themeTint="99"/>
-          <w:sz w:val="32"/>
-          <w:szCs w:val="32"/>
-        </w:rPr>
-        <w:t>1];</w:t>
+        <w:t>void isolateEntry(SendPort sendPort) {</w:t>
+      </w:r>
+    </w:p>
+    <w:p>
+      <w:pPr>
+        <w:jc w:val="both"/>
+        <w:rPr>
+          <w:b/>
+          <w:bCs/>
+          <w:color w:val="D86DCB" w:themeColor="accent5" w:themeTint="99"/>
+          <w:sz w:val="32"/>
+          <w:szCs w:val="32"/>
+        </w:rPr>
+      </w:pPr>
+      <w:r>
+        <w:rPr>
+          <w:b/>
+          <w:bCs/>
+          <w:color w:val="D86DCB" w:themeColor="accent5" w:themeTint="99"/>
+          <w:sz w:val="32"/>
+          <w:szCs w:val="32"/>
+        </w:rPr>
+        <w:t xml:space="preserve">  final port = ReceivePort();</w:t>
+      </w:r>
+    </w:p>
+    <w:p>
+      <w:pPr>
+        <w:jc w:val="both"/>
+        <w:rPr>
+          <w:b/>
+          <w:bCs/>
+          <w:color w:val="D86DCB" w:themeColor="accent5" w:themeTint="99"/>
+          <w:sz w:val="32"/>
+          <w:szCs w:val="32"/>
+        </w:rPr>
+      </w:pPr>
+      <w:r>
+        <w:rPr>
+          <w:b/>
+          <w:bCs/>
+          <w:color w:val="D86DCB" w:themeColor="accent5" w:themeTint="99"/>
+          <w:sz w:val="32"/>
+          <w:szCs w:val="32"/>
+        </w:rPr>
+        <w:t xml:space="preserve">  sendPort.send(port.sendPort); // send back the port for messages</w:t>
+      </w:r>
+    </w:p>
+    <w:p>
+      <w:pPr>
+        <w:jc w:val="both"/>
+        <w:rPr>
+          <w:b/>
+          <w:bCs/>
+          <w:color w:val="D86DCB" w:themeColor="accent5" w:themeTint="99"/>
+          <w:sz w:val="32"/>
+          <w:szCs w:val="32"/>
+        </w:rPr>
+      </w:pPr>
+      <w:r>
+        <w:rPr>
+          <w:b/>
+          <w:bCs/>
+          <w:color w:val="D86DCB" w:themeColor="accent5" w:themeTint="99"/>
+          <w:sz w:val="32"/>
+          <w:szCs w:val="32"/>
+        </w:rPr>
+        <w:t xml:space="preserve">  port.listen((message) {</w:t>
+      </w:r>
+    </w:p>
+    <w:p>
+      <w:pPr>
+        <w:jc w:val="both"/>
+        <w:rPr>
+          <w:b/>
+          <w:bCs/>
+          <w:color w:val="D86DCB" w:themeColor="accent5" w:themeTint="99"/>
+          <w:sz w:val="32"/>
+          <w:szCs w:val="32"/>
+        </w:rPr>
+      </w:pPr>
+      <w:r>
+        <w:rPr>
+          <w:b/>
+          <w:bCs/>
+          <w:color w:val="D86DCB" w:themeColor="accent5" w:themeTint="99"/>
+          <w:sz w:val="32"/>
+          <w:szCs w:val="32"/>
+        </w:rPr>
+        <w:t xml:space="preserve">    final data = message[0];</w:t>
+      </w:r>
+    </w:p>
+    <w:p>
+      <w:pPr>
+        <w:jc w:val="both"/>
+        <w:rPr>
+          <w:b/>
+          <w:bCs/>
+          <w:color w:val="D86DCB" w:themeColor="accent5" w:themeTint="99"/>
+          <w:sz w:val="32"/>
+          <w:szCs w:val="32"/>
+        </w:rPr>
+      </w:pPr>
+      <w:r>
+        <w:rPr>
+          <w:b/>
+          <w:bCs/>
+          <w:color w:val="D86DCB" w:themeColor="accent5" w:themeTint="99"/>
+          <w:sz w:val="32"/>
+          <w:szCs w:val="32"/>
+        </w:rPr>
+        <w:t xml:space="preserve">    final SendPort replyTo = message[1];</w:t>
       </w:r>
     </w:p>
     <w:p>
@@ -7129,73 +4068,29 @@
           <w:sz w:val="32"/>
           <w:szCs w:val="32"/>
         </w:rPr>
-        <w:t xml:space="preserve">    final result = </w:t>
-      </w:r>
-      <w:proofErr w:type="spellStart"/>
-      <w:r>
-        <w:rPr>
-          <w:b/>
-          <w:bCs/>
-          <w:color w:val="D86DCB" w:themeColor="accent5" w:themeTint="99"/>
-          <w:sz w:val="32"/>
-          <w:szCs w:val="32"/>
-        </w:rPr>
-        <w:t>heavyParse</w:t>
-      </w:r>
-      <w:proofErr w:type="spellEnd"/>
-      <w:r>
-        <w:rPr>
-          <w:b/>
-          <w:bCs/>
-          <w:color w:val="D86DCB" w:themeColor="accent5" w:themeTint="99"/>
-          <w:sz w:val="32"/>
-          <w:szCs w:val="32"/>
-        </w:rPr>
-        <w:t>(data); // top-level function</w:t>
-      </w:r>
-    </w:p>
-    <w:p>
-      <w:pPr>
-        <w:jc w:val="both"/>
-        <w:rPr>
-          <w:b/>
-          <w:bCs/>
-          <w:color w:val="D86DCB" w:themeColor="accent5" w:themeTint="99"/>
-          <w:sz w:val="32"/>
-          <w:szCs w:val="32"/>
-        </w:rPr>
-      </w:pPr>
-      <w:r>
-        <w:rPr>
-          <w:b/>
-          <w:bCs/>
-          <w:color w:val="D86DCB" w:themeColor="accent5" w:themeTint="99"/>
-          <w:sz w:val="32"/>
-          <w:szCs w:val="32"/>
-        </w:rPr>
-        <w:t xml:space="preserve">    </w:t>
-      </w:r>
-      <w:proofErr w:type="spellStart"/>
-      <w:r>
-        <w:rPr>
-          <w:b/>
-          <w:bCs/>
-          <w:color w:val="D86DCB" w:themeColor="accent5" w:themeTint="99"/>
-          <w:sz w:val="32"/>
-          <w:szCs w:val="32"/>
-        </w:rPr>
-        <w:t>replyTo.send</w:t>
-      </w:r>
-      <w:proofErr w:type="spellEnd"/>
-      <w:r>
-        <w:rPr>
-          <w:b/>
-          <w:bCs/>
-          <w:color w:val="D86DCB" w:themeColor="accent5" w:themeTint="99"/>
-          <w:sz w:val="32"/>
-          <w:szCs w:val="32"/>
-        </w:rPr>
-        <w:t>(result);</w:t>
+        <w:t xml:space="preserve">    final result = heavyParse(data); // top-level function</w:t>
+      </w:r>
+    </w:p>
+    <w:p>
+      <w:pPr>
+        <w:jc w:val="both"/>
+        <w:rPr>
+          <w:b/>
+          <w:bCs/>
+          <w:color w:val="D86DCB" w:themeColor="accent5" w:themeTint="99"/>
+          <w:sz w:val="32"/>
+          <w:szCs w:val="32"/>
+        </w:rPr>
+      </w:pPr>
+      <w:r>
+        <w:rPr>
+          <w:b/>
+          <w:bCs/>
+          <w:color w:val="D86DCB" w:themeColor="accent5" w:themeTint="99"/>
+          <w:sz w:val="32"/>
+          <w:szCs w:val="32"/>
+        </w:rPr>
+        <w:t xml:space="preserve">    replyTo.send(result);</w:t>
       </w:r>
     </w:p>
     <w:p>
@@ -7284,605 +4179,205 @@
           <w:szCs w:val="32"/>
         </w:rPr>
         <w:lastRenderedPageBreak/>
-        <w:t xml:space="preserve">Future&lt;dynamic&gt; </w:t>
-      </w:r>
-      <w:proofErr w:type="spellStart"/>
-      <w:proofErr w:type="gramStart"/>
-      <w:r>
-        <w:rPr>
-          <w:b/>
-          <w:bCs/>
-          <w:color w:val="D86DCB" w:themeColor="accent5" w:themeTint="99"/>
-          <w:sz w:val="32"/>
-          <w:szCs w:val="32"/>
-        </w:rPr>
-        <w:t>runInIsolate</w:t>
-      </w:r>
-      <w:proofErr w:type="spellEnd"/>
-      <w:r>
-        <w:rPr>
-          <w:b/>
-          <w:bCs/>
-          <w:color w:val="D86DCB" w:themeColor="accent5" w:themeTint="99"/>
-          <w:sz w:val="32"/>
-          <w:szCs w:val="32"/>
-        </w:rPr>
-        <w:t>(</w:t>
-      </w:r>
-      <w:proofErr w:type="gramEnd"/>
-      <w:r>
-        <w:rPr>
-          <w:b/>
-          <w:bCs/>
-          <w:color w:val="D86DCB" w:themeColor="accent5" w:themeTint="99"/>
-          <w:sz w:val="32"/>
-          <w:szCs w:val="32"/>
-        </w:rPr>
-        <w:t>dynamic input) async {</w:t>
-      </w:r>
-    </w:p>
-    <w:p>
-      <w:pPr>
-        <w:jc w:val="both"/>
-        <w:rPr>
-          <w:b/>
-          <w:bCs/>
-          <w:color w:val="D86DCB" w:themeColor="accent5" w:themeTint="99"/>
-          <w:sz w:val="32"/>
-          <w:szCs w:val="32"/>
-        </w:rPr>
-      </w:pPr>
-      <w:r>
-        <w:rPr>
-          <w:b/>
-          <w:bCs/>
-          <w:color w:val="D86DCB" w:themeColor="accent5" w:themeTint="99"/>
-          <w:sz w:val="32"/>
-          <w:szCs w:val="32"/>
-        </w:rPr>
-        <w:t xml:space="preserve">  final </w:t>
-      </w:r>
-      <w:proofErr w:type="spellStart"/>
-      <w:r>
-        <w:rPr>
-          <w:b/>
-          <w:bCs/>
-          <w:color w:val="D86DCB" w:themeColor="accent5" w:themeTint="99"/>
-          <w:sz w:val="32"/>
-          <w:szCs w:val="32"/>
-        </w:rPr>
-        <w:t>receivePort</w:t>
-      </w:r>
-      <w:proofErr w:type="spellEnd"/>
-      <w:r>
-        <w:rPr>
-          <w:b/>
-          <w:bCs/>
-          <w:color w:val="D86DCB" w:themeColor="accent5" w:themeTint="99"/>
-          <w:sz w:val="32"/>
-          <w:szCs w:val="32"/>
-        </w:rPr>
-        <w:t xml:space="preserve"> = </w:t>
-      </w:r>
-      <w:proofErr w:type="spellStart"/>
-      <w:proofErr w:type="gramStart"/>
-      <w:r>
-        <w:rPr>
-          <w:b/>
-          <w:bCs/>
-          <w:color w:val="D86DCB" w:themeColor="accent5" w:themeTint="99"/>
-          <w:sz w:val="32"/>
-          <w:szCs w:val="32"/>
-        </w:rPr>
-        <w:t>ReceivePort</w:t>
-      </w:r>
-      <w:proofErr w:type="spellEnd"/>
-      <w:r>
-        <w:rPr>
-          <w:b/>
-          <w:bCs/>
-          <w:color w:val="D86DCB" w:themeColor="accent5" w:themeTint="99"/>
-          <w:sz w:val="32"/>
-          <w:szCs w:val="32"/>
-        </w:rPr>
-        <w:t>(</w:t>
-      </w:r>
-      <w:proofErr w:type="gramEnd"/>
-      <w:r>
-        <w:rPr>
-          <w:b/>
-          <w:bCs/>
-          <w:color w:val="D86DCB" w:themeColor="accent5" w:themeTint="99"/>
-          <w:sz w:val="32"/>
-          <w:szCs w:val="32"/>
-        </w:rPr>
-        <w:t>);</w:t>
-      </w:r>
-    </w:p>
-    <w:p>
-      <w:pPr>
-        <w:jc w:val="both"/>
-        <w:rPr>
-          <w:b/>
-          <w:bCs/>
-          <w:color w:val="D86DCB" w:themeColor="accent5" w:themeTint="99"/>
-          <w:sz w:val="32"/>
-          <w:szCs w:val="32"/>
-        </w:rPr>
-      </w:pPr>
-      <w:r>
-        <w:rPr>
-          <w:b/>
-          <w:bCs/>
-          <w:color w:val="D86DCB" w:themeColor="accent5" w:themeTint="99"/>
-          <w:sz w:val="32"/>
-          <w:szCs w:val="32"/>
-        </w:rPr>
-        <w:t xml:space="preserve">  await </w:t>
-      </w:r>
-      <w:proofErr w:type="spellStart"/>
-      <w:r>
-        <w:rPr>
-          <w:b/>
-          <w:bCs/>
-          <w:color w:val="D86DCB" w:themeColor="accent5" w:themeTint="99"/>
-          <w:sz w:val="32"/>
-          <w:szCs w:val="32"/>
-        </w:rPr>
-        <w:t>Isolate.spawn</w:t>
-      </w:r>
-      <w:proofErr w:type="spellEnd"/>
-      <w:r>
-        <w:rPr>
-          <w:b/>
-          <w:bCs/>
-          <w:color w:val="D86DCB" w:themeColor="accent5" w:themeTint="99"/>
-          <w:sz w:val="32"/>
-          <w:szCs w:val="32"/>
-        </w:rPr>
-        <w:t>(</w:t>
-      </w:r>
-      <w:proofErr w:type="spellStart"/>
-      <w:r>
-        <w:rPr>
-          <w:b/>
-          <w:bCs/>
-          <w:color w:val="D86DCB" w:themeColor="accent5" w:themeTint="99"/>
-          <w:sz w:val="32"/>
-          <w:szCs w:val="32"/>
-        </w:rPr>
-        <w:t>isolateEntry</w:t>
-      </w:r>
-      <w:proofErr w:type="spellEnd"/>
-      <w:r>
-        <w:rPr>
-          <w:b/>
-          <w:bCs/>
-          <w:color w:val="D86DCB" w:themeColor="accent5" w:themeTint="99"/>
-          <w:sz w:val="32"/>
-          <w:szCs w:val="32"/>
-        </w:rPr>
-        <w:t xml:space="preserve">, </w:t>
-      </w:r>
-      <w:proofErr w:type="spellStart"/>
-      <w:r>
-        <w:rPr>
-          <w:b/>
-          <w:bCs/>
-          <w:color w:val="D86DCB" w:themeColor="accent5" w:themeTint="99"/>
-          <w:sz w:val="32"/>
-          <w:szCs w:val="32"/>
-        </w:rPr>
-        <w:t>receivePort.sendPort</w:t>
-      </w:r>
-      <w:proofErr w:type="spellEnd"/>
-      <w:r>
-        <w:rPr>
-          <w:b/>
-          <w:bCs/>
-          <w:color w:val="D86DCB" w:themeColor="accent5" w:themeTint="99"/>
-          <w:sz w:val="32"/>
-          <w:szCs w:val="32"/>
-        </w:rPr>
-        <w:t>);</w:t>
-      </w:r>
-    </w:p>
-    <w:p>
-      <w:pPr>
-        <w:jc w:val="both"/>
-        <w:rPr>
-          <w:b/>
-          <w:bCs/>
-          <w:color w:val="D86DCB" w:themeColor="accent5" w:themeTint="99"/>
-          <w:sz w:val="32"/>
-          <w:szCs w:val="32"/>
-        </w:rPr>
-      </w:pPr>
-      <w:r>
-        <w:rPr>
-          <w:b/>
-          <w:bCs/>
-          <w:color w:val="D86DCB" w:themeColor="accent5" w:themeTint="99"/>
-          <w:sz w:val="32"/>
-          <w:szCs w:val="32"/>
-        </w:rPr>
-        <w:t xml:space="preserve">  // first message from isolate is its </w:t>
-      </w:r>
-      <w:proofErr w:type="spellStart"/>
-      <w:r>
-        <w:rPr>
-          <w:b/>
-          <w:bCs/>
-          <w:color w:val="D86DCB" w:themeColor="accent5" w:themeTint="99"/>
-          <w:sz w:val="32"/>
-          <w:szCs w:val="32"/>
-        </w:rPr>
-        <w:t>SendPort</w:t>
-      </w:r>
-      <w:proofErr w:type="spellEnd"/>
-    </w:p>
-    <w:p>
-      <w:pPr>
-        <w:jc w:val="both"/>
-        <w:rPr>
-          <w:b/>
-          <w:bCs/>
-          <w:color w:val="D86DCB" w:themeColor="accent5" w:themeTint="99"/>
-          <w:sz w:val="32"/>
-          <w:szCs w:val="32"/>
-        </w:rPr>
-      </w:pPr>
-      <w:r>
-        <w:rPr>
-          <w:b/>
-          <w:bCs/>
-          <w:color w:val="D86DCB" w:themeColor="accent5" w:themeTint="99"/>
-          <w:sz w:val="32"/>
-          <w:szCs w:val="32"/>
-        </w:rPr>
-        <w:t xml:space="preserve">  final </w:t>
-      </w:r>
-      <w:proofErr w:type="spellStart"/>
-      <w:r>
-        <w:rPr>
-          <w:b/>
-          <w:bCs/>
-          <w:color w:val="D86DCB" w:themeColor="accent5" w:themeTint="99"/>
-          <w:sz w:val="32"/>
-          <w:szCs w:val="32"/>
-        </w:rPr>
-        <w:t>sendPort</w:t>
-      </w:r>
-      <w:proofErr w:type="spellEnd"/>
-      <w:r>
-        <w:rPr>
-          <w:b/>
-          <w:bCs/>
-          <w:color w:val="D86DCB" w:themeColor="accent5" w:themeTint="99"/>
-          <w:sz w:val="32"/>
-          <w:szCs w:val="32"/>
-        </w:rPr>
-        <w:t xml:space="preserve"> = await </w:t>
-      </w:r>
-      <w:proofErr w:type="spellStart"/>
-      <w:r>
-        <w:rPr>
-          <w:b/>
-          <w:bCs/>
-          <w:color w:val="D86DCB" w:themeColor="accent5" w:themeTint="99"/>
-          <w:sz w:val="32"/>
-          <w:szCs w:val="32"/>
-        </w:rPr>
-        <w:t>receivePort.first</w:t>
-      </w:r>
-      <w:proofErr w:type="spellEnd"/>
-      <w:r>
-        <w:rPr>
-          <w:b/>
-          <w:bCs/>
-          <w:color w:val="D86DCB" w:themeColor="accent5" w:themeTint="99"/>
-          <w:sz w:val="32"/>
-          <w:szCs w:val="32"/>
-        </w:rPr>
-        <w:t xml:space="preserve"> as </w:t>
-      </w:r>
-      <w:proofErr w:type="spellStart"/>
-      <w:r>
-        <w:rPr>
-          <w:b/>
-          <w:bCs/>
-          <w:color w:val="D86DCB" w:themeColor="accent5" w:themeTint="99"/>
-          <w:sz w:val="32"/>
-          <w:szCs w:val="32"/>
-        </w:rPr>
-        <w:t>SendPort</w:t>
-      </w:r>
-      <w:proofErr w:type="spellEnd"/>
-      <w:r>
-        <w:rPr>
-          <w:b/>
-          <w:bCs/>
-          <w:color w:val="D86DCB" w:themeColor="accent5" w:themeTint="99"/>
-          <w:sz w:val="32"/>
-          <w:szCs w:val="32"/>
-        </w:rPr>
-        <w:t>;</w:t>
-      </w:r>
-    </w:p>
-    <w:p>
-      <w:pPr>
-        <w:jc w:val="both"/>
-        <w:rPr>
-          <w:b/>
-          <w:bCs/>
-          <w:color w:val="D86DCB" w:themeColor="accent5" w:themeTint="99"/>
-          <w:sz w:val="32"/>
-          <w:szCs w:val="32"/>
-        </w:rPr>
-      </w:pPr>
-      <w:r>
-        <w:rPr>
-          <w:b/>
-          <w:bCs/>
-          <w:color w:val="D86DCB" w:themeColor="accent5" w:themeTint="99"/>
-          <w:sz w:val="32"/>
-          <w:szCs w:val="32"/>
-        </w:rPr>
-        <w:t xml:space="preserve">  final </w:t>
-      </w:r>
-      <w:proofErr w:type="spellStart"/>
-      <w:r>
-        <w:rPr>
-          <w:b/>
-          <w:bCs/>
-          <w:color w:val="D86DCB" w:themeColor="accent5" w:themeTint="99"/>
-          <w:sz w:val="32"/>
-          <w:szCs w:val="32"/>
-        </w:rPr>
-        <w:t>responsePort</w:t>
-      </w:r>
-      <w:proofErr w:type="spellEnd"/>
-      <w:r>
-        <w:rPr>
-          <w:b/>
-          <w:bCs/>
-          <w:color w:val="D86DCB" w:themeColor="accent5" w:themeTint="99"/>
-          <w:sz w:val="32"/>
-          <w:szCs w:val="32"/>
-        </w:rPr>
-        <w:t xml:space="preserve"> = </w:t>
-      </w:r>
-      <w:proofErr w:type="spellStart"/>
-      <w:proofErr w:type="gramStart"/>
-      <w:r>
-        <w:rPr>
-          <w:b/>
-          <w:bCs/>
-          <w:color w:val="D86DCB" w:themeColor="accent5" w:themeTint="99"/>
-          <w:sz w:val="32"/>
-          <w:szCs w:val="32"/>
-        </w:rPr>
-        <w:t>ReceivePort</w:t>
-      </w:r>
-      <w:proofErr w:type="spellEnd"/>
-      <w:r>
-        <w:rPr>
-          <w:b/>
-          <w:bCs/>
-          <w:color w:val="D86DCB" w:themeColor="accent5" w:themeTint="99"/>
-          <w:sz w:val="32"/>
-          <w:szCs w:val="32"/>
-        </w:rPr>
-        <w:t>(</w:t>
-      </w:r>
-      <w:proofErr w:type="gramEnd"/>
-      <w:r>
-        <w:rPr>
-          <w:b/>
-          <w:bCs/>
-          <w:color w:val="D86DCB" w:themeColor="accent5" w:themeTint="99"/>
-          <w:sz w:val="32"/>
-          <w:szCs w:val="32"/>
-        </w:rPr>
-        <w:t>);</w:t>
-      </w:r>
-    </w:p>
-    <w:p>
-      <w:pPr>
-        <w:jc w:val="both"/>
-        <w:rPr>
-          <w:b/>
-          <w:bCs/>
-          <w:color w:val="D86DCB" w:themeColor="accent5" w:themeTint="99"/>
-          <w:sz w:val="32"/>
-          <w:szCs w:val="32"/>
-        </w:rPr>
-      </w:pPr>
-      <w:r>
-        <w:rPr>
-          <w:b/>
-          <w:bCs/>
-          <w:color w:val="D86DCB" w:themeColor="accent5" w:themeTint="99"/>
-          <w:sz w:val="32"/>
-          <w:szCs w:val="32"/>
-        </w:rPr>
-        <w:t xml:space="preserve">  </w:t>
-      </w:r>
-      <w:proofErr w:type="spellStart"/>
-      <w:r>
-        <w:rPr>
-          <w:b/>
-          <w:bCs/>
-          <w:color w:val="D86DCB" w:themeColor="accent5" w:themeTint="99"/>
-          <w:sz w:val="32"/>
-          <w:szCs w:val="32"/>
-        </w:rPr>
-        <w:t>sendPort.send</w:t>
-      </w:r>
-      <w:proofErr w:type="spellEnd"/>
-      <w:r>
-        <w:rPr>
-          <w:b/>
-          <w:bCs/>
-          <w:color w:val="D86DCB" w:themeColor="accent5" w:themeTint="99"/>
-          <w:sz w:val="32"/>
-          <w:szCs w:val="32"/>
-        </w:rPr>
-        <w:t xml:space="preserve">([input, </w:t>
-      </w:r>
-      <w:proofErr w:type="spellStart"/>
-      <w:r>
-        <w:rPr>
-          <w:b/>
-          <w:bCs/>
-          <w:color w:val="D86DCB" w:themeColor="accent5" w:themeTint="99"/>
-          <w:sz w:val="32"/>
-          <w:szCs w:val="32"/>
-        </w:rPr>
-        <w:t>responsePort.sendPort</w:t>
-      </w:r>
-      <w:proofErr w:type="spellEnd"/>
-      <w:r>
-        <w:rPr>
-          <w:b/>
-          <w:bCs/>
-          <w:color w:val="D86DCB" w:themeColor="accent5" w:themeTint="99"/>
-          <w:sz w:val="32"/>
-          <w:szCs w:val="32"/>
-        </w:rPr>
-        <w:t>]);</w:t>
-      </w:r>
-    </w:p>
-    <w:p>
-      <w:pPr>
-        <w:jc w:val="both"/>
-        <w:rPr>
-          <w:b/>
-          <w:bCs/>
-          <w:color w:val="D86DCB" w:themeColor="accent5" w:themeTint="99"/>
-          <w:sz w:val="32"/>
-          <w:szCs w:val="32"/>
-        </w:rPr>
-      </w:pPr>
-      <w:r>
-        <w:rPr>
-          <w:b/>
-          <w:bCs/>
-          <w:color w:val="D86DCB" w:themeColor="accent5" w:themeTint="99"/>
-          <w:sz w:val="32"/>
-          <w:szCs w:val="32"/>
-        </w:rPr>
-        <w:t xml:space="preserve">  final result = await </w:t>
-      </w:r>
-      <w:proofErr w:type="spellStart"/>
-      <w:r>
-        <w:rPr>
-          <w:b/>
-          <w:bCs/>
-          <w:color w:val="D86DCB" w:themeColor="accent5" w:themeTint="99"/>
-          <w:sz w:val="32"/>
-          <w:szCs w:val="32"/>
-        </w:rPr>
-        <w:t>responsePort.first</w:t>
-      </w:r>
-      <w:proofErr w:type="spellEnd"/>
-      <w:r>
-        <w:rPr>
-          <w:b/>
-          <w:bCs/>
-          <w:color w:val="D86DCB" w:themeColor="accent5" w:themeTint="99"/>
-          <w:sz w:val="32"/>
-          <w:szCs w:val="32"/>
-        </w:rPr>
-        <w:t>;</w:t>
-      </w:r>
-    </w:p>
-    <w:p>
-      <w:pPr>
-        <w:jc w:val="both"/>
-        <w:rPr>
-          <w:b/>
-          <w:bCs/>
-          <w:color w:val="D86DCB" w:themeColor="accent5" w:themeTint="99"/>
-          <w:sz w:val="32"/>
-          <w:szCs w:val="32"/>
-        </w:rPr>
-      </w:pPr>
-      <w:r>
-        <w:rPr>
-          <w:b/>
-          <w:bCs/>
-          <w:color w:val="D86DCB" w:themeColor="accent5" w:themeTint="99"/>
-          <w:sz w:val="32"/>
-          <w:szCs w:val="32"/>
-        </w:rPr>
-        <w:t xml:space="preserve">  </w:t>
-      </w:r>
-      <w:proofErr w:type="spellStart"/>
-      <w:r>
-        <w:rPr>
-          <w:b/>
-          <w:bCs/>
-          <w:color w:val="D86DCB" w:themeColor="accent5" w:themeTint="99"/>
-          <w:sz w:val="32"/>
-          <w:szCs w:val="32"/>
-        </w:rPr>
-        <w:t>receivePort.close</w:t>
-      </w:r>
-      <w:proofErr w:type="spellEnd"/>
-      <w:r>
-        <w:rPr>
-          <w:b/>
-          <w:bCs/>
-          <w:color w:val="D86DCB" w:themeColor="accent5" w:themeTint="99"/>
-          <w:sz w:val="32"/>
-          <w:szCs w:val="32"/>
-        </w:rPr>
-        <w:t>();</w:t>
-      </w:r>
-    </w:p>
-    <w:p>
-      <w:pPr>
-        <w:jc w:val="both"/>
-        <w:rPr>
-          <w:b/>
-          <w:bCs/>
-          <w:color w:val="D86DCB" w:themeColor="accent5" w:themeTint="99"/>
-          <w:sz w:val="32"/>
-          <w:szCs w:val="32"/>
-        </w:rPr>
-      </w:pPr>
-      <w:r>
-        <w:rPr>
-          <w:b/>
-          <w:bCs/>
-          <w:color w:val="D86DCB" w:themeColor="accent5" w:themeTint="99"/>
-          <w:sz w:val="32"/>
-          <w:szCs w:val="32"/>
-        </w:rPr>
-        <w:t xml:space="preserve">  </w:t>
-      </w:r>
-      <w:proofErr w:type="spellStart"/>
-      <w:r>
-        <w:rPr>
-          <w:b/>
-          <w:bCs/>
-          <w:color w:val="D86DCB" w:themeColor="accent5" w:themeTint="99"/>
-          <w:sz w:val="32"/>
-          <w:szCs w:val="32"/>
-        </w:rPr>
-        <w:t>responsePort.close</w:t>
-      </w:r>
-      <w:proofErr w:type="spellEnd"/>
-      <w:r>
-        <w:rPr>
-          <w:b/>
-          <w:bCs/>
-          <w:color w:val="D86DCB" w:themeColor="accent5" w:themeTint="99"/>
-          <w:sz w:val="32"/>
-          <w:szCs w:val="32"/>
-        </w:rPr>
-        <w:t>();</w:t>
+        <w:t>Future&lt;dynamic&gt; runInIsolate(dynamic input) async {</w:t>
+      </w:r>
+    </w:p>
+    <w:p>
+      <w:pPr>
+        <w:jc w:val="both"/>
+        <w:rPr>
+          <w:b/>
+          <w:bCs/>
+          <w:color w:val="D86DCB" w:themeColor="accent5" w:themeTint="99"/>
+          <w:sz w:val="32"/>
+          <w:szCs w:val="32"/>
+        </w:rPr>
+      </w:pPr>
+      <w:r>
+        <w:rPr>
+          <w:b/>
+          <w:bCs/>
+          <w:color w:val="D86DCB" w:themeColor="accent5" w:themeTint="99"/>
+          <w:sz w:val="32"/>
+          <w:szCs w:val="32"/>
+        </w:rPr>
+        <w:t xml:space="preserve">  final receivePort = ReceivePort();</w:t>
+      </w:r>
+    </w:p>
+    <w:p>
+      <w:pPr>
+        <w:jc w:val="both"/>
+        <w:rPr>
+          <w:b/>
+          <w:bCs/>
+          <w:color w:val="D86DCB" w:themeColor="accent5" w:themeTint="99"/>
+          <w:sz w:val="32"/>
+          <w:szCs w:val="32"/>
+        </w:rPr>
+      </w:pPr>
+      <w:r>
+        <w:rPr>
+          <w:b/>
+          <w:bCs/>
+          <w:color w:val="D86DCB" w:themeColor="accent5" w:themeTint="99"/>
+          <w:sz w:val="32"/>
+          <w:szCs w:val="32"/>
+        </w:rPr>
+        <w:t xml:space="preserve">  await Isolate.spawn(isolateEntry, receivePort.sendPort);</w:t>
+      </w:r>
+    </w:p>
+    <w:p>
+      <w:pPr>
+        <w:jc w:val="both"/>
+        <w:rPr>
+          <w:b/>
+          <w:bCs/>
+          <w:color w:val="D86DCB" w:themeColor="accent5" w:themeTint="99"/>
+          <w:sz w:val="32"/>
+          <w:szCs w:val="32"/>
+        </w:rPr>
+      </w:pPr>
+      <w:r>
+        <w:rPr>
+          <w:b/>
+          <w:bCs/>
+          <w:color w:val="D86DCB" w:themeColor="accent5" w:themeTint="99"/>
+          <w:sz w:val="32"/>
+          <w:szCs w:val="32"/>
+        </w:rPr>
+        <w:t xml:space="preserve">  // first message from isolate is its SendPort</w:t>
+      </w:r>
+    </w:p>
+    <w:p>
+      <w:pPr>
+        <w:jc w:val="both"/>
+        <w:rPr>
+          <w:b/>
+          <w:bCs/>
+          <w:color w:val="D86DCB" w:themeColor="accent5" w:themeTint="99"/>
+          <w:sz w:val="32"/>
+          <w:szCs w:val="32"/>
+        </w:rPr>
+      </w:pPr>
+      <w:r>
+        <w:rPr>
+          <w:b/>
+          <w:bCs/>
+          <w:color w:val="D86DCB" w:themeColor="accent5" w:themeTint="99"/>
+          <w:sz w:val="32"/>
+          <w:szCs w:val="32"/>
+        </w:rPr>
+        <w:t xml:space="preserve">  final sendPort = await receivePort.first as SendPort;</w:t>
+      </w:r>
+    </w:p>
+    <w:p>
+      <w:pPr>
+        <w:jc w:val="both"/>
+        <w:rPr>
+          <w:b/>
+          <w:bCs/>
+          <w:color w:val="D86DCB" w:themeColor="accent5" w:themeTint="99"/>
+          <w:sz w:val="32"/>
+          <w:szCs w:val="32"/>
+        </w:rPr>
+      </w:pPr>
+      <w:r>
+        <w:rPr>
+          <w:b/>
+          <w:bCs/>
+          <w:color w:val="D86DCB" w:themeColor="accent5" w:themeTint="99"/>
+          <w:sz w:val="32"/>
+          <w:szCs w:val="32"/>
+        </w:rPr>
+        <w:t xml:space="preserve">  final responsePort = ReceivePort();</w:t>
+      </w:r>
+    </w:p>
+    <w:p>
+      <w:pPr>
+        <w:jc w:val="both"/>
+        <w:rPr>
+          <w:b/>
+          <w:bCs/>
+          <w:color w:val="D86DCB" w:themeColor="accent5" w:themeTint="99"/>
+          <w:sz w:val="32"/>
+          <w:szCs w:val="32"/>
+        </w:rPr>
+      </w:pPr>
+      <w:r>
+        <w:rPr>
+          <w:b/>
+          <w:bCs/>
+          <w:color w:val="D86DCB" w:themeColor="accent5" w:themeTint="99"/>
+          <w:sz w:val="32"/>
+          <w:szCs w:val="32"/>
+        </w:rPr>
+        <w:t xml:space="preserve">  sendPort.send([input, responsePort.sendPort]);</w:t>
+      </w:r>
+    </w:p>
+    <w:p>
+      <w:pPr>
+        <w:jc w:val="both"/>
+        <w:rPr>
+          <w:b/>
+          <w:bCs/>
+          <w:color w:val="D86DCB" w:themeColor="accent5" w:themeTint="99"/>
+          <w:sz w:val="32"/>
+          <w:szCs w:val="32"/>
+        </w:rPr>
+      </w:pPr>
+      <w:r>
+        <w:rPr>
+          <w:b/>
+          <w:bCs/>
+          <w:color w:val="D86DCB" w:themeColor="accent5" w:themeTint="99"/>
+          <w:sz w:val="32"/>
+          <w:szCs w:val="32"/>
+        </w:rPr>
+        <w:t xml:space="preserve">  final result = await responsePort.first;</w:t>
+      </w:r>
+    </w:p>
+    <w:p>
+      <w:pPr>
+        <w:jc w:val="both"/>
+        <w:rPr>
+          <w:b/>
+          <w:bCs/>
+          <w:color w:val="D86DCB" w:themeColor="accent5" w:themeTint="99"/>
+          <w:sz w:val="32"/>
+          <w:szCs w:val="32"/>
+        </w:rPr>
+      </w:pPr>
+      <w:r>
+        <w:rPr>
+          <w:b/>
+          <w:bCs/>
+          <w:color w:val="D86DCB" w:themeColor="accent5" w:themeTint="99"/>
+          <w:sz w:val="32"/>
+          <w:szCs w:val="32"/>
+        </w:rPr>
+        <w:t xml:space="preserve">  receivePort.close();</w:t>
+      </w:r>
+    </w:p>
+    <w:p>
+      <w:pPr>
+        <w:jc w:val="both"/>
+        <w:rPr>
+          <w:b/>
+          <w:bCs/>
+          <w:color w:val="D86DCB" w:themeColor="accent5" w:themeTint="99"/>
+          <w:sz w:val="32"/>
+          <w:szCs w:val="32"/>
+        </w:rPr>
+      </w:pPr>
+      <w:r>
+        <w:rPr>
+          <w:b/>
+          <w:bCs/>
+          <w:color w:val="D86DCB" w:themeColor="accent5" w:themeTint="99"/>
+          <w:sz w:val="32"/>
+          <w:szCs w:val="32"/>
+        </w:rPr>
+        <w:t xml:space="preserve">  responsePort.close();</w:t>
       </w:r>
     </w:p>
     <w:p>
@@ -7982,25 +4477,14 @@
         </w:rPr>
         <w:t xml:space="preserve"># For small task use </w:t>
       </w:r>
-      <w:proofErr w:type="gramStart"/>
-      <w:r>
-        <w:rPr>
-          <w:b/>
-          <w:bCs/>
-          <w:sz w:val="32"/>
-          <w:szCs w:val="32"/>
-        </w:rPr>
-        <w:t>compute(</w:t>
-      </w:r>
-      <w:proofErr w:type="gramEnd"/>
-      <w:r>
-        <w:rPr>
-          <w:b/>
-          <w:bCs/>
-          <w:sz w:val="32"/>
-          <w:szCs w:val="32"/>
-        </w:rPr>
-        <w:t>)</w:t>
+      <w:r>
+        <w:rPr>
+          <w:b/>
+          <w:bCs/>
+          <w:sz w:val="32"/>
+          <w:szCs w:val="32"/>
+        </w:rPr>
+        <w:t>compute()</w:t>
       </w:r>
       <w:r>
         <w:rPr>
@@ -8046,21 +4530,12 @@
                 <w:szCs w:val="32"/>
               </w:rPr>
             </w:pPr>
-            <w:proofErr w:type="gramStart"/>
             <w:r>
               <w:rPr>
                 <w:sz w:val="32"/>
                 <w:szCs w:val="32"/>
               </w:rPr>
-              <w:t>compute(</w:t>
-            </w:r>
-            <w:proofErr w:type="gramEnd"/>
-            <w:r>
-              <w:rPr>
-                <w:sz w:val="32"/>
-                <w:szCs w:val="32"/>
-              </w:rPr>
-              <w:t>)</w:t>
+              <w:t>compute()</w:t>
             </w:r>
           </w:p>
         </w:tc>
@@ -8331,7 +4806,6 @@
           <w:szCs w:val="32"/>
         </w:rPr>
       </w:pPr>
-      <w:proofErr w:type="spellStart"/>
       <w:r>
         <w:rPr>
           <w:b/>
@@ -8340,17 +4814,7 @@
           <w:szCs w:val="32"/>
         </w:rPr>
         <w:lastRenderedPageBreak/>
-        <w:t>Isolate.run</w:t>
-      </w:r>
-      <w:proofErr w:type="spellEnd"/>
-      <w:r>
-        <w:rPr>
-          <w:b/>
-          <w:bCs/>
-          <w:sz w:val="32"/>
-          <w:szCs w:val="32"/>
-        </w:rPr>
-        <w:t>:</w:t>
+        <w:t>Isolate.run:</w:t>
       </w:r>
     </w:p>
     <w:p>
@@ -8525,129 +4989,29 @@
           <w:sz w:val="32"/>
           <w:szCs w:val="32"/>
         </w:rPr>
-        <w:t xml:space="preserve">void </w:t>
-      </w:r>
-      <w:proofErr w:type="spellStart"/>
-      <w:proofErr w:type="gramStart"/>
-      <w:r>
-        <w:rPr>
-          <w:b/>
-          <w:bCs/>
-          <w:color w:val="D86DCB" w:themeColor="accent5" w:themeTint="99"/>
-          <w:sz w:val="32"/>
-          <w:szCs w:val="32"/>
-        </w:rPr>
-        <w:t>heavyTask</w:t>
-      </w:r>
-      <w:proofErr w:type="spellEnd"/>
-      <w:r>
-        <w:rPr>
-          <w:b/>
-          <w:bCs/>
-          <w:color w:val="D86DCB" w:themeColor="accent5" w:themeTint="99"/>
-          <w:sz w:val="32"/>
-          <w:szCs w:val="32"/>
-        </w:rPr>
-        <w:t>(</w:t>
-      </w:r>
-      <w:proofErr w:type="gramEnd"/>
-      <w:r>
-        <w:rPr>
-          <w:b/>
-          <w:bCs/>
-          <w:color w:val="D86DCB" w:themeColor="accent5" w:themeTint="99"/>
-          <w:sz w:val="32"/>
-          <w:szCs w:val="32"/>
-        </w:rPr>
-        <w:t>) {</w:t>
-      </w:r>
-    </w:p>
-    <w:p>
-      <w:pPr>
-        <w:jc w:val="both"/>
-        <w:rPr>
-          <w:b/>
-          <w:bCs/>
-          <w:color w:val="D86DCB" w:themeColor="accent5" w:themeTint="99"/>
-          <w:sz w:val="32"/>
-          <w:szCs w:val="32"/>
-        </w:rPr>
-      </w:pPr>
-      <w:r>
-        <w:rPr>
-          <w:b/>
-          <w:bCs/>
-          <w:color w:val="D86DCB" w:themeColor="accent5" w:themeTint="99"/>
-          <w:sz w:val="32"/>
-          <w:szCs w:val="32"/>
-        </w:rPr>
-        <w:t xml:space="preserve">  for (int </w:t>
-      </w:r>
-      <w:proofErr w:type="spellStart"/>
-      <w:r>
-        <w:rPr>
-          <w:b/>
-          <w:bCs/>
-          <w:color w:val="D86DCB" w:themeColor="accent5" w:themeTint="99"/>
-          <w:sz w:val="32"/>
-          <w:szCs w:val="32"/>
-        </w:rPr>
-        <w:t>i</w:t>
-      </w:r>
-      <w:proofErr w:type="spellEnd"/>
-      <w:r>
-        <w:rPr>
-          <w:b/>
-          <w:bCs/>
-          <w:color w:val="D86DCB" w:themeColor="accent5" w:themeTint="99"/>
-          <w:sz w:val="32"/>
-          <w:szCs w:val="32"/>
-        </w:rPr>
-        <w:t xml:space="preserve"> = 0; </w:t>
-      </w:r>
-      <w:proofErr w:type="spellStart"/>
-      <w:r>
-        <w:rPr>
-          <w:b/>
-          <w:bCs/>
-          <w:color w:val="D86DCB" w:themeColor="accent5" w:themeTint="99"/>
-          <w:sz w:val="32"/>
-          <w:szCs w:val="32"/>
-        </w:rPr>
-        <w:t>i</w:t>
-      </w:r>
-      <w:proofErr w:type="spellEnd"/>
-      <w:r>
-        <w:rPr>
-          <w:b/>
-          <w:bCs/>
-          <w:color w:val="D86DCB" w:themeColor="accent5" w:themeTint="99"/>
-          <w:sz w:val="32"/>
-          <w:szCs w:val="32"/>
-        </w:rPr>
-        <w:t xml:space="preserve"> &lt; 1e9; </w:t>
-      </w:r>
-      <w:proofErr w:type="spellStart"/>
-      <w:r>
-        <w:rPr>
-          <w:b/>
-          <w:bCs/>
-          <w:color w:val="D86DCB" w:themeColor="accent5" w:themeTint="99"/>
-          <w:sz w:val="32"/>
-          <w:szCs w:val="32"/>
-        </w:rPr>
-        <w:t>i</w:t>
-      </w:r>
-      <w:proofErr w:type="spellEnd"/>
-      <w:r>
-        <w:rPr>
-          <w:b/>
-          <w:bCs/>
-          <w:color w:val="D86DCB" w:themeColor="accent5" w:themeTint="99"/>
-          <w:sz w:val="32"/>
-          <w:szCs w:val="32"/>
-        </w:rPr>
-        <w:t>++) {…}</w:t>
+        <w:t>void heavyTask() {</w:t>
+      </w:r>
+    </w:p>
+    <w:p>
+      <w:pPr>
+        <w:jc w:val="both"/>
+        <w:rPr>
+          <w:b/>
+          <w:bCs/>
+          <w:color w:val="D86DCB" w:themeColor="accent5" w:themeTint="99"/>
+          <w:sz w:val="32"/>
+          <w:szCs w:val="32"/>
+        </w:rPr>
+      </w:pPr>
+      <w:r>
+        <w:rPr>
+          <w:b/>
+          <w:bCs/>
+          <w:color w:val="D86DCB" w:themeColor="accent5" w:themeTint="99"/>
+          <w:sz w:val="32"/>
+          <w:szCs w:val="32"/>
+        </w:rPr>
+        <w:t xml:space="preserve">  for (int i = 0; i &lt; 1e9; i++) {…}</w:t>
       </w:r>
     </w:p>
     <w:p>
@@ -8705,83 +5069,37 @@
           <w:szCs w:val="32"/>
         </w:rPr>
       </w:pPr>
-      <w:proofErr w:type="spellStart"/>
-      <w:r>
-        <w:rPr>
-          <w:b/>
-          <w:bCs/>
-          <w:color w:val="D86DCB" w:themeColor="accent5" w:themeTint="99"/>
-          <w:sz w:val="32"/>
-          <w:szCs w:val="32"/>
-        </w:rPr>
-        <w:t>onPressed</w:t>
-      </w:r>
-      <w:proofErr w:type="spellEnd"/>
-      <w:r>
-        <w:rPr>
-          <w:b/>
-          <w:bCs/>
-          <w:color w:val="D86DCB" w:themeColor="accent5" w:themeTint="99"/>
-          <w:sz w:val="32"/>
-          <w:szCs w:val="32"/>
-        </w:rPr>
-        <w:t>: () {</w:t>
-      </w:r>
-    </w:p>
-    <w:p>
-      <w:pPr>
-        <w:jc w:val="both"/>
-        <w:rPr>
-          <w:b/>
-          <w:bCs/>
-          <w:color w:val="D86DCB" w:themeColor="accent5" w:themeTint="99"/>
-          <w:sz w:val="32"/>
-          <w:szCs w:val="32"/>
-        </w:rPr>
-      </w:pPr>
-      <w:r>
-        <w:rPr>
-          <w:b/>
-          <w:bCs/>
-          <w:color w:val="D86DCB" w:themeColor="accent5" w:themeTint="99"/>
-          <w:sz w:val="32"/>
-          <w:szCs w:val="32"/>
-        </w:rPr>
-        <w:t xml:space="preserve">  </w:t>
-      </w:r>
-      <w:proofErr w:type="spellStart"/>
-      <w:proofErr w:type="gramStart"/>
-      <w:r>
-        <w:rPr>
-          <w:b/>
-          <w:bCs/>
-          <w:color w:val="D86DCB" w:themeColor="accent5" w:themeTint="99"/>
-          <w:sz w:val="32"/>
-          <w:szCs w:val="32"/>
-        </w:rPr>
-        <w:t>heavyTask</w:t>
-      </w:r>
-      <w:proofErr w:type="spellEnd"/>
-      <w:r>
-        <w:rPr>
-          <w:b/>
-          <w:bCs/>
-          <w:color w:val="D86DCB" w:themeColor="accent5" w:themeTint="99"/>
-          <w:sz w:val="32"/>
-          <w:szCs w:val="32"/>
-        </w:rPr>
-        <w:t>(</w:t>
-      </w:r>
-      <w:proofErr w:type="gramEnd"/>
-      <w:r>
-        <w:rPr>
-          <w:b/>
-          <w:bCs/>
-          <w:color w:val="D86DCB" w:themeColor="accent5" w:themeTint="99"/>
-          <w:sz w:val="32"/>
-          <w:szCs w:val="32"/>
-        </w:rPr>
-        <w:t>);</w:t>
+      <w:r>
+        <w:rPr>
+          <w:b/>
+          <w:bCs/>
+          <w:color w:val="D86DCB" w:themeColor="accent5" w:themeTint="99"/>
+          <w:sz w:val="32"/>
+          <w:szCs w:val="32"/>
+        </w:rPr>
+        <w:t>onPressed: () {</w:t>
+      </w:r>
+    </w:p>
+    <w:p>
+      <w:pPr>
+        <w:jc w:val="both"/>
+        <w:rPr>
+          <w:b/>
+          <w:bCs/>
+          <w:color w:val="D86DCB" w:themeColor="accent5" w:themeTint="99"/>
+          <w:sz w:val="32"/>
+          <w:szCs w:val="32"/>
+        </w:rPr>
+      </w:pPr>
+      <w:r>
+        <w:rPr>
+          <w:b/>
+          <w:bCs/>
+          <w:color w:val="D86DCB" w:themeColor="accent5" w:themeTint="99"/>
+          <w:sz w:val="32"/>
+          <w:szCs w:val="32"/>
+        </w:rPr>
+        <w:t xml:space="preserve">  heavyTask();</w:t>
       </w:r>
     </w:p>
     <w:p>
@@ -8819,23 +5137,7 @@
           <w:sz w:val="32"/>
           <w:szCs w:val="32"/>
         </w:rPr>
-        <w:t xml:space="preserve"># As a result, UI freezes, </w:t>
-      </w:r>
-      <w:proofErr w:type="spellStart"/>
-      <w:r>
-        <w:rPr>
-          <w:sz w:val="32"/>
-          <w:szCs w:val="32"/>
-        </w:rPr>
-        <w:t>Jank</w:t>
-      </w:r>
-      <w:proofErr w:type="spellEnd"/>
-      <w:r>
-        <w:rPr>
-          <w:sz w:val="32"/>
-          <w:szCs w:val="32"/>
-        </w:rPr>
-        <w:t xml:space="preserve"> and ANR (Android Not Responding)</w:t>
+        <w:t># As a result, UI freezes, Jank and ANR (Android Not Responding)</w:t>
       </w:r>
     </w:p>
     <w:p>
@@ -9172,27 +5474,15 @@
           <w:szCs w:val="32"/>
         </w:rPr>
       </w:pPr>
-      <w:proofErr w:type="spellStart"/>
-      <w:r>
-        <w:rPr>
-          <w:b/>
-          <w:bCs/>
-          <w:color w:val="D86DCB" w:themeColor="accent5" w:themeTint="99"/>
-          <w:sz w:val="32"/>
-          <w:szCs w:val="32"/>
-        </w:rPr>
-        <w:t>sendPort.send</w:t>
-      </w:r>
-      <w:proofErr w:type="spellEnd"/>
-      <w:r>
-        <w:rPr>
-          <w:b/>
-          <w:bCs/>
-          <w:color w:val="D86DCB" w:themeColor="accent5" w:themeTint="99"/>
-          <w:sz w:val="32"/>
-          <w:szCs w:val="32"/>
-        </w:rPr>
-        <w:t>(data);</w:t>
+      <w:r>
+        <w:rPr>
+          <w:b/>
+          <w:bCs/>
+          <w:color w:val="D86DCB" w:themeColor="accent5" w:themeTint="99"/>
+          <w:sz w:val="32"/>
+          <w:szCs w:val="32"/>
+        </w:rPr>
+        <w:t>sendPort.send(data);</w:t>
       </w:r>
     </w:p>
     <w:p>
@@ -9277,27 +5567,7 @@
           <w:sz w:val="32"/>
           <w:szCs w:val="32"/>
         </w:rPr>
-        <w:t xml:space="preserve">        </w:t>
-      </w:r>
-      <w:proofErr w:type="gramStart"/>
-      <w:r>
-        <w:rPr>
-          <w:b/>
-          <w:bCs/>
-          <w:sz w:val="32"/>
-          <w:szCs w:val="32"/>
-        </w:rPr>
-        <w:t>|  (</w:t>
-      </w:r>
-      <w:proofErr w:type="gramEnd"/>
-      <w:r>
-        <w:rPr>
-          <w:b/>
-          <w:bCs/>
-          <w:sz w:val="32"/>
-          <w:szCs w:val="32"/>
-        </w:rPr>
-        <w:t>request)</w:t>
+        <w:t xml:space="preserve">        |  (request)</w:t>
       </w:r>
     </w:p>
     <w:p>
@@ -9397,27 +5667,7 @@
           <w:sz w:val="32"/>
           <w:szCs w:val="32"/>
         </w:rPr>
-        <w:t xml:space="preserve">        </w:t>
-      </w:r>
-      <w:proofErr w:type="gramStart"/>
-      <w:r>
-        <w:rPr>
-          <w:b/>
-          <w:bCs/>
-          <w:sz w:val="32"/>
-          <w:szCs w:val="32"/>
-        </w:rPr>
-        <w:t>|  (</w:t>
-      </w:r>
-      <w:proofErr w:type="gramEnd"/>
-      <w:r>
-        <w:rPr>
-          <w:b/>
-          <w:bCs/>
-          <w:sz w:val="32"/>
-          <w:szCs w:val="32"/>
-        </w:rPr>
-        <w:t>result)</w:t>
+        <w:t xml:space="preserve">        |  (result)</w:t>
       </w:r>
     </w:p>
     <w:p>
@@ -9477,30 +5727,12 @@
           <w:szCs w:val="32"/>
         </w:rPr>
       </w:pPr>
-      <w:proofErr w:type="spellStart"/>
-      <w:proofErr w:type="gramStart"/>
-      <w:r>
-        <w:rPr>
-          <w:sz w:val="32"/>
-          <w:szCs w:val="32"/>
-        </w:rPr>
-        <w:t>Isolate.run</w:t>
-      </w:r>
-      <w:proofErr w:type="spellEnd"/>
-      <w:r>
-        <w:rPr>
-          <w:sz w:val="32"/>
-          <w:szCs w:val="32"/>
-        </w:rPr>
-        <w:t>(</w:t>
-      </w:r>
-      <w:proofErr w:type="gramEnd"/>
-      <w:r>
-        <w:rPr>
-          <w:sz w:val="32"/>
-          <w:szCs w:val="32"/>
-        </w:rPr>
-        <w:t>) Basic Syntax:</w:t>
+      <w:r>
+        <w:rPr>
+          <w:sz w:val="32"/>
+          <w:szCs w:val="32"/>
+        </w:rPr>
+        <w:t>Isolate.run() Basic Syntax:</w:t>
       </w:r>
     </w:p>
     <w:p>
@@ -9590,38 +5822,7 @@
           <w:sz w:val="32"/>
           <w:szCs w:val="32"/>
         </w:rPr>
-        <w:t xml:space="preserve"> return </w:t>
-      </w:r>
-      <w:proofErr w:type="spellStart"/>
-      <w:proofErr w:type="gramStart"/>
-      <w:r>
-        <w:rPr>
-          <w:b/>
-          <w:bCs/>
-          <w:sz w:val="32"/>
-          <w:szCs w:val="32"/>
-        </w:rPr>
-        <w:t>Isolate.run</w:t>
-      </w:r>
-      <w:proofErr w:type="spellEnd"/>
-      <w:r>
-        <w:rPr>
-          <w:b/>
-          <w:bCs/>
-          <w:sz w:val="32"/>
-          <w:szCs w:val="32"/>
-        </w:rPr>
-        <w:t>(</w:t>
-      </w:r>
-      <w:proofErr w:type="gramEnd"/>
-      <w:r>
-        <w:rPr>
-          <w:b/>
-          <w:bCs/>
-          <w:sz w:val="32"/>
-          <w:szCs w:val="32"/>
-        </w:rPr>
-        <w:t>)</w:t>
+        <w:t xml:space="preserve"> return Isolate.run()</w:t>
       </w:r>
       <w:r>
         <w:rPr>
@@ -9698,97 +5899,29 @@
           <w:sz w:val="32"/>
           <w:szCs w:val="32"/>
         </w:rPr>
-        <w:t xml:space="preserve">Future&lt;int&gt; </w:t>
-      </w:r>
-      <w:proofErr w:type="spellStart"/>
-      <w:proofErr w:type="gramStart"/>
-      <w:r>
-        <w:rPr>
-          <w:b/>
-          <w:bCs/>
-          <w:color w:val="D86DCB" w:themeColor="accent5" w:themeTint="99"/>
-          <w:sz w:val="32"/>
-          <w:szCs w:val="32"/>
-        </w:rPr>
-        <w:t>heavyCalculation</w:t>
-      </w:r>
-      <w:proofErr w:type="spellEnd"/>
-      <w:r>
-        <w:rPr>
-          <w:b/>
-          <w:bCs/>
-          <w:color w:val="D86DCB" w:themeColor="accent5" w:themeTint="99"/>
-          <w:sz w:val="32"/>
-          <w:szCs w:val="32"/>
-        </w:rPr>
-        <w:t>(</w:t>
-      </w:r>
-      <w:proofErr w:type="gramEnd"/>
-      <w:r>
-        <w:rPr>
-          <w:b/>
-          <w:bCs/>
-          <w:color w:val="D86DCB" w:themeColor="accent5" w:themeTint="99"/>
-          <w:sz w:val="32"/>
-          <w:szCs w:val="32"/>
-        </w:rPr>
-        <w:t>) async {</w:t>
-      </w:r>
-    </w:p>
-    <w:p>
-      <w:pPr>
-        <w:jc w:val="both"/>
-        <w:rPr>
-          <w:b/>
-          <w:bCs/>
-          <w:color w:val="D86DCB" w:themeColor="accent5" w:themeTint="99"/>
-          <w:sz w:val="32"/>
-          <w:szCs w:val="32"/>
-        </w:rPr>
-      </w:pPr>
-      <w:r>
-        <w:rPr>
-          <w:b/>
-          <w:bCs/>
-          <w:color w:val="D86DCB" w:themeColor="accent5" w:themeTint="99"/>
-          <w:sz w:val="32"/>
-          <w:szCs w:val="32"/>
-        </w:rPr>
-        <w:t xml:space="preserve">  return await </w:t>
-      </w:r>
-      <w:proofErr w:type="spellStart"/>
-      <w:proofErr w:type="gramStart"/>
-      <w:r>
-        <w:rPr>
-          <w:b/>
-          <w:bCs/>
-          <w:color w:val="D86DCB" w:themeColor="accent5" w:themeTint="99"/>
-          <w:sz w:val="32"/>
-          <w:szCs w:val="32"/>
-        </w:rPr>
-        <w:t>Isolate.run</w:t>
-      </w:r>
-      <w:proofErr w:type="spellEnd"/>
-      <w:r>
-        <w:rPr>
-          <w:b/>
-          <w:bCs/>
-          <w:color w:val="D86DCB" w:themeColor="accent5" w:themeTint="99"/>
-          <w:sz w:val="32"/>
-          <w:szCs w:val="32"/>
-        </w:rPr>
-        <w:t>(</w:t>
-      </w:r>
-      <w:proofErr w:type="gramEnd"/>
-      <w:r>
-        <w:rPr>
-          <w:b/>
-          <w:bCs/>
-          <w:color w:val="D86DCB" w:themeColor="accent5" w:themeTint="99"/>
-          <w:sz w:val="32"/>
-          <w:szCs w:val="32"/>
-        </w:rPr>
-        <w:t>() {</w:t>
+        <w:t>Future&lt;int&gt; heavyCalculation() async {</w:t>
+      </w:r>
+    </w:p>
+    <w:p>
+      <w:pPr>
+        <w:jc w:val="both"/>
+        <w:rPr>
+          <w:b/>
+          <w:bCs/>
+          <w:color w:val="D86DCB" w:themeColor="accent5" w:themeTint="99"/>
+          <w:sz w:val="32"/>
+          <w:szCs w:val="32"/>
+        </w:rPr>
+      </w:pPr>
+      <w:r>
+        <w:rPr>
+          <w:b/>
+          <w:bCs/>
+          <w:color w:val="D86DCB" w:themeColor="accent5" w:themeTint="99"/>
+          <w:sz w:val="32"/>
+          <w:szCs w:val="32"/>
+        </w:rPr>
+        <w:t xml:space="preserve">  return await Isolate.run(() {</w:t>
       </w:r>
     </w:p>
     <w:p>
@@ -9832,117 +5965,29 @@
           <w:sz w:val="32"/>
           <w:szCs w:val="32"/>
         </w:rPr>
-        <w:t xml:space="preserve">    for (int </w:t>
-      </w:r>
-      <w:proofErr w:type="spellStart"/>
-      <w:r>
-        <w:rPr>
-          <w:b/>
-          <w:bCs/>
-          <w:color w:val="D86DCB" w:themeColor="accent5" w:themeTint="99"/>
-          <w:sz w:val="32"/>
-          <w:szCs w:val="32"/>
-        </w:rPr>
-        <w:t>i</w:t>
-      </w:r>
-      <w:proofErr w:type="spellEnd"/>
-      <w:r>
-        <w:rPr>
-          <w:b/>
-          <w:bCs/>
-          <w:color w:val="D86DCB" w:themeColor="accent5" w:themeTint="99"/>
-          <w:sz w:val="32"/>
-          <w:szCs w:val="32"/>
-        </w:rPr>
-        <w:t xml:space="preserve"> = 0; </w:t>
-      </w:r>
-      <w:proofErr w:type="spellStart"/>
-      <w:r>
-        <w:rPr>
-          <w:b/>
-          <w:bCs/>
-          <w:color w:val="D86DCB" w:themeColor="accent5" w:themeTint="99"/>
-          <w:sz w:val="32"/>
-          <w:szCs w:val="32"/>
-        </w:rPr>
-        <w:t>i</w:t>
-      </w:r>
-      <w:proofErr w:type="spellEnd"/>
-      <w:r>
-        <w:rPr>
-          <w:b/>
-          <w:bCs/>
-          <w:color w:val="D86DCB" w:themeColor="accent5" w:themeTint="99"/>
-          <w:sz w:val="32"/>
-          <w:szCs w:val="32"/>
-        </w:rPr>
-        <w:t xml:space="preserve"> &lt; 100000000; </w:t>
-      </w:r>
-      <w:proofErr w:type="spellStart"/>
-      <w:r>
-        <w:rPr>
-          <w:b/>
-          <w:bCs/>
-          <w:color w:val="D86DCB" w:themeColor="accent5" w:themeTint="99"/>
-          <w:sz w:val="32"/>
-          <w:szCs w:val="32"/>
-        </w:rPr>
-        <w:t>i</w:t>
-      </w:r>
-      <w:proofErr w:type="spellEnd"/>
-      <w:r>
-        <w:rPr>
-          <w:b/>
-          <w:bCs/>
-          <w:color w:val="D86DCB" w:themeColor="accent5" w:themeTint="99"/>
-          <w:sz w:val="32"/>
-          <w:szCs w:val="32"/>
-        </w:rPr>
-        <w:t>++) {</w:t>
-      </w:r>
-    </w:p>
-    <w:p>
-      <w:pPr>
-        <w:jc w:val="both"/>
-        <w:rPr>
-          <w:b/>
-          <w:bCs/>
-          <w:color w:val="D86DCB" w:themeColor="accent5" w:themeTint="99"/>
-          <w:sz w:val="32"/>
-          <w:szCs w:val="32"/>
-        </w:rPr>
-      </w:pPr>
-      <w:r>
-        <w:rPr>
-          <w:b/>
-          <w:bCs/>
-          <w:color w:val="D86DCB" w:themeColor="accent5" w:themeTint="99"/>
-          <w:sz w:val="32"/>
-          <w:szCs w:val="32"/>
-        </w:rPr>
-        <w:t xml:space="preserve">      sum += </w:t>
-      </w:r>
-      <w:proofErr w:type="spellStart"/>
-      <w:r>
-        <w:rPr>
-          <w:b/>
-          <w:bCs/>
-          <w:color w:val="D86DCB" w:themeColor="accent5" w:themeTint="99"/>
-          <w:sz w:val="32"/>
-          <w:szCs w:val="32"/>
-        </w:rPr>
-        <w:t>i</w:t>
-      </w:r>
-      <w:proofErr w:type="spellEnd"/>
-      <w:r>
-        <w:rPr>
-          <w:b/>
-          <w:bCs/>
-          <w:color w:val="D86DCB" w:themeColor="accent5" w:themeTint="99"/>
-          <w:sz w:val="32"/>
-          <w:szCs w:val="32"/>
-        </w:rPr>
-        <w:t>;</w:t>
+        <w:t xml:space="preserve">    for (int i = 0; i &lt; 100000000; i++) {</w:t>
+      </w:r>
+    </w:p>
+    <w:p>
+      <w:pPr>
+        <w:jc w:val="both"/>
+        <w:rPr>
+          <w:b/>
+          <w:bCs/>
+          <w:color w:val="D86DCB" w:themeColor="accent5" w:themeTint="99"/>
+          <w:sz w:val="32"/>
+          <w:szCs w:val="32"/>
+        </w:rPr>
+      </w:pPr>
+      <w:r>
+        <w:rPr>
+          <w:b/>
+          <w:bCs/>
+          <w:color w:val="D86DCB" w:themeColor="accent5" w:themeTint="99"/>
+          <w:sz w:val="32"/>
+          <w:szCs w:val="32"/>
+        </w:rPr>
+        <w:t xml:space="preserve">      sum += i;</w:t>
       </w:r>
     </w:p>
     <w:p>
@@ -10185,23 +6230,7 @@
           <w:sz w:val="32"/>
           <w:szCs w:val="32"/>
         </w:rPr>
-        <w:t xml:space="preserve">Difference with </w:t>
-      </w:r>
-      <w:proofErr w:type="gramStart"/>
-      <w:r>
-        <w:rPr>
-          <w:sz w:val="32"/>
-          <w:szCs w:val="32"/>
-        </w:rPr>
-        <w:t>Compute(</w:t>
-      </w:r>
-      <w:proofErr w:type="gramEnd"/>
-      <w:r>
-        <w:rPr>
-          <w:sz w:val="32"/>
-          <w:szCs w:val="32"/>
-        </w:rPr>
-        <w:t>):</w:t>
+        <w:t>Difference with Compute():</w:t>
       </w:r>
     </w:p>
     <w:p>
@@ -10219,25 +6248,14 @@
         </w:rPr>
         <w:t xml:space="preserve"># </w:t>
       </w:r>
-      <w:proofErr w:type="gramStart"/>
-      <w:r>
-        <w:rPr>
-          <w:b/>
-          <w:bCs/>
-          <w:sz w:val="32"/>
-          <w:szCs w:val="32"/>
-        </w:rPr>
-        <w:t>compute(</w:t>
-      </w:r>
-      <w:proofErr w:type="gramEnd"/>
-      <w:r>
-        <w:rPr>
-          <w:b/>
-          <w:bCs/>
-          <w:sz w:val="32"/>
-          <w:szCs w:val="32"/>
-        </w:rPr>
-        <w:t>)</w:t>
+      <w:r>
+        <w:rPr>
+          <w:b/>
+          <w:bCs/>
+          <w:sz w:val="32"/>
+          <w:szCs w:val="32"/>
+        </w:rPr>
+        <w:t>compute()</w:t>
       </w:r>
       <w:r>
         <w:rPr>
@@ -10262,36 +6280,14 @@
         </w:rPr>
         <w:t xml:space="preserve"># </w:t>
       </w:r>
-      <w:proofErr w:type="spellStart"/>
-      <w:proofErr w:type="gramStart"/>
-      <w:r>
-        <w:rPr>
-          <w:b/>
-          <w:bCs/>
-          <w:sz w:val="32"/>
-          <w:szCs w:val="32"/>
-        </w:rPr>
-        <w:t>Isolate.run</w:t>
-      </w:r>
-      <w:proofErr w:type="spellEnd"/>
-      <w:r>
-        <w:rPr>
-          <w:b/>
-          <w:bCs/>
-          <w:sz w:val="32"/>
-          <w:szCs w:val="32"/>
-        </w:rPr>
-        <w:t>(</w:t>
-      </w:r>
-      <w:proofErr w:type="gramEnd"/>
-      <w:r>
-        <w:rPr>
-          <w:b/>
-          <w:bCs/>
-          <w:sz w:val="32"/>
-          <w:szCs w:val="32"/>
-        </w:rPr>
-        <w:t>)</w:t>
+      <w:r>
+        <w:rPr>
+          <w:b/>
+          <w:bCs/>
+          <w:sz w:val="32"/>
+          <w:szCs w:val="32"/>
+        </w:rPr>
+        <w:t>Isolate.run()</w:t>
       </w:r>
       <w:r>
         <w:rPr>
@@ -10371,21 +6367,12 @@
                 <w:szCs w:val="32"/>
               </w:rPr>
             </w:pPr>
-            <w:proofErr w:type="gramStart"/>
             <w:r>
               <w:rPr>
                 <w:sz w:val="32"/>
                 <w:szCs w:val="32"/>
               </w:rPr>
-              <w:t>compute(</w:t>
-            </w:r>
-            <w:proofErr w:type="gramEnd"/>
-            <w:r>
-              <w:rPr>
-                <w:sz w:val="32"/>
-                <w:szCs w:val="32"/>
-              </w:rPr>
-              <w:t>)</w:t>
+              <w:t>compute()</w:t>
             </w:r>
           </w:p>
         </w:tc>
@@ -10404,30 +6391,12 @@
                 <w:szCs w:val="32"/>
               </w:rPr>
             </w:pPr>
-            <w:proofErr w:type="spellStart"/>
-            <w:proofErr w:type="gramStart"/>
             <w:r>
               <w:rPr>
                 <w:sz w:val="32"/>
                 <w:szCs w:val="32"/>
               </w:rPr>
-              <w:t>Isolate.run</w:t>
-            </w:r>
-            <w:proofErr w:type="spellEnd"/>
-            <w:r>
-              <w:rPr>
-                <w:sz w:val="32"/>
-                <w:szCs w:val="32"/>
-              </w:rPr>
-              <w:t>(</w:t>
-            </w:r>
-            <w:proofErr w:type="gramEnd"/>
-            <w:r>
-              <w:rPr>
-                <w:sz w:val="32"/>
-                <w:szCs w:val="32"/>
-              </w:rPr>
-              <w:t>)</w:t>
+              <w:t>Isolate.run()</w:t>
             </w:r>
           </w:p>
         </w:tc>
@@ -10933,23 +6902,7 @@
           <w:sz w:val="32"/>
           <w:szCs w:val="32"/>
         </w:rPr>
-        <w:t xml:space="preserve">Difference with </w:t>
-      </w:r>
-      <w:proofErr w:type="spellStart"/>
-      <w:r>
-        <w:rPr>
-          <w:sz w:val="32"/>
-          <w:szCs w:val="32"/>
-        </w:rPr>
-        <w:t>Isolate.spawn</w:t>
-      </w:r>
-      <w:proofErr w:type="spellEnd"/>
-      <w:r>
-        <w:rPr>
-          <w:sz w:val="32"/>
-          <w:szCs w:val="32"/>
-        </w:rPr>
-        <w:t>() (Manual Way):</w:t>
+        <w:t>Difference with Isolate.spawn() (Manual Way):</w:t>
       </w:r>
     </w:p>
     <w:p>
@@ -11087,75 +7040,7 @@
           <w:sz w:val="32"/>
           <w:szCs w:val="32"/>
         </w:rPr>
-        <w:t xml:space="preserve">void </w:t>
-      </w:r>
-      <w:proofErr w:type="spellStart"/>
-      <w:proofErr w:type="gramStart"/>
-      <w:r>
-        <w:rPr>
-          <w:b/>
-          <w:bCs/>
-          <w:color w:val="D86DCB" w:themeColor="accent5" w:themeTint="99"/>
-          <w:sz w:val="32"/>
-          <w:szCs w:val="32"/>
-        </w:rPr>
-        <w:t>isolateEntry</w:t>
-      </w:r>
-      <w:proofErr w:type="spellEnd"/>
-      <w:r>
-        <w:rPr>
-          <w:b/>
-          <w:bCs/>
-          <w:color w:val="D86DCB" w:themeColor="accent5" w:themeTint="99"/>
-          <w:sz w:val="32"/>
-          <w:szCs w:val="32"/>
-        </w:rPr>
-        <w:t>(</w:t>
-      </w:r>
-      <w:proofErr w:type="spellStart"/>
-      <w:proofErr w:type="gramEnd"/>
-      <w:r>
-        <w:rPr>
-          <w:b/>
-          <w:bCs/>
-          <w:color w:val="D86DCB" w:themeColor="accent5" w:themeTint="99"/>
-          <w:sz w:val="32"/>
-          <w:szCs w:val="32"/>
-        </w:rPr>
-        <w:t>SendPort</w:t>
-      </w:r>
-      <w:proofErr w:type="spellEnd"/>
-      <w:r>
-        <w:rPr>
-          <w:b/>
-          <w:bCs/>
-          <w:color w:val="D86DCB" w:themeColor="accent5" w:themeTint="99"/>
-          <w:sz w:val="32"/>
-          <w:szCs w:val="32"/>
-        </w:rPr>
-        <w:t xml:space="preserve"> </w:t>
-      </w:r>
-      <w:proofErr w:type="spellStart"/>
-      <w:r>
-        <w:rPr>
-          <w:b/>
-          <w:bCs/>
-          <w:color w:val="D86DCB" w:themeColor="accent5" w:themeTint="99"/>
-          <w:sz w:val="32"/>
-          <w:szCs w:val="32"/>
-        </w:rPr>
-        <w:t>sendPort</w:t>
-      </w:r>
-      <w:proofErr w:type="spellEnd"/>
-      <w:r>
-        <w:rPr>
-          <w:b/>
-          <w:bCs/>
-          <w:color w:val="D86DCB" w:themeColor="accent5" w:themeTint="99"/>
-          <w:sz w:val="32"/>
-          <w:szCs w:val="32"/>
-        </w:rPr>
-        <w:t>) {</w:t>
+        <w:t>void isolateEntry(SendPort sendPort) {</w:t>
       </w:r>
     </w:p>
     <w:p>
@@ -11200,117 +7085,29 @@
           <w:szCs w:val="32"/>
         </w:rPr>
         <w:lastRenderedPageBreak/>
-        <w:t xml:space="preserve">  for (int </w:t>
-      </w:r>
-      <w:proofErr w:type="spellStart"/>
-      <w:r>
-        <w:rPr>
-          <w:b/>
-          <w:bCs/>
-          <w:color w:val="D86DCB" w:themeColor="accent5" w:themeTint="99"/>
-          <w:sz w:val="32"/>
-          <w:szCs w:val="32"/>
-        </w:rPr>
-        <w:t>i</w:t>
-      </w:r>
-      <w:proofErr w:type="spellEnd"/>
-      <w:r>
-        <w:rPr>
-          <w:b/>
-          <w:bCs/>
-          <w:color w:val="D86DCB" w:themeColor="accent5" w:themeTint="99"/>
-          <w:sz w:val="32"/>
-          <w:szCs w:val="32"/>
-        </w:rPr>
-        <w:t xml:space="preserve"> = 0; </w:t>
-      </w:r>
-      <w:proofErr w:type="spellStart"/>
-      <w:r>
-        <w:rPr>
-          <w:b/>
-          <w:bCs/>
-          <w:color w:val="D86DCB" w:themeColor="accent5" w:themeTint="99"/>
-          <w:sz w:val="32"/>
-          <w:szCs w:val="32"/>
-        </w:rPr>
-        <w:t>i</w:t>
-      </w:r>
-      <w:proofErr w:type="spellEnd"/>
-      <w:r>
-        <w:rPr>
-          <w:b/>
-          <w:bCs/>
-          <w:color w:val="D86DCB" w:themeColor="accent5" w:themeTint="99"/>
-          <w:sz w:val="32"/>
-          <w:szCs w:val="32"/>
-        </w:rPr>
-        <w:t xml:space="preserve"> &lt; 100000000; </w:t>
-      </w:r>
-      <w:proofErr w:type="spellStart"/>
-      <w:r>
-        <w:rPr>
-          <w:b/>
-          <w:bCs/>
-          <w:color w:val="D86DCB" w:themeColor="accent5" w:themeTint="99"/>
-          <w:sz w:val="32"/>
-          <w:szCs w:val="32"/>
-        </w:rPr>
-        <w:t>i</w:t>
-      </w:r>
-      <w:proofErr w:type="spellEnd"/>
-      <w:r>
-        <w:rPr>
-          <w:b/>
-          <w:bCs/>
-          <w:color w:val="D86DCB" w:themeColor="accent5" w:themeTint="99"/>
-          <w:sz w:val="32"/>
-          <w:szCs w:val="32"/>
-        </w:rPr>
-        <w:t>++) {</w:t>
-      </w:r>
-    </w:p>
-    <w:p>
-      <w:pPr>
-        <w:jc w:val="both"/>
-        <w:rPr>
-          <w:b/>
-          <w:bCs/>
-          <w:color w:val="D86DCB" w:themeColor="accent5" w:themeTint="99"/>
-          <w:sz w:val="32"/>
-          <w:szCs w:val="32"/>
-        </w:rPr>
-      </w:pPr>
-      <w:r>
-        <w:rPr>
-          <w:b/>
-          <w:bCs/>
-          <w:color w:val="D86DCB" w:themeColor="accent5" w:themeTint="99"/>
-          <w:sz w:val="32"/>
-          <w:szCs w:val="32"/>
-        </w:rPr>
-        <w:t xml:space="preserve">    result += </w:t>
-      </w:r>
-      <w:proofErr w:type="spellStart"/>
-      <w:r>
-        <w:rPr>
-          <w:b/>
-          <w:bCs/>
-          <w:color w:val="D86DCB" w:themeColor="accent5" w:themeTint="99"/>
-          <w:sz w:val="32"/>
-          <w:szCs w:val="32"/>
-        </w:rPr>
-        <w:t>i</w:t>
-      </w:r>
-      <w:proofErr w:type="spellEnd"/>
-      <w:r>
-        <w:rPr>
-          <w:b/>
-          <w:bCs/>
-          <w:color w:val="D86DCB" w:themeColor="accent5" w:themeTint="99"/>
-          <w:sz w:val="32"/>
-          <w:szCs w:val="32"/>
-        </w:rPr>
-        <w:t>;</w:t>
+        <w:t xml:space="preserve">  for (int i = 0; i &lt; 100000000; i++) {</w:t>
+      </w:r>
+    </w:p>
+    <w:p>
+      <w:pPr>
+        <w:jc w:val="both"/>
+        <w:rPr>
+          <w:b/>
+          <w:bCs/>
+          <w:color w:val="D86DCB" w:themeColor="accent5" w:themeTint="99"/>
+          <w:sz w:val="32"/>
+          <w:szCs w:val="32"/>
+        </w:rPr>
+      </w:pPr>
+      <w:r>
+        <w:rPr>
+          <w:b/>
+          <w:bCs/>
+          <w:color w:val="D86DCB" w:themeColor="accent5" w:themeTint="99"/>
+          <w:sz w:val="32"/>
+          <w:szCs w:val="32"/>
+        </w:rPr>
+        <w:t xml:space="preserve">    result += i;</w:t>
       </w:r>
     </w:p>
     <w:p>
@@ -11354,29 +7151,7 @@
           <w:sz w:val="32"/>
           <w:szCs w:val="32"/>
         </w:rPr>
-        <w:t xml:space="preserve">  </w:t>
-      </w:r>
-      <w:proofErr w:type="spellStart"/>
-      <w:r>
-        <w:rPr>
-          <w:b/>
-          <w:bCs/>
-          <w:color w:val="D86DCB" w:themeColor="accent5" w:themeTint="99"/>
-          <w:sz w:val="32"/>
-          <w:szCs w:val="32"/>
-        </w:rPr>
-        <w:t>sendPort.send</w:t>
-      </w:r>
-      <w:proofErr w:type="spellEnd"/>
-      <w:r>
-        <w:rPr>
-          <w:b/>
-          <w:bCs/>
-          <w:color w:val="D86DCB" w:themeColor="accent5" w:themeTint="99"/>
-          <w:sz w:val="32"/>
-          <w:szCs w:val="32"/>
-        </w:rPr>
-        <w:t>(result);</w:t>
+        <w:t xml:space="preserve">  sendPort.send(result);</w:t>
       </w:r>
     </w:p>
     <w:p>
@@ -11420,195 +7195,51 @@
           <w:sz w:val="32"/>
           <w:szCs w:val="32"/>
         </w:rPr>
-        <w:t xml:space="preserve">final </w:t>
-      </w:r>
-      <w:proofErr w:type="spellStart"/>
-      <w:r>
-        <w:rPr>
-          <w:b/>
-          <w:bCs/>
-          <w:color w:val="D86DCB" w:themeColor="accent5" w:themeTint="99"/>
-          <w:sz w:val="32"/>
-          <w:szCs w:val="32"/>
-        </w:rPr>
-        <w:t>receivePort</w:t>
-      </w:r>
-      <w:proofErr w:type="spellEnd"/>
-      <w:r>
-        <w:rPr>
-          <w:b/>
-          <w:bCs/>
-          <w:color w:val="D86DCB" w:themeColor="accent5" w:themeTint="99"/>
-          <w:sz w:val="32"/>
-          <w:szCs w:val="32"/>
-        </w:rPr>
-        <w:t xml:space="preserve"> = </w:t>
-      </w:r>
-      <w:proofErr w:type="spellStart"/>
-      <w:proofErr w:type="gramStart"/>
-      <w:r>
-        <w:rPr>
-          <w:b/>
-          <w:bCs/>
-          <w:color w:val="D86DCB" w:themeColor="accent5" w:themeTint="99"/>
-          <w:sz w:val="32"/>
-          <w:szCs w:val="32"/>
-        </w:rPr>
-        <w:t>ReceivePort</w:t>
-      </w:r>
-      <w:proofErr w:type="spellEnd"/>
-      <w:r>
-        <w:rPr>
-          <w:b/>
-          <w:bCs/>
-          <w:color w:val="D86DCB" w:themeColor="accent5" w:themeTint="99"/>
-          <w:sz w:val="32"/>
-          <w:szCs w:val="32"/>
-        </w:rPr>
-        <w:t>(</w:t>
-      </w:r>
-      <w:proofErr w:type="gramEnd"/>
-      <w:r>
-        <w:rPr>
-          <w:b/>
-          <w:bCs/>
-          <w:color w:val="D86DCB" w:themeColor="accent5" w:themeTint="99"/>
-          <w:sz w:val="32"/>
-          <w:szCs w:val="32"/>
-        </w:rPr>
-        <w:t>);</w:t>
-      </w:r>
-    </w:p>
-    <w:p>
-      <w:pPr>
-        <w:jc w:val="both"/>
-        <w:rPr>
-          <w:b/>
-          <w:bCs/>
-          <w:color w:val="D86DCB" w:themeColor="accent5" w:themeTint="99"/>
-          <w:sz w:val="32"/>
-          <w:szCs w:val="32"/>
-        </w:rPr>
-      </w:pPr>
-      <w:r>
-        <w:rPr>
-          <w:b/>
-          <w:bCs/>
-          <w:color w:val="D86DCB" w:themeColor="accent5" w:themeTint="99"/>
-          <w:sz w:val="32"/>
-          <w:szCs w:val="32"/>
-        </w:rPr>
-        <w:t xml:space="preserve">await </w:t>
-      </w:r>
-      <w:proofErr w:type="spellStart"/>
-      <w:r>
-        <w:rPr>
-          <w:b/>
-          <w:bCs/>
-          <w:color w:val="D86DCB" w:themeColor="accent5" w:themeTint="99"/>
-          <w:sz w:val="32"/>
-          <w:szCs w:val="32"/>
-        </w:rPr>
-        <w:t>Isolate.spawn</w:t>
-      </w:r>
-      <w:proofErr w:type="spellEnd"/>
-      <w:r>
-        <w:rPr>
-          <w:b/>
-          <w:bCs/>
-          <w:color w:val="D86DCB" w:themeColor="accent5" w:themeTint="99"/>
-          <w:sz w:val="32"/>
-          <w:szCs w:val="32"/>
-        </w:rPr>
-        <w:t>(</w:t>
-      </w:r>
-      <w:proofErr w:type="spellStart"/>
-      <w:r>
-        <w:rPr>
-          <w:b/>
-          <w:bCs/>
-          <w:color w:val="D86DCB" w:themeColor="accent5" w:themeTint="99"/>
-          <w:sz w:val="32"/>
-          <w:szCs w:val="32"/>
-        </w:rPr>
-        <w:t>isolateEntry</w:t>
-      </w:r>
-      <w:proofErr w:type="spellEnd"/>
-      <w:r>
-        <w:rPr>
-          <w:b/>
-          <w:bCs/>
-          <w:color w:val="D86DCB" w:themeColor="accent5" w:themeTint="99"/>
-          <w:sz w:val="32"/>
-          <w:szCs w:val="32"/>
-        </w:rPr>
-        <w:t xml:space="preserve">, </w:t>
-      </w:r>
-      <w:proofErr w:type="spellStart"/>
-      <w:r>
-        <w:rPr>
-          <w:b/>
-          <w:bCs/>
-          <w:color w:val="D86DCB" w:themeColor="accent5" w:themeTint="99"/>
-          <w:sz w:val="32"/>
-          <w:szCs w:val="32"/>
-        </w:rPr>
-        <w:t>receivePort.sendPort</w:t>
-      </w:r>
-      <w:proofErr w:type="spellEnd"/>
-      <w:r>
-        <w:rPr>
-          <w:b/>
-          <w:bCs/>
-          <w:color w:val="D86DCB" w:themeColor="accent5" w:themeTint="99"/>
-          <w:sz w:val="32"/>
-          <w:szCs w:val="32"/>
-        </w:rPr>
-        <w:t>);</w:t>
-      </w:r>
-    </w:p>
-    <w:p>
-      <w:pPr>
-        <w:jc w:val="both"/>
-        <w:rPr>
-          <w:b/>
-          <w:bCs/>
-          <w:color w:val="D86DCB" w:themeColor="accent5" w:themeTint="99"/>
-          <w:sz w:val="32"/>
-          <w:szCs w:val="32"/>
-        </w:rPr>
-      </w:pPr>
-      <w:r>
-        <w:rPr>
-          <w:b/>
-          <w:bCs/>
-          <w:color w:val="D86DCB" w:themeColor="accent5" w:themeTint="99"/>
-          <w:sz w:val="32"/>
-          <w:szCs w:val="32"/>
-        </w:rPr>
-        <w:t xml:space="preserve">final result = await </w:t>
-      </w:r>
-      <w:proofErr w:type="spellStart"/>
-      <w:r>
-        <w:rPr>
-          <w:b/>
-          <w:bCs/>
-          <w:color w:val="D86DCB" w:themeColor="accent5" w:themeTint="99"/>
-          <w:sz w:val="32"/>
-          <w:szCs w:val="32"/>
-        </w:rPr>
-        <w:t>receivePort.first</w:t>
-      </w:r>
-      <w:proofErr w:type="spellEnd"/>
-      <w:r>
-        <w:rPr>
-          <w:b/>
-          <w:bCs/>
-          <w:color w:val="D86DCB" w:themeColor="accent5" w:themeTint="99"/>
-          <w:sz w:val="32"/>
-          <w:szCs w:val="32"/>
-        </w:rPr>
-        <w:t>;</w:t>
+        <w:t>final receivePort = ReceivePort();</w:t>
+      </w:r>
+    </w:p>
+    <w:p>
+      <w:pPr>
+        <w:jc w:val="both"/>
+        <w:rPr>
+          <w:b/>
+          <w:bCs/>
+          <w:color w:val="D86DCB" w:themeColor="accent5" w:themeTint="99"/>
+          <w:sz w:val="32"/>
+          <w:szCs w:val="32"/>
+        </w:rPr>
+      </w:pPr>
+      <w:r>
+        <w:rPr>
+          <w:b/>
+          <w:bCs/>
+          <w:color w:val="D86DCB" w:themeColor="accent5" w:themeTint="99"/>
+          <w:sz w:val="32"/>
+          <w:szCs w:val="32"/>
+        </w:rPr>
+        <w:t>await Isolate.spawn(isolateEntry, receivePort.sendPort);</w:t>
+      </w:r>
+    </w:p>
+    <w:p>
+      <w:pPr>
+        <w:jc w:val="both"/>
+        <w:rPr>
+          <w:b/>
+          <w:bCs/>
+          <w:color w:val="D86DCB" w:themeColor="accent5" w:themeTint="99"/>
+          <w:sz w:val="32"/>
+          <w:szCs w:val="32"/>
+        </w:rPr>
+      </w:pPr>
+      <w:r>
+        <w:rPr>
+          <w:b/>
+          <w:bCs/>
+          <w:color w:val="D86DCB" w:themeColor="accent5" w:themeTint="99"/>
+          <w:sz w:val="32"/>
+          <w:szCs w:val="32"/>
+        </w:rPr>
+        <w:t>final result = await receivePort.first;</w:t>
       </w:r>
     </w:p>
     <w:p>
@@ -11658,38 +7289,7 @@
           <w:sz w:val="32"/>
           <w:szCs w:val="32"/>
         </w:rPr>
-        <w:t xml:space="preserve"> </w:t>
-      </w:r>
-      <w:proofErr w:type="spellStart"/>
-      <w:proofErr w:type="gramStart"/>
-      <w:r>
-        <w:rPr>
-          <w:b/>
-          <w:bCs/>
-          <w:sz w:val="32"/>
-          <w:szCs w:val="32"/>
-        </w:rPr>
-        <w:t>Isolate.run</w:t>
-      </w:r>
-      <w:proofErr w:type="spellEnd"/>
-      <w:r>
-        <w:rPr>
-          <w:b/>
-          <w:bCs/>
-          <w:sz w:val="32"/>
-          <w:szCs w:val="32"/>
-        </w:rPr>
-        <w:t>(</w:t>
-      </w:r>
-      <w:proofErr w:type="gramEnd"/>
-      <w:r>
-        <w:rPr>
-          <w:b/>
-          <w:bCs/>
-          <w:sz w:val="32"/>
-          <w:szCs w:val="32"/>
-        </w:rPr>
-        <w:t>)</w:t>
+        <w:t xml:space="preserve"> Isolate.run()</w:t>
       </w:r>
       <w:r>
         <w:rPr>
@@ -11777,25 +7377,14 @@
         </w:rPr>
         <w:t xml:space="preserve"># Use </w:t>
       </w:r>
-      <w:proofErr w:type="gramStart"/>
-      <w:r>
-        <w:rPr>
-          <w:b/>
-          <w:bCs/>
-          <w:sz w:val="32"/>
-          <w:szCs w:val="32"/>
-        </w:rPr>
-        <w:t>compute(</w:t>
-      </w:r>
-      <w:proofErr w:type="gramEnd"/>
-      <w:r>
-        <w:rPr>
-          <w:b/>
-          <w:bCs/>
-          <w:sz w:val="32"/>
-          <w:szCs w:val="32"/>
-        </w:rPr>
-        <w:t>)</w:t>
+      <w:r>
+        <w:rPr>
+          <w:b/>
+          <w:bCs/>
+          <w:sz w:val="32"/>
+          <w:szCs w:val="32"/>
+        </w:rPr>
+        <w:t>compute()</w:t>
       </w:r>
       <w:r>
         <w:rPr>
@@ -11883,25 +7472,14 @@
         </w:rPr>
         <w:t xml:space="preserve"># Use </w:t>
       </w:r>
-      <w:proofErr w:type="spellStart"/>
-      <w:r>
-        <w:rPr>
-          <w:b/>
-          <w:bCs/>
-          <w:sz w:val="32"/>
-          <w:szCs w:val="32"/>
-        </w:rPr>
-        <w:t>Isolate.spawn</w:t>
-      </w:r>
-      <w:proofErr w:type="spellEnd"/>
-      <w:r>
-        <w:rPr>
-          <w:b/>
-          <w:bCs/>
-          <w:sz w:val="32"/>
-          <w:szCs w:val="32"/>
-        </w:rPr>
-        <w:t>()</w:t>
+      <w:r>
+        <w:rPr>
+          <w:b/>
+          <w:bCs/>
+          <w:sz w:val="32"/>
+          <w:szCs w:val="32"/>
+        </w:rPr>
+        <w:t>Isolate.spawn()</w:t>
       </w:r>
       <w:r>
         <w:rPr>
@@ -12109,95 +7687,7 @@
           <w:sz w:val="32"/>
           <w:szCs w:val="32"/>
         </w:rPr>
-        <w:t xml:space="preserve">List </w:t>
-      </w:r>
-      <w:proofErr w:type="spellStart"/>
-      <w:r>
-        <w:rPr>
-          <w:b/>
-          <w:bCs/>
-          <w:color w:val="D86DCB" w:themeColor="accent5" w:themeTint="99"/>
-          <w:sz w:val="32"/>
-          <w:szCs w:val="32"/>
-        </w:rPr>
-        <w:t>bigList</w:t>
-      </w:r>
-      <w:proofErr w:type="spellEnd"/>
-      <w:r>
-        <w:rPr>
-          <w:b/>
-          <w:bCs/>
-          <w:color w:val="D86DCB" w:themeColor="accent5" w:themeTint="99"/>
-          <w:sz w:val="32"/>
-          <w:szCs w:val="32"/>
-        </w:rPr>
-        <w:t xml:space="preserve"> = </w:t>
-      </w:r>
-      <w:proofErr w:type="spellStart"/>
-      <w:r>
-        <w:rPr>
-          <w:b/>
-          <w:bCs/>
-          <w:color w:val="D86DCB" w:themeColor="accent5" w:themeTint="99"/>
-          <w:sz w:val="32"/>
-          <w:szCs w:val="32"/>
-        </w:rPr>
-        <w:t>List.generate</w:t>
-      </w:r>
-      <w:proofErr w:type="spellEnd"/>
-      <w:r>
-        <w:rPr>
-          <w:b/>
-          <w:bCs/>
-          <w:color w:val="D86DCB" w:themeColor="accent5" w:themeTint="99"/>
-          <w:sz w:val="32"/>
-          <w:szCs w:val="32"/>
-        </w:rPr>
-        <w:t>(1e7, (</w:t>
-      </w:r>
-      <w:proofErr w:type="spellStart"/>
-      <w:r>
-        <w:rPr>
-          <w:b/>
-          <w:bCs/>
-          <w:color w:val="D86DCB" w:themeColor="accent5" w:themeTint="99"/>
-          <w:sz w:val="32"/>
-          <w:szCs w:val="32"/>
-        </w:rPr>
-        <w:t>i</w:t>
-      </w:r>
-      <w:proofErr w:type="spellEnd"/>
-      <w:r>
-        <w:rPr>
-          <w:b/>
-          <w:bCs/>
-          <w:color w:val="D86DCB" w:themeColor="accent5" w:themeTint="99"/>
-          <w:sz w:val="32"/>
-          <w:szCs w:val="32"/>
-        </w:rPr>
-        <w:t xml:space="preserve">) =&gt; </w:t>
-      </w:r>
-      <w:proofErr w:type="spellStart"/>
-      <w:r>
-        <w:rPr>
-          <w:b/>
-          <w:bCs/>
-          <w:color w:val="D86DCB" w:themeColor="accent5" w:themeTint="99"/>
-          <w:sz w:val="32"/>
-          <w:szCs w:val="32"/>
-        </w:rPr>
-        <w:t>i</w:t>
-      </w:r>
-      <w:proofErr w:type="spellEnd"/>
-      <w:r>
-        <w:rPr>
-          <w:b/>
-          <w:bCs/>
-          <w:color w:val="D86DCB" w:themeColor="accent5" w:themeTint="99"/>
-          <w:sz w:val="32"/>
-          <w:szCs w:val="32"/>
-        </w:rPr>
-        <w:t>);</w:t>
+        <w:t>List bigList = List.generate(1e7, (i) =&gt; i);</w:t>
       </w:r>
     </w:p>
     <w:p>
@@ -12557,23 +8047,13 @@
                 <w:szCs w:val="32"/>
               </w:rPr>
             </w:pPr>
-            <w:proofErr w:type="gramStart"/>
             <w:r>
               <w:rPr>
                 <w:color w:val="D86DCB" w:themeColor="accent5" w:themeTint="99"/>
                 <w:sz w:val="32"/>
                 <w:szCs w:val="32"/>
               </w:rPr>
-              <w:t>var  x</w:t>
-            </w:r>
-            <w:proofErr w:type="gramEnd"/>
-            <w:r>
-              <w:rPr>
-                <w:color w:val="D86DCB" w:themeColor="accent5" w:themeTint="99"/>
-                <w:sz w:val="32"/>
-                <w:szCs w:val="32"/>
-              </w:rPr>
-              <w:t xml:space="preserve">  =  ‘Hi’;</w:t>
+              <w:t>var  x  =  ‘Hi’;</w:t>
             </w:r>
           </w:p>
           <w:p>
@@ -12587,23 +8067,13 @@
                 <w:szCs w:val="32"/>
               </w:rPr>
             </w:pPr>
-            <w:proofErr w:type="gramStart"/>
             <w:r>
               <w:rPr>
                 <w:color w:val="D86DCB" w:themeColor="accent5" w:themeTint="99"/>
                 <w:sz w:val="32"/>
                 <w:szCs w:val="32"/>
               </w:rPr>
-              <w:t>x  =</w:t>
-            </w:r>
-            <w:proofErr w:type="gramEnd"/>
-            <w:r>
-              <w:rPr>
-                <w:color w:val="D86DCB" w:themeColor="accent5" w:themeTint="99"/>
-                <w:sz w:val="32"/>
-                <w:szCs w:val="32"/>
-              </w:rPr>
-              <w:t xml:space="preserve">  123;</w:t>
+              <w:t>x  =  123;</w:t>
             </w:r>
           </w:p>
           <w:p>
@@ -12675,7 +8145,6 @@
                 <w:szCs w:val="32"/>
               </w:rPr>
             </w:pPr>
-            <w:proofErr w:type="gramStart"/>
             <w:r>
               <w:rPr>
                 <w:b/>
@@ -12685,18 +8154,7 @@
                 <w:szCs w:val="32"/>
               </w:rPr>
               <w:lastRenderedPageBreak/>
-              <w:t>var  y</w:t>
-            </w:r>
-            <w:proofErr w:type="gramEnd"/>
-            <w:r>
-              <w:rPr>
-                <w:b/>
-                <w:bCs/>
-                <w:color w:val="D86DCB" w:themeColor="accent5" w:themeTint="99"/>
-                <w:sz w:val="32"/>
-                <w:szCs w:val="32"/>
-              </w:rPr>
-              <w:t xml:space="preserve">  =  ‘Hi’;</w:t>
+              <w:t>var  y  =  ‘Hi’;</w:t>
             </w:r>
           </w:p>
           <w:p>
@@ -12711,7 +8169,6 @@
                 <w:szCs w:val="32"/>
               </w:rPr>
             </w:pPr>
-            <w:proofErr w:type="gramStart"/>
             <w:r>
               <w:rPr>
                 <w:b/>
@@ -12721,18 +8178,7 @@
                 <w:szCs w:val="32"/>
               </w:rPr>
               <w:lastRenderedPageBreak/>
-              <w:t>y  =</w:t>
-            </w:r>
-            <w:proofErr w:type="gramEnd"/>
-            <w:r>
-              <w:rPr>
-                <w:b/>
-                <w:bCs/>
-                <w:color w:val="D86DCB" w:themeColor="accent5" w:themeTint="99"/>
-                <w:sz w:val="32"/>
-                <w:szCs w:val="32"/>
-              </w:rPr>
-              <w:t xml:space="preserve">  123; </w:t>
+              <w:t xml:space="preserve">y  =  123; </w:t>
             </w:r>
             <w:r>
               <w:rPr>
@@ -12768,8 +8214,6 @@
                 <w:szCs w:val="32"/>
               </w:rPr>
             </w:pPr>
-            <w:proofErr w:type="spellStart"/>
-            <w:proofErr w:type="gramStart"/>
             <w:r>
               <w:rPr>
                 <w:b/>
@@ -12778,19 +8222,7 @@
                 <w:sz w:val="32"/>
                 <w:szCs w:val="32"/>
               </w:rPr>
-              <w:t>y.fool</w:t>
-            </w:r>
-            <w:proofErr w:type="spellEnd"/>
-            <w:proofErr w:type="gramEnd"/>
-            <w:r>
-              <w:rPr>
-                <w:b/>
-                <w:bCs/>
-                <w:color w:val="D86DCB" w:themeColor="accent5" w:themeTint="99"/>
-                <w:sz w:val="32"/>
-                <w:szCs w:val="32"/>
-              </w:rPr>
-              <w:t xml:space="preserve">(); </w:t>
+              <w:t xml:space="preserve">y.fool(); </w:t>
             </w:r>
             <w:r>
               <w:rPr>
@@ -12870,7 +8302,6 @@
                 <w:szCs w:val="32"/>
               </w:rPr>
             </w:pPr>
-            <w:proofErr w:type="gramStart"/>
             <w:r>
               <w:rPr>
                 <w:b/>
@@ -12880,18 +8311,7 @@
                 <w:szCs w:val="32"/>
               </w:rPr>
               <w:lastRenderedPageBreak/>
-              <w:t>Object  z</w:t>
-            </w:r>
-            <w:proofErr w:type="gramEnd"/>
-            <w:r>
-              <w:rPr>
-                <w:b/>
-                <w:bCs/>
-                <w:color w:val="D86DCB" w:themeColor="accent5" w:themeTint="99"/>
-                <w:sz w:val="32"/>
-                <w:szCs w:val="32"/>
-              </w:rPr>
-              <w:t xml:space="preserve">  =   ‘Hi’;</w:t>
+              <w:t>Object  z  =   ‘Hi’;</w:t>
             </w:r>
           </w:p>
           <w:p>
@@ -12906,8 +8326,6 @@
                 <w:szCs w:val="32"/>
               </w:rPr>
             </w:pPr>
-            <w:proofErr w:type="spellStart"/>
-            <w:proofErr w:type="gramStart"/>
             <w:r>
               <w:rPr>
                 <w:b/>
@@ -12916,19 +8334,7 @@
                 <w:sz w:val="32"/>
                 <w:szCs w:val="32"/>
               </w:rPr>
-              <w:t>z.toUpperCase</w:t>
-            </w:r>
-            <w:proofErr w:type="spellEnd"/>
-            <w:proofErr w:type="gramEnd"/>
-            <w:r>
-              <w:rPr>
-                <w:b/>
-                <w:bCs/>
-                <w:color w:val="D86DCB" w:themeColor="accent5" w:themeTint="99"/>
-                <w:sz w:val="32"/>
-                <w:szCs w:val="32"/>
-              </w:rPr>
-              <w:t>();</w:t>
+              <w:t>z.toUpperCase();</w:t>
             </w:r>
           </w:p>
           <w:p>

--- a/d7_part2_of_dart_extras_isolate.docx
+++ b/d7_part2_of_dart_extras_isolate.docx
@@ -7719,6 +7719,1744 @@
     </w:p>
     <w:p>
       <w:pPr>
+        <w:jc w:val="both"/>
+        <w:rPr>
+          <w:b/>
+          <w:bCs/>
+          <w:sz w:val="32"/>
+          <w:szCs w:val="32"/>
+        </w:rPr>
+      </w:pPr>
+    </w:p>
+    <w:p>
+      <w:pPr>
+        <w:jc w:val="both"/>
+        <w:rPr>
+          <w:sz w:val="32"/>
+          <w:szCs w:val="32"/>
+        </w:rPr>
+      </w:pPr>
+      <w:r>
+        <w:rPr>
+          <w:b/>
+          <w:bCs/>
+          <w:sz w:val="32"/>
+          <w:szCs w:val="32"/>
+        </w:rPr>
+        <w:t>Dart Code Generation and build_runner:</w:t>
+      </w:r>
+    </w:p>
+    <w:p>
+      <w:pPr>
+        <w:jc w:val="both"/>
+        <w:rPr>
+          <w:sz w:val="32"/>
+          <w:szCs w:val="32"/>
+        </w:rPr>
+      </w:pPr>
+      <w:r>
+        <w:rPr>
+          <w:sz w:val="32"/>
+          <w:szCs w:val="32"/>
+        </w:rPr>
+        <w:t xml:space="preserve"># </w:t>
+      </w:r>
+      <w:r>
+        <w:rPr>
+          <w:sz w:val="32"/>
+          <w:szCs w:val="32"/>
+        </w:rPr>
+        <w:t xml:space="preserve">Normally, </w:t>
+      </w:r>
+      <w:r>
+        <w:rPr>
+          <w:sz w:val="32"/>
+          <w:szCs w:val="32"/>
+        </w:rPr>
+        <w:t>we</w:t>
+      </w:r>
+      <w:r>
+        <w:rPr>
+          <w:sz w:val="32"/>
+          <w:szCs w:val="32"/>
+        </w:rPr>
+        <w:t xml:space="preserve"> write</w:t>
+      </w:r>
+      <w:r>
+        <w:rPr>
+          <w:b/>
+          <w:bCs/>
+          <w:sz w:val="32"/>
+          <w:szCs w:val="32"/>
+        </w:rPr>
+        <w:t xml:space="preserve"> Dart</w:t>
+      </w:r>
+      <w:r>
+        <w:rPr>
+          <w:sz w:val="32"/>
+          <w:szCs w:val="32"/>
+        </w:rPr>
+        <w:t xml:space="preserve"> code →</w:t>
+      </w:r>
+      <w:r>
+        <w:rPr>
+          <w:b/>
+          <w:bCs/>
+          <w:sz w:val="32"/>
+          <w:szCs w:val="32"/>
+        </w:rPr>
+        <w:t xml:space="preserve"> Dart</w:t>
+      </w:r>
+      <w:r>
+        <w:rPr>
+          <w:sz w:val="32"/>
+          <w:szCs w:val="32"/>
+        </w:rPr>
+        <w:t xml:space="preserve"> compiler runs it.</w:t>
+      </w:r>
+      <w:r>
+        <w:rPr>
+          <w:sz w:val="32"/>
+          <w:szCs w:val="32"/>
+        </w:rPr>
+        <w:t xml:space="preserve"> </w:t>
+      </w:r>
+      <w:r>
+        <w:rPr>
+          <w:sz w:val="32"/>
+          <w:szCs w:val="32"/>
+        </w:rPr>
+        <w:t>With code generation:</w:t>
+      </w:r>
+    </w:p>
+    <w:p>
+      <w:pPr>
+        <w:jc w:val="both"/>
+        <w:rPr>
+          <w:b/>
+          <w:bCs/>
+          <w:sz w:val="28"/>
+          <w:szCs w:val="28"/>
+        </w:rPr>
+      </w:pPr>
+      <w:r>
+        <w:rPr>
+          <w:b/>
+          <w:bCs/>
+          <w:sz w:val="28"/>
+          <w:szCs w:val="28"/>
+        </w:rPr>
+        <w:t>We</w:t>
+      </w:r>
+      <w:r>
+        <w:rPr>
+          <w:b/>
+          <w:bCs/>
+          <w:sz w:val="28"/>
+          <w:szCs w:val="28"/>
+        </w:rPr>
+        <w:t xml:space="preserve"> write some Dart code</w:t>
+      </w:r>
+    </w:p>
+    <w:p>
+      <w:pPr>
+        <w:jc w:val="both"/>
+        <w:rPr>
+          <w:b/>
+          <w:bCs/>
+          <w:sz w:val="28"/>
+          <w:szCs w:val="28"/>
+        </w:rPr>
+      </w:pPr>
+      <w:r>
+        <w:rPr>
+          <w:b/>
+          <w:bCs/>
+          <w:sz w:val="28"/>
+          <w:szCs w:val="28"/>
+        </w:rPr>
+        <w:t xml:space="preserve">        ↓</w:t>
+      </w:r>
+    </w:p>
+    <w:p>
+      <w:pPr>
+        <w:jc w:val="both"/>
+        <w:rPr>
+          <w:b/>
+          <w:bCs/>
+          <w:sz w:val="28"/>
+          <w:szCs w:val="28"/>
+        </w:rPr>
+      </w:pPr>
+      <w:r>
+        <w:rPr>
+          <w:b/>
+          <w:bCs/>
+          <w:sz w:val="28"/>
+          <w:szCs w:val="28"/>
+        </w:rPr>
+        <w:t>You add metadata/annotations</w:t>
+      </w:r>
+      <w:r>
+        <w:rPr>
+          <w:b/>
+          <w:bCs/>
+          <w:sz w:val="28"/>
+          <w:szCs w:val="28"/>
+        </w:rPr>
+        <w:t xml:space="preserve"> (decorators)</w:t>
+      </w:r>
+    </w:p>
+    <w:p>
+      <w:pPr>
+        <w:jc w:val="both"/>
+        <w:rPr>
+          <w:b/>
+          <w:bCs/>
+          <w:sz w:val="28"/>
+          <w:szCs w:val="28"/>
+        </w:rPr>
+      </w:pPr>
+      <w:r>
+        <w:rPr>
+          <w:b/>
+          <w:bCs/>
+          <w:sz w:val="28"/>
+          <w:szCs w:val="28"/>
+        </w:rPr>
+        <w:t xml:space="preserve">        ↓</w:t>
+      </w:r>
+    </w:p>
+    <w:p>
+      <w:pPr>
+        <w:jc w:val="both"/>
+        <w:rPr>
+          <w:b/>
+          <w:bCs/>
+          <w:sz w:val="28"/>
+          <w:szCs w:val="28"/>
+        </w:rPr>
+      </w:pPr>
+      <w:r>
+        <w:rPr>
+          <w:b/>
+          <w:bCs/>
+          <w:sz w:val="28"/>
+          <w:szCs w:val="28"/>
+        </w:rPr>
+        <w:t>Code generator analyzes our code</w:t>
+      </w:r>
+    </w:p>
+    <w:p>
+      <w:pPr>
+        <w:jc w:val="both"/>
+        <w:rPr>
+          <w:b/>
+          <w:bCs/>
+          <w:sz w:val="28"/>
+          <w:szCs w:val="28"/>
+        </w:rPr>
+      </w:pPr>
+      <w:r>
+        <w:rPr>
+          <w:b/>
+          <w:bCs/>
+          <w:sz w:val="28"/>
+          <w:szCs w:val="28"/>
+        </w:rPr>
+        <w:t xml:space="preserve">        ↓</w:t>
+      </w:r>
+    </w:p>
+    <w:p>
+      <w:pPr>
+        <w:jc w:val="both"/>
+        <w:rPr>
+          <w:b/>
+          <w:bCs/>
+          <w:sz w:val="28"/>
+          <w:szCs w:val="28"/>
+        </w:rPr>
+      </w:pPr>
+      <w:r>
+        <w:rPr>
+          <w:b/>
+          <w:bCs/>
+          <w:sz w:val="28"/>
+          <w:szCs w:val="28"/>
+        </w:rPr>
+        <w:t xml:space="preserve">It writes more Dart code for </w:t>
+      </w:r>
+      <w:r>
+        <w:rPr>
+          <w:b/>
+          <w:bCs/>
+          <w:sz w:val="28"/>
+          <w:szCs w:val="28"/>
+        </w:rPr>
+        <w:t>us</w:t>
+      </w:r>
+    </w:p>
+    <w:p>
+      <w:pPr>
+        <w:jc w:val="both"/>
+        <w:rPr>
+          <w:b/>
+          <w:bCs/>
+          <w:sz w:val="28"/>
+          <w:szCs w:val="28"/>
+        </w:rPr>
+      </w:pPr>
+      <w:r>
+        <w:rPr>
+          <w:b/>
+          <w:bCs/>
+          <w:sz w:val="28"/>
+          <w:szCs w:val="28"/>
+        </w:rPr>
+        <w:t xml:space="preserve">        ↓</w:t>
+      </w:r>
+    </w:p>
+    <w:p>
+      <w:pPr>
+        <w:jc w:val="both"/>
+        <w:rPr>
+          <w:b/>
+          <w:bCs/>
+          <w:sz w:val="28"/>
+          <w:szCs w:val="28"/>
+        </w:rPr>
+      </w:pPr>
+      <w:r>
+        <w:rPr>
+          <w:b/>
+          <w:bCs/>
+          <w:sz w:val="28"/>
+          <w:szCs w:val="28"/>
+        </w:rPr>
+        <w:t>O</w:t>
+      </w:r>
+      <w:r>
+        <w:rPr>
+          <w:b/>
+          <w:bCs/>
+          <w:sz w:val="28"/>
+          <w:szCs w:val="28"/>
+        </w:rPr>
+        <w:t>ur app compiles all of it</w:t>
+      </w:r>
+    </w:p>
+    <w:p>
+      <w:pPr>
+        <w:jc w:val="both"/>
+        <w:rPr>
+          <w:sz w:val="32"/>
+          <w:szCs w:val="32"/>
+        </w:rPr>
+      </w:pPr>
+      <w:r>
+        <w:rPr>
+          <w:sz w:val="32"/>
+          <w:szCs w:val="32"/>
+        </w:rPr>
+        <w:t xml:space="preserve"># </w:t>
+      </w:r>
+      <w:r>
+        <w:rPr>
+          <w:sz w:val="32"/>
+          <w:szCs w:val="32"/>
+        </w:rPr>
+        <w:t xml:space="preserve">For example, imagine </w:t>
+      </w:r>
+      <w:r>
+        <w:rPr>
+          <w:sz w:val="32"/>
+          <w:szCs w:val="32"/>
+        </w:rPr>
+        <w:t>we</w:t>
+      </w:r>
+      <w:r>
+        <w:rPr>
+          <w:sz w:val="32"/>
+          <w:szCs w:val="32"/>
+        </w:rPr>
+        <w:t xml:space="preserve"> have:</w:t>
+      </w:r>
+    </w:p>
+    <w:p>
+      <w:pPr>
+        <w:jc w:val="both"/>
+        <w:rPr>
+          <w:sz w:val="32"/>
+          <w:szCs w:val="32"/>
+        </w:rPr>
+      </w:pPr>
+      <w:r>
+        <w:rPr>
+          <w:sz w:val="32"/>
+          <w:szCs w:val="32"/>
+        </w:rPr>
+        <w:t>class User {</w:t>
+      </w:r>
+    </w:p>
+    <w:p>
+      <w:pPr>
+        <w:jc w:val="both"/>
+        <w:rPr>
+          <w:sz w:val="32"/>
+          <w:szCs w:val="32"/>
+        </w:rPr>
+      </w:pPr>
+      <w:r>
+        <w:rPr>
+          <w:sz w:val="32"/>
+          <w:szCs w:val="32"/>
+        </w:rPr>
+        <w:t xml:space="preserve">  final String name;</w:t>
+      </w:r>
+    </w:p>
+    <w:p>
+      <w:pPr>
+        <w:jc w:val="both"/>
+        <w:rPr>
+          <w:sz w:val="32"/>
+          <w:szCs w:val="32"/>
+        </w:rPr>
+      </w:pPr>
+      <w:r>
+        <w:rPr>
+          <w:sz w:val="32"/>
+          <w:szCs w:val="32"/>
+        </w:rPr>
+        <w:lastRenderedPageBreak/>
+        <w:t xml:space="preserve">  final int age;</w:t>
+      </w:r>
+    </w:p>
+    <w:p>
+      <w:pPr>
+        <w:jc w:val="both"/>
+        <w:rPr>
+          <w:sz w:val="32"/>
+          <w:szCs w:val="32"/>
+        </w:rPr>
+      </w:pPr>
+      <w:r>
+        <w:rPr>
+          <w:sz w:val="32"/>
+          <w:szCs w:val="32"/>
+        </w:rPr>
+        <w:t xml:space="preserve">  User({</w:t>
+      </w:r>
+    </w:p>
+    <w:p>
+      <w:pPr>
+        <w:jc w:val="both"/>
+        <w:rPr>
+          <w:sz w:val="32"/>
+          <w:szCs w:val="32"/>
+        </w:rPr>
+      </w:pPr>
+      <w:r>
+        <w:rPr>
+          <w:sz w:val="32"/>
+          <w:szCs w:val="32"/>
+        </w:rPr>
+        <w:t xml:space="preserve">    required this.name,</w:t>
+      </w:r>
+    </w:p>
+    <w:p>
+      <w:pPr>
+        <w:jc w:val="both"/>
+        <w:rPr>
+          <w:sz w:val="32"/>
+          <w:szCs w:val="32"/>
+        </w:rPr>
+      </w:pPr>
+      <w:r>
+        <w:rPr>
+          <w:sz w:val="32"/>
+          <w:szCs w:val="32"/>
+        </w:rPr>
+        <w:t xml:space="preserve">    required this.age,</w:t>
+      </w:r>
+    </w:p>
+    <w:p>
+      <w:pPr>
+        <w:jc w:val="both"/>
+        <w:rPr>
+          <w:sz w:val="32"/>
+          <w:szCs w:val="32"/>
+        </w:rPr>
+      </w:pPr>
+      <w:r>
+        <w:rPr>
+          <w:sz w:val="32"/>
+          <w:szCs w:val="32"/>
+        </w:rPr>
+        <w:t xml:space="preserve">  });</w:t>
+      </w:r>
+    </w:p>
+    <w:p>
+      <w:pPr>
+        <w:jc w:val="both"/>
+        <w:rPr>
+          <w:sz w:val="32"/>
+          <w:szCs w:val="32"/>
+        </w:rPr>
+      </w:pPr>
+      <w:r>
+        <w:rPr>
+          <w:sz w:val="32"/>
+          <w:szCs w:val="32"/>
+        </w:rPr>
+        <w:t>}</w:t>
+      </w:r>
+    </w:p>
+    <w:p>
+      <w:pPr>
+        <w:jc w:val="both"/>
+        <w:rPr>
+          <w:sz w:val="32"/>
+          <w:szCs w:val="32"/>
+        </w:rPr>
+      </w:pPr>
+      <w:r>
+        <w:rPr>
+          <w:sz w:val="32"/>
+          <w:szCs w:val="32"/>
+        </w:rPr>
+        <w:t># We</w:t>
+      </w:r>
+      <w:r>
+        <w:rPr>
+          <w:sz w:val="32"/>
+          <w:szCs w:val="32"/>
+        </w:rPr>
+        <w:t xml:space="preserve"> might want</w:t>
+      </w:r>
+      <w:r>
+        <w:rPr>
+          <w:sz w:val="32"/>
+          <w:szCs w:val="32"/>
+        </w:rPr>
+        <w:t xml:space="preserve"> </w:t>
+      </w:r>
+      <w:r>
+        <w:rPr>
+          <w:b/>
+          <w:bCs/>
+          <w:sz w:val="32"/>
+          <w:szCs w:val="32"/>
+        </w:rPr>
+        <w:t>Map&lt;String, dynamic&gt; toJson()</w:t>
+      </w:r>
+      <w:r>
+        <w:rPr>
+          <w:sz w:val="32"/>
+          <w:szCs w:val="32"/>
+        </w:rPr>
+        <w:t xml:space="preserve"> </w:t>
+      </w:r>
+      <w:r>
+        <w:rPr>
+          <w:sz w:val="32"/>
+          <w:szCs w:val="32"/>
+        </w:rPr>
+        <w:t>and</w:t>
+      </w:r>
+      <w:r>
+        <w:rPr>
+          <w:sz w:val="32"/>
+          <w:szCs w:val="32"/>
+        </w:rPr>
+        <w:t xml:space="preserve"> </w:t>
+      </w:r>
+      <w:r>
+        <w:rPr>
+          <w:b/>
+          <w:bCs/>
+          <w:sz w:val="32"/>
+          <w:szCs w:val="32"/>
+        </w:rPr>
+        <w:t>User.fromJson(...)</w:t>
+      </w:r>
+      <w:r>
+        <w:rPr>
+          <w:sz w:val="32"/>
+          <w:szCs w:val="32"/>
+        </w:rPr>
+        <w:t xml:space="preserve"> for JSON data serialization and deserialization. We</w:t>
+      </w:r>
+      <w:r>
+        <w:rPr>
+          <w:sz w:val="32"/>
+          <w:szCs w:val="32"/>
+        </w:rPr>
+        <w:t xml:space="preserve"> could manually write th</w:t>
+      </w:r>
+      <w:r>
+        <w:rPr>
+          <w:sz w:val="32"/>
+          <w:szCs w:val="32"/>
+        </w:rPr>
+        <w:t>ose methods and constructors b</w:t>
+      </w:r>
+      <w:r>
+        <w:rPr>
+          <w:sz w:val="32"/>
+          <w:szCs w:val="32"/>
+        </w:rPr>
+        <w:t>ut imagine having 50 models.</w:t>
+      </w:r>
+      <w:r>
+        <w:rPr>
+          <w:sz w:val="32"/>
+          <w:szCs w:val="32"/>
+        </w:rPr>
+        <w:t xml:space="preserve"> </w:t>
+      </w:r>
+      <w:r>
+        <w:rPr>
+          <w:sz w:val="32"/>
+          <w:szCs w:val="32"/>
+        </w:rPr>
+        <w:t>That's repetitive boilerplate.</w:t>
+      </w:r>
+    </w:p>
+    <w:p>
+      <w:pPr>
+        <w:jc w:val="both"/>
+        <w:rPr>
+          <w:sz w:val="32"/>
+          <w:szCs w:val="32"/>
+        </w:rPr>
+      </w:pPr>
+      <w:r>
+        <w:rPr>
+          <w:sz w:val="32"/>
+          <w:szCs w:val="32"/>
+        </w:rPr>
+        <w:t xml:space="preserve"># </w:t>
+      </w:r>
+      <w:r>
+        <w:rPr>
+          <w:sz w:val="32"/>
+          <w:szCs w:val="32"/>
+        </w:rPr>
+        <w:t>A code generator can look at our model</w:t>
+      </w:r>
+      <w:r>
+        <w:rPr>
+          <w:sz w:val="32"/>
+          <w:szCs w:val="32"/>
+        </w:rPr>
+        <w:t xml:space="preserve"> (</w:t>
+      </w:r>
+      <w:r>
+        <w:rPr>
+          <w:b/>
+          <w:bCs/>
+          <w:sz w:val="32"/>
+          <w:szCs w:val="32"/>
+        </w:rPr>
+        <w:t>User</w:t>
+      </w:r>
+      <w:r>
+        <w:rPr>
+          <w:sz w:val="32"/>
+          <w:szCs w:val="32"/>
+        </w:rPr>
+        <w:t>)</w:t>
+      </w:r>
+      <w:r>
+        <w:rPr>
+          <w:sz w:val="32"/>
+          <w:szCs w:val="32"/>
+        </w:rPr>
+        <w:t xml:space="preserve"> and generate that code automatically.</w:t>
+      </w:r>
+    </w:p>
+    <w:p>
+      <w:pPr>
+        <w:jc w:val="both"/>
+        <w:rPr>
+          <w:sz w:val="32"/>
+          <w:szCs w:val="32"/>
+        </w:rPr>
+      </w:pPr>
+    </w:p>
+    <w:p>
+      <w:pPr>
+        <w:jc w:val="both"/>
+        <w:rPr>
+          <w:b/>
+          <w:bCs/>
+          <w:sz w:val="32"/>
+          <w:szCs w:val="32"/>
+        </w:rPr>
+      </w:pPr>
+      <w:r>
+        <w:rPr>
+          <w:b/>
+          <w:bCs/>
+          <w:sz w:val="32"/>
+          <w:szCs w:val="32"/>
+        </w:rPr>
+        <w:t xml:space="preserve">Dart’s </w:t>
+      </w:r>
+      <w:r>
+        <w:rPr>
+          <w:b/>
+          <w:bCs/>
+          <w:sz w:val="32"/>
+          <w:szCs w:val="32"/>
+        </w:rPr>
+        <w:t>build_runner</w:t>
+      </w:r>
+      <w:r>
+        <w:rPr>
+          <w:b/>
+          <w:bCs/>
+          <w:sz w:val="32"/>
+          <w:szCs w:val="32"/>
+        </w:rPr>
+        <w:t>:</w:t>
+      </w:r>
+    </w:p>
+    <w:p>
+      <w:pPr>
+        <w:jc w:val="both"/>
+        <w:rPr>
+          <w:sz w:val="32"/>
+          <w:szCs w:val="32"/>
+        </w:rPr>
+      </w:pPr>
+      <w:r>
+        <w:rPr>
+          <w:sz w:val="32"/>
+          <w:szCs w:val="32"/>
+        </w:rPr>
+        <w:t>#</w:t>
+      </w:r>
+      <w:r>
+        <w:rPr>
+          <w:sz w:val="32"/>
+          <w:szCs w:val="32"/>
+        </w:rPr>
+        <w:t xml:space="preserve"> </w:t>
+      </w:r>
+      <w:bookmarkStart w:id="0" w:name="_Hlk236767488"/>
+      <w:r>
+        <w:rPr>
+          <w:b/>
+          <w:bCs/>
+          <w:sz w:val="32"/>
+          <w:szCs w:val="32"/>
+        </w:rPr>
+        <w:t>build_runner</w:t>
+      </w:r>
+      <w:r>
+        <w:rPr>
+          <w:sz w:val="32"/>
+          <w:szCs w:val="32"/>
+        </w:rPr>
+        <w:t xml:space="preserve"> is a package or tool.</w:t>
+      </w:r>
+      <w:r>
+        <w:rPr>
+          <w:sz w:val="32"/>
+          <w:szCs w:val="32"/>
+        </w:rPr>
+        <w:t xml:space="preserve"> I</w:t>
+      </w:r>
+      <w:r>
+        <w:rPr>
+          <w:sz w:val="32"/>
+          <w:szCs w:val="32"/>
+        </w:rPr>
+        <w:t>mportant distinction</w:t>
+      </w:r>
+      <w:r>
+        <w:rPr>
+          <w:sz w:val="32"/>
+          <w:szCs w:val="32"/>
+        </w:rPr>
+        <w:t>,</w:t>
+      </w:r>
+      <w:r>
+        <w:rPr>
+          <w:b/>
+          <w:bCs/>
+          <w:sz w:val="32"/>
+          <w:szCs w:val="32"/>
+        </w:rPr>
+        <w:t xml:space="preserve"> </w:t>
+      </w:r>
+      <w:r>
+        <w:rPr>
+          <w:b/>
+          <w:bCs/>
+          <w:sz w:val="32"/>
+          <w:szCs w:val="32"/>
+        </w:rPr>
+        <w:t>build_runner</w:t>
+      </w:r>
+      <w:r>
+        <w:rPr>
+          <w:sz w:val="32"/>
+          <w:szCs w:val="32"/>
+        </w:rPr>
+        <w:t xml:space="preserve"> is not usually the thing that knows how to generate our code</w:t>
+      </w:r>
+      <w:r>
+        <w:rPr>
+          <w:sz w:val="32"/>
+          <w:szCs w:val="32"/>
+        </w:rPr>
+        <w:t xml:space="preserve">. </w:t>
+      </w:r>
+      <w:r>
+        <w:rPr>
+          <w:sz w:val="32"/>
+          <w:szCs w:val="32"/>
+        </w:rPr>
+        <w:t>It's the engine/runner</w:t>
+      </w:r>
+      <w:r>
+        <w:rPr>
+          <w:sz w:val="32"/>
+          <w:szCs w:val="32"/>
+        </w:rPr>
+        <w:t xml:space="preserve"> in</w:t>
+      </w:r>
+      <w:r>
+        <w:rPr>
+          <w:b/>
+          <w:bCs/>
+          <w:sz w:val="32"/>
+          <w:szCs w:val="32"/>
+        </w:rPr>
+        <w:t xml:space="preserve"> Dart</w:t>
+      </w:r>
+      <w:r>
+        <w:rPr>
+          <w:b/>
+          <w:bCs/>
+          <w:sz w:val="32"/>
+          <w:szCs w:val="32"/>
+        </w:rPr>
+        <w:t xml:space="preserve"> </w:t>
+      </w:r>
+      <w:r>
+        <w:rPr>
+          <w:sz w:val="32"/>
+          <w:szCs w:val="32"/>
+        </w:rPr>
+        <w:t xml:space="preserve">that runs code generators called </w:t>
+      </w:r>
+      <w:r>
+        <w:rPr>
+          <w:sz w:val="32"/>
+          <w:szCs w:val="32"/>
+        </w:rPr>
+        <w:t>B</w:t>
+      </w:r>
+      <w:r>
+        <w:rPr>
+          <w:sz w:val="32"/>
+          <w:szCs w:val="32"/>
+        </w:rPr>
+        <w:t>uilders</w:t>
+      </w:r>
+    </w:p>
+    <w:p>
+      <w:pPr>
+        <w:jc w:val="both"/>
+        <w:rPr>
+          <w:sz w:val="32"/>
+          <w:szCs w:val="32"/>
+        </w:rPr>
+      </w:pPr>
+      <w:r>
+        <w:rPr>
+          <w:sz w:val="32"/>
+          <w:szCs w:val="32"/>
+        </w:rPr>
+        <w:t xml:space="preserve"># </w:t>
+      </w:r>
+      <w:r>
+        <w:rPr>
+          <w:sz w:val="32"/>
+          <w:szCs w:val="32"/>
+        </w:rPr>
+        <w:t>build_runner</w:t>
+      </w:r>
+      <w:r>
+        <w:rPr>
+          <w:sz w:val="32"/>
+          <w:szCs w:val="32"/>
+        </w:rPr>
+        <w:t xml:space="preserve"> </w:t>
+      </w:r>
+      <w:r>
+        <w:rPr>
+          <w:sz w:val="32"/>
+          <w:szCs w:val="32"/>
+        </w:rPr>
+        <w:t>is the orchestrator</w:t>
+      </w:r>
+      <w:r>
+        <w:rPr>
+          <w:sz w:val="32"/>
+          <w:szCs w:val="32"/>
+        </w:rPr>
+        <w:t xml:space="preserve"> where</w:t>
+      </w:r>
+      <w:r>
+        <w:rPr>
+          <w:b/>
+          <w:bCs/>
+          <w:sz w:val="32"/>
+          <w:szCs w:val="32"/>
+        </w:rPr>
+        <w:t xml:space="preserve"> json_serializable</w:t>
+      </w:r>
+      <w:r>
+        <w:rPr>
+          <w:sz w:val="32"/>
+          <w:szCs w:val="32"/>
+        </w:rPr>
+        <w:t xml:space="preserve">, </w:t>
+      </w:r>
+      <w:r>
+        <w:rPr>
+          <w:sz w:val="32"/>
+          <w:szCs w:val="32"/>
+        </w:rPr>
+        <w:t>is a code generator/</w:t>
+      </w:r>
+      <w:r>
+        <w:rPr>
+          <w:sz w:val="32"/>
+          <w:szCs w:val="32"/>
+        </w:rPr>
+        <w:t>B</w:t>
+      </w:r>
+      <w:r>
+        <w:rPr>
+          <w:sz w:val="32"/>
+          <w:szCs w:val="32"/>
+        </w:rPr>
+        <w:t>uilder</w:t>
+      </w:r>
+      <w:r>
+        <w:rPr>
+          <w:sz w:val="32"/>
+          <w:szCs w:val="32"/>
+        </w:rPr>
+        <w:t xml:space="preserve">, </w:t>
+      </w:r>
+      <w:r>
+        <w:rPr>
+          <w:b/>
+          <w:bCs/>
+          <w:sz w:val="32"/>
+          <w:szCs w:val="32"/>
+        </w:rPr>
+        <w:t>freezed</w:t>
+      </w:r>
+      <w:r>
+        <w:rPr>
+          <w:sz w:val="32"/>
+          <w:szCs w:val="32"/>
+        </w:rPr>
+        <w:t xml:space="preserve"> </w:t>
+      </w:r>
+      <w:r>
+        <w:rPr>
+          <w:sz w:val="32"/>
+          <w:szCs w:val="32"/>
+        </w:rPr>
+        <w:t>is another generator</w:t>
+      </w:r>
+      <w:r>
+        <w:rPr>
+          <w:sz w:val="32"/>
+          <w:szCs w:val="32"/>
+        </w:rPr>
+        <w:t xml:space="preserve">, </w:t>
+      </w:r>
+      <w:r>
+        <w:rPr>
+          <w:b/>
+          <w:bCs/>
+          <w:sz w:val="32"/>
+          <w:szCs w:val="32"/>
+        </w:rPr>
+        <w:t>retrofit_generator</w:t>
+      </w:r>
+      <w:r>
+        <w:rPr>
+          <w:sz w:val="32"/>
+          <w:szCs w:val="32"/>
+        </w:rPr>
+        <w:t xml:space="preserve"> </w:t>
+      </w:r>
+      <w:r>
+        <w:rPr>
+          <w:sz w:val="32"/>
+          <w:szCs w:val="32"/>
+        </w:rPr>
+        <w:t>is another generator</w:t>
+      </w:r>
+      <w:r>
+        <w:rPr>
+          <w:sz w:val="32"/>
+          <w:szCs w:val="32"/>
+        </w:rPr>
+        <w:t xml:space="preserve"> a</w:t>
+      </w:r>
+      <w:r>
+        <w:rPr>
+          <w:sz w:val="32"/>
+          <w:szCs w:val="32"/>
+        </w:rPr>
+        <w:t xml:space="preserve">nd so on. </w:t>
+      </w:r>
+      <w:r>
+        <w:rPr>
+          <w:sz w:val="32"/>
+          <w:szCs w:val="32"/>
+        </w:rPr>
+        <w:t>A</w:t>
+      </w:r>
+      <w:r>
+        <w:rPr>
+          <w:sz w:val="32"/>
+          <w:szCs w:val="32"/>
+        </w:rPr>
+        <w:t xml:space="preserve"> generator used by</w:t>
+      </w:r>
+      <w:r>
+        <w:rPr>
+          <w:b/>
+          <w:bCs/>
+          <w:sz w:val="32"/>
+          <w:szCs w:val="32"/>
+        </w:rPr>
+        <w:t xml:space="preserve"> build_runner</w:t>
+      </w:r>
+      <w:r>
+        <w:rPr>
+          <w:sz w:val="32"/>
+          <w:szCs w:val="32"/>
+        </w:rPr>
+        <w:t xml:space="preserve"> is called a Builder.</w:t>
+      </w:r>
+    </w:p>
+    <w:p>
+      <w:pPr>
+        <w:jc w:val="both"/>
+        <w:rPr>
+          <w:sz w:val="32"/>
+          <w:szCs w:val="32"/>
+        </w:rPr>
+      </w:pPr>
+      <w:r>
+        <w:rPr>
+          <w:sz w:val="32"/>
+          <w:szCs w:val="32"/>
+        </w:rPr>
+        <w:t xml:space="preserve"># </w:t>
+      </w:r>
+      <w:r>
+        <w:rPr>
+          <w:b/>
+          <w:bCs/>
+          <w:sz w:val="32"/>
+          <w:szCs w:val="32"/>
+        </w:rPr>
+        <w:t>build_runner</w:t>
+      </w:r>
+      <w:r>
+        <w:rPr>
+          <w:sz w:val="32"/>
+          <w:szCs w:val="32"/>
+        </w:rPr>
+        <w:t xml:space="preserve"> discovers Builders, gives them input then Builders generate files</w:t>
+      </w:r>
+    </w:p>
+    <w:p>
+      <w:pPr>
+        <w:jc w:val="both"/>
+        <w:rPr>
+          <w:sz w:val="32"/>
+          <w:szCs w:val="32"/>
+        </w:rPr>
+      </w:pPr>
+      <w:r>
+        <w:rPr>
+          <w:sz w:val="32"/>
+          <w:szCs w:val="32"/>
+        </w:rPr>
+        <w:t xml:space="preserve"># </w:t>
+      </w:r>
+      <w:r>
+        <w:rPr>
+          <w:sz w:val="32"/>
+          <w:szCs w:val="32"/>
+        </w:rPr>
+        <w:t>Think:</w:t>
+      </w:r>
+    </w:p>
+    <w:p>
+      <w:pPr>
+        <w:jc w:val="both"/>
+        <w:rPr>
+          <w:b/>
+          <w:bCs/>
+          <w:sz w:val="28"/>
+          <w:szCs w:val="28"/>
+        </w:rPr>
+      </w:pPr>
+      <w:r>
+        <w:rPr>
+          <w:b/>
+          <w:bCs/>
+          <w:sz w:val="28"/>
+          <w:szCs w:val="28"/>
+        </w:rPr>
+        <w:t xml:space="preserve">                </w:t>
+      </w:r>
+      <w:r>
+        <w:rPr>
+          <w:b/>
+          <w:bCs/>
+          <w:sz w:val="28"/>
+          <w:szCs w:val="28"/>
+        </w:rPr>
+        <w:t xml:space="preserve">              </w:t>
+      </w:r>
+      <w:r>
+        <w:rPr>
+          <w:b/>
+          <w:bCs/>
+          <w:sz w:val="28"/>
+          <w:szCs w:val="28"/>
+        </w:rPr>
+        <w:t xml:space="preserve"> build_runner</w:t>
+      </w:r>
+    </w:p>
+    <w:p>
+      <w:pPr>
+        <w:jc w:val="both"/>
+        <w:rPr>
+          <w:b/>
+          <w:bCs/>
+          <w:sz w:val="28"/>
+          <w:szCs w:val="28"/>
+        </w:rPr>
+      </w:pPr>
+      <w:r>
+        <w:rPr>
+          <w:b/>
+          <w:bCs/>
+          <w:sz w:val="28"/>
+          <w:szCs w:val="28"/>
+        </w:rPr>
+        <w:lastRenderedPageBreak/>
+        <w:t xml:space="preserve">                      </w:t>
+      </w:r>
+      <w:r>
+        <w:rPr>
+          <w:b/>
+          <w:bCs/>
+          <w:sz w:val="28"/>
+          <w:szCs w:val="28"/>
+        </w:rPr>
+        <w:t xml:space="preserve">                        </w:t>
+      </w:r>
+      <w:r>
+        <w:rPr>
+          <w:b/>
+          <w:bCs/>
+          <w:sz w:val="28"/>
+          <w:szCs w:val="28"/>
+        </w:rPr>
+        <w:t>│</w:t>
+      </w:r>
+    </w:p>
+    <w:p>
+      <w:pPr>
+        <w:jc w:val="both"/>
+        <w:rPr>
+          <w:b/>
+          <w:bCs/>
+          <w:sz w:val="28"/>
+          <w:szCs w:val="28"/>
+        </w:rPr>
+      </w:pPr>
+      <w:r>
+        <w:rPr>
+          <w:b/>
+          <w:bCs/>
+          <w:sz w:val="28"/>
+          <w:szCs w:val="28"/>
+        </w:rPr>
+        <w:t xml:space="preserve">          </w:t>
+      </w:r>
+      <w:r>
+        <w:rPr>
+          <w:b/>
+          <w:bCs/>
+          <w:sz w:val="28"/>
+          <w:szCs w:val="28"/>
+        </w:rPr>
+        <w:t xml:space="preserve">    </w:t>
+      </w:r>
+      <w:r>
+        <w:rPr>
+          <w:b/>
+          <w:bCs/>
+          <w:sz w:val="28"/>
+          <w:szCs w:val="28"/>
+        </w:rPr>
+        <w:t>┌─────</w:t>
+      </w:r>
+      <w:r>
+        <w:rPr>
+          <w:b/>
+          <w:bCs/>
+          <w:sz w:val="28"/>
+          <w:szCs w:val="28"/>
+        </w:rPr>
+        <w:t>─</w:t>
+      </w:r>
+      <w:r>
+        <w:rPr>
+          <w:b/>
+          <w:bCs/>
+          <w:sz w:val="28"/>
+          <w:szCs w:val="28"/>
+        </w:rPr>
+        <w:t>──────</w:t>
+      </w:r>
+      <w:r>
+        <w:rPr>
+          <w:rFonts w:ascii="Arial" w:hAnsi="Arial" w:cs="Arial"/>
+          <w:b/>
+          <w:bCs/>
+          <w:sz w:val="28"/>
+          <w:szCs w:val="28"/>
+        </w:rPr>
+        <w:t>┼</w:t>
+      </w:r>
+      <w:r>
+        <w:rPr>
+          <w:rFonts w:ascii="Aptos" w:hAnsi="Aptos" w:cs="Aptos"/>
+          <w:b/>
+          <w:bCs/>
+          <w:sz w:val="28"/>
+          <w:szCs w:val="28"/>
+        </w:rPr>
+        <w:t>─────</w:t>
+      </w:r>
+      <w:r>
+        <w:rPr>
+          <w:b/>
+          <w:bCs/>
+          <w:sz w:val="28"/>
+          <w:szCs w:val="28"/>
+        </w:rPr>
+        <w:t>─</w:t>
+      </w:r>
+      <w:r>
+        <w:rPr>
+          <w:rFonts w:ascii="Aptos" w:hAnsi="Aptos" w:cs="Aptos"/>
+          <w:b/>
+          <w:bCs/>
+          <w:sz w:val="28"/>
+          <w:szCs w:val="28"/>
+        </w:rPr>
+        <w:t>───────┐</w:t>
+      </w:r>
+    </w:p>
+    <w:p>
+      <w:pPr>
+        <w:jc w:val="both"/>
+        <w:rPr>
+          <w:b/>
+          <w:bCs/>
+          <w:sz w:val="28"/>
+          <w:szCs w:val="28"/>
+        </w:rPr>
+      </w:pPr>
+      <w:r>
+        <w:rPr>
+          <w:b/>
+          <w:bCs/>
+          <w:sz w:val="28"/>
+          <w:szCs w:val="28"/>
+        </w:rPr>
+        <w:t xml:space="preserve">       </w:t>
+      </w:r>
+      <w:r>
+        <w:rPr>
+          <w:b/>
+          <w:bCs/>
+          <w:sz w:val="28"/>
+          <w:szCs w:val="28"/>
+        </w:rPr>
+        <w:t xml:space="preserve">   </w:t>
+      </w:r>
+      <w:r>
+        <w:rPr>
+          <w:b/>
+          <w:bCs/>
+          <w:sz w:val="28"/>
+          <w:szCs w:val="28"/>
+        </w:rPr>
+        <w:t xml:space="preserve">  </w:t>
+      </w:r>
+      <w:r>
+        <w:rPr>
+          <w:b/>
+          <w:bCs/>
+          <w:sz w:val="28"/>
+          <w:szCs w:val="28"/>
+        </w:rPr>
+        <w:t xml:space="preserve"> </w:t>
+      </w:r>
+      <w:r>
+        <w:rPr>
+          <w:b/>
+          <w:bCs/>
+          <w:sz w:val="28"/>
+          <w:szCs w:val="28"/>
+        </w:rPr>
+        <w:t xml:space="preserve"> ↓           </w:t>
+      </w:r>
+      <w:r>
+        <w:rPr>
+          <w:b/>
+          <w:bCs/>
+          <w:sz w:val="28"/>
+          <w:szCs w:val="28"/>
+        </w:rPr>
+        <w:t xml:space="preserve">                  </w:t>
+      </w:r>
+      <w:r>
+        <w:rPr>
+          <w:b/>
+          <w:bCs/>
+          <w:sz w:val="28"/>
+          <w:szCs w:val="28"/>
+        </w:rPr>
+        <w:t xml:space="preserve">↓       </w:t>
+      </w:r>
+      <w:r>
+        <w:rPr>
+          <w:b/>
+          <w:bCs/>
+          <w:sz w:val="28"/>
+          <w:szCs w:val="28"/>
+        </w:rPr>
+        <w:t xml:space="preserve">                 </w:t>
+      </w:r>
+      <w:r>
+        <w:rPr>
+          <w:b/>
+          <w:bCs/>
+          <w:sz w:val="28"/>
+          <w:szCs w:val="28"/>
+        </w:rPr>
+        <w:t xml:space="preserve"> </w:t>
+      </w:r>
+      <w:r>
+        <w:rPr>
+          <w:b/>
+          <w:bCs/>
+          <w:sz w:val="28"/>
+          <w:szCs w:val="28"/>
+        </w:rPr>
+        <w:t xml:space="preserve">  </w:t>
+      </w:r>
+      <w:r>
+        <w:rPr>
+          <w:b/>
+          <w:bCs/>
+          <w:sz w:val="28"/>
+          <w:szCs w:val="28"/>
+        </w:rPr>
+        <w:t xml:space="preserve">   </w:t>
+      </w:r>
+      <w:r>
+        <w:rPr>
+          <w:b/>
+          <w:bCs/>
+          <w:sz w:val="28"/>
+          <w:szCs w:val="28"/>
+        </w:rPr>
+        <w:t xml:space="preserve"> </w:t>
+      </w:r>
+      <w:r>
+        <w:rPr>
+          <w:b/>
+          <w:bCs/>
+          <w:sz w:val="28"/>
+          <w:szCs w:val="28"/>
+        </w:rPr>
+        <w:t xml:space="preserve"> ↓</w:t>
+      </w:r>
+    </w:p>
+    <w:p>
+      <w:pPr>
+        <w:jc w:val="both"/>
+        <w:rPr>
+          <w:b/>
+          <w:bCs/>
+          <w:sz w:val="28"/>
+          <w:szCs w:val="28"/>
+        </w:rPr>
+      </w:pPr>
+      <w:r>
+        <w:rPr>
+          <w:b/>
+          <w:bCs/>
+          <w:sz w:val="28"/>
+          <w:szCs w:val="28"/>
+        </w:rPr>
+        <w:t xml:space="preserve">json_serializable </w:t>
+      </w:r>
+      <w:r>
+        <w:rPr>
+          <w:b/>
+          <w:bCs/>
+          <w:sz w:val="28"/>
+          <w:szCs w:val="28"/>
+        </w:rPr>
+        <w:t xml:space="preserve">   </w:t>
+      </w:r>
+      <w:r>
+        <w:rPr>
+          <w:b/>
+          <w:bCs/>
+          <w:sz w:val="28"/>
+          <w:szCs w:val="28"/>
+        </w:rPr>
+        <w:t xml:space="preserve"> Freezed   </w:t>
+      </w:r>
+      <w:r>
+        <w:rPr>
+          <w:b/>
+          <w:bCs/>
+          <w:sz w:val="28"/>
+          <w:szCs w:val="28"/>
+        </w:rPr>
+        <w:t xml:space="preserve">         </w:t>
+      </w:r>
+      <w:r>
+        <w:rPr>
+          <w:b/>
+          <w:bCs/>
+          <w:sz w:val="28"/>
+          <w:szCs w:val="28"/>
+        </w:rPr>
+        <w:t xml:space="preserve"> </w:t>
+      </w:r>
+      <w:r>
+        <w:rPr>
+          <w:b/>
+          <w:bCs/>
+          <w:sz w:val="28"/>
+          <w:szCs w:val="28"/>
+        </w:rPr>
+        <w:t xml:space="preserve">   </w:t>
+      </w:r>
+      <w:r>
+        <w:rPr>
+          <w:b/>
+          <w:bCs/>
+          <w:sz w:val="28"/>
+          <w:szCs w:val="28"/>
+        </w:rPr>
+        <w:t xml:space="preserve"> Retrofit</w:t>
+      </w:r>
+    </w:p>
+    <w:p>
+      <w:pPr>
+        <w:jc w:val="both"/>
+        <w:rPr>
+          <w:b/>
+          <w:bCs/>
+          <w:sz w:val="28"/>
+          <w:szCs w:val="28"/>
+        </w:rPr>
+      </w:pPr>
+      <w:r>
+        <w:rPr>
+          <w:b/>
+          <w:bCs/>
+          <w:sz w:val="28"/>
+          <w:szCs w:val="28"/>
+        </w:rPr>
+        <w:t xml:space="preserve">          </w:t>
+      </w:r>
+      <w:r>
+        <w:rPr>
+          <w:b/>
+          <w:bCs/>
+          <w:sz w:val="28"/>
+          <w:szCs w:val="28"/>
+        </w:rPr>
+        <w:t xml:space="preserve">    </w:t>
+      </w:r>
+      <w:r>
+        <w:rPr>
+          <w:b/>
+          <w:bCs/>
+          <w:sz w:val="28"/>
+          <w:szCs w:val="28"/>
+        </w:rPr>
+        <w:t xml:space="preserve">↓         </w:t>
+      </w:r>
+      <w:r>
+        <w:rPr>
+          <w:b/>
+          <w:bCs/>
+          <w:sz w:val="28"/>
+          <w:szCs w:val="28"/>
+        </w:rPr>
+        <w:t xml:space="preserve">                  </w:t>
+      </w:r>
+      <w:r>
+        <w:rPr>
+          <w:b/>
+          <w:bCs/>
+          <w:sz w:val="28"/>
+          <w:szCs w:val="28"/>
+        </w:rPr>
+        <w:t xml:space="preserve">  ↓       </w:t>
+      </w:r>
+      <w:r>
+        <w:rPr>
+          <w:b/>
+          <w:bCs/>
+          <w:sz w:val="28"/>
+          <w:szCs w:val="28"/>
+        </w:rPr>
+        <w:t xml:space="preserve">                 </w:t>
+      </w:r>
+      <w:r>
+        <w:rPr>
+          <w:b/>
+          <w:bCs/>
+          <w:sz w:val="28"/>
+          <w:szCs w:val="28"/>
+        </w:rPr>
+        <w:t xml:space="preserve">   </w:t>
+      </w:r>
+      <w:r>
+        <w:rPr>
+          <w:b/>
+          <w:bCs/>
+          <w:sz w:val="28"/>
+          <w:szCs w:val="28"/>
+        </w:rPr>
+        <w:t xml:space="preserve">  </w:t>
+      </w:r>
+      <w:r>
+        <w:rPr>
+          <w:b/>
+          <w:bCs/>
+          <w:sz w:val="28"/>
+          <w:szCs w:val="28"/>
+        </w:rPr>
+        <w:t xml:space="preserve">  ↓</w:t>
+      </w:r>
+    </w:p>
+    <w:p>
+      <w:pPr>
+        <w:jc w:val="both"/>
+        <w:rPr>
+          <w:b/>
+          <w:bCs/>
+          <w:sz w:val="28"/>
+          <w:szCs w:val="28"/>
+        </w:rPr>
+      </w:pPr>
+      <w:r>
+        <w:rPr>
+          <w:b/>
+          <w:bCs/>
+          <w:sz w:val="28"/>
+          <w:szCs w:val="28"/>
+        </w:rPr>
+        <w:t xml:space="preserve">    JSON code    </w:t>
+      </w:r>
+      <w:r>
+        <w:rPr>
+          <w:b/>
+          <w:bCs/>
+          <w:sz w:val="28"/>
+          <w:szCs w:val="28"/>
+        </w:rPr>
+        <w:t xml:space="preserve">      </w:t>
+      </w:r>
+      <w:r>
+        <w:rPr>
+          <w:b/>
+          <w:bCs/>
+          <w:sz w:val="28"/>
+          <w:szCs w:val="28"/>
+        </w:rPr>
+        <w:t xml:space="preserve">Model code  </w:t>
+      </w:r>
+      <w:r>
+        <w:rPr>
+          <w:b/>
+          <w:bCs/>
+          <w:sz w:val="28"/>
+          <w:szCs w:val="28"/>
+        </w:rPr>
+        <w:t xml:space="preserve">          </w:t>
+      </w:r>
+      <w:r>
+        <w:rPr>
+          <w:b/>
+          <w:bCs/>
+          <w:sz w:val="28"/>
+          <w:szCs w:val="28"/>
+        </w:rPr>
+        <w:t>API code</w:t>
+      </w:r>
+    </w:p>
+    <w:bookmarkEnd w:id="0"/>
+    <w:p>
+      <w:pPr>
+        <w:jc w:val="both"/>
+        <w:rPr>
+          <w:sz w:val="32"/>
+          <w:szCs w:val="32"/>
+        </w:rPr>
+      </w:pPr>
+      <w:r>
+        <w:rPr>
+          <w:sz w:val="32"/>
+          <w:szCs w:val="32"/>
+        </w:rPr>
+        <w:t># Codes are generated using this command:</w:t>
+      </w:r>
+    </w:p>
+    <w:p>
+      <w:pPr>
+        <w:jc w:val="both"/>
+        <w:rPr>
+          <w:b/>
+          <w:bCs/>
+          <w:color w:val="60CAF3" w:themeColor="accent4" w:themeTint="99"/>
+          <w:sz w:val="32"/>
+          <w:szCs w:val="32"/>
+        </w:rPr>
+      </w:pPr>
+      <w:r>
+        <w:rPr>
+          <w:b/>
+          <w:bCs/>
+          <w:color w:val="60CAF3" w:themeColor="accent4" w:themeTint="99"/>
+          <w:sz w:val="32"/>
+          <w:szCs w:val="32"/>
+        </w:rPr>
+        <w:t>dart run build_runner build</w:t>
+      </w:r>
+    </w:p>
+    <w:p>
+      <w:pPr>
+        <w:jc w:val="both"/>
+        <w:rPr>
+          <w:b/>
+          <w:bCs/>
+          <w:sz w:val="32"/>
+          <w:szCs w:val="32"/>
+        </w:rPr>
+      </w:pPr>
+    </w:p>
+    <w:p>
+      <w:pPr>
+        <w:jc w:val="both"/>
+        <w:rPr>
+          <w:sz w:val="32"/>
+          <w:szCs w:val="32"/>
+        </w:rPr>
+      </w:pPr>
+      <w:r>
+        <w:rPr>
+          <w:b/>
+          <w:bCs/>
+          <w:sz w:val="32"/>
+          <w:szCs w:val="32"/>
+        </w:rPr>
+        <w:t>NOTE:</w:t>
+      </w:r>
+      <w:r>
+        <w:rPr>
+          <w:b/>
+          <w:bCs/>
+          <w:sz w:val="32"/>
+          <w:szCs w:val="32"/>
+        </w:rPr>
+        <w:t xml:space="preserve"> </w:t>
+      </w:r>
+      <w:r>
+        <w:rPr>
+          <w:sz w:val="32"/>
+          <w:szCs w:val="32"/>
+        </w:rPr>
+        <w:t>For more info see f58 dart build_runner</w:t>
+      </w:r>
+      <w:r>
+        <w:rPr>
+          <w:sz w:val="32"/>
+          <w:szCs w:val="32"/>
+        </w:rPr>
+        <w:t xml:space="preserve"> and code generation packages</w:t>
+      </w:r>
+      <w:r>
+        <w:rPr>
+          <w:sz w:val="32"/>
+          <w:szCs w:val="32"/>
+        </w:rPr>
+        <w:t xml:space="preserve"> </w:t>
+      </w:r>
+    </w:p>
+    <w:p>
+      <w:pPr>
+        <w:jc w:val="both"/>
+        <w:rPr>
+          <w:b/>
+          <w:bCs/>
+          <w:sz w:val="32"/>
+          <w:szCs w:val="32"/>
+        </w:rPr>
+      </w:pPr>
+    </w:p>
+    <w:p>
+      <w:pPr>
+        <w:jc w:val="center"/>
+        <w:rPr>
+          <w:sz w:val="32"/>
+          <w:szCs w:val="32"/>
+        </w:rPr>
+      </w:pPr>
+      <w:r>
+        <w:rPr>
+          <w:sz w:val="32"/>
+          <w:szCs w:val="32"/>
+        </w:rPr>
+        <w:t>Break</w:t>
+      </w:r>
+    </w:p>
+    <w:p>
+      <w:pPr>
         <w:jc w:val="center"/>
         <w:rPr>
           <w:sz w:val="32"/>
@@ -7981,6 +9719,7 @@
                 <w:sz w:val="32"/>
                 <w:szCs w:val="32"/>
               </w:rPr>
+              <w:lastRenderedPageBreak/>
               <w:t>Type is determined at compile-time (inferred from value)</w:t>
             </w:r>
           </w:p>
@@ -8095,7 +9834,6 @@
                 <w:sz w:val="32"/>
                 <w:szCs w:val="32"/>
               </w:rPr>
-              <w:lastRenderedPageBreak/>
               <w:t>❌</w:t>
             </w:r>
             <w:r>
@@ -8153,7 +9891,6 @@
                 <w:sz w:val="32"/>
                 <w:szCs w:val="32"/>
               </w:rPr>
-              <w:lastRenderedPageBreak/>
               <w:t>var  y  =  ‘Hi’;</w:t>
             </w:r>
           </w:p>
@@ -8177,7 +9914,6 @@
                 <w:sz w:val="32"/>
                 <w:szCs w:val="32"/>
               </w:rPr>
-              <w:lastRenderedPageBreak/>
               <w:t xml:space="preserve">y  =  123; </w:t>
             </w:r>
             <w:r>
@@ -8310,7 +10046,6 @@
                 <w:sz w:val="32"/>
                 <w:szCs w:val="32"/>
               </w:rPr>
-              <w:lastRenderedPageBreak/>
               <w:t>Object  z  =   ‘Hi’;</w:t>
             </w:r>
           </w:p>
@@ -8359,7 +10094,6 @@
                 <w:sz w:val="32"/>
                 <w:szCs w:val="32"/>
               </w:rPr>
-              <w:lastRenderedPageBreak/>
               <w:t>❌</w:t>
             </w:r>
             <w:r>
@@ -8427,7 +10161,6 @@
                 <w:sz w:val="32"/>
                 <w:szCs w:val="32"/>
               </w:rPr>
-              <w:lastRenderedPageBreak/>
               <w:t>Usage:</w:t>
             </w:r>
             <w:r>
@@ -11475,7 +13208,6 @@
   <w:style w:type="character" w:default="1" w:styleId="DefaultParagraphFont">
     <w:name w:val="Default Paragraph Font"/>
     <w:uiPriority w:val="1"/>
-    <w:semiHidden/>
     <w:unhideWhenUsed/>
   </w:style>
   <w:style w:type="table" w:default="1" w:styleId="TableNormal">
